--- a/Manual de Uso - Ferramenta de Gestao de Projetos.docx
+++ b/Manual de Uso - Ferramenta de Gestao de Projetos.docx
@@ -129,7 +129,7 @@
           <w:color w:val="6A6A70"/>
           <w:sz w:val="22"/>
         </w:rPr>
-        <w:t>Versao 2.35 - 21 de agosto de 2026 (substitui a versao 2.33 de 21/08/2026)</w:t>
+        <w:t>Versao 2.88 - 17 de setembro de 2026 (substitui a versao 2.87 de 17/09/2026)</w:t>
       </w:r>
     </w:p>
     <w:p>
@@ -229,7 +229,7 @@
         <w:rPr>
           <w:noProof/>
         </w:rPr>
-        <w:instrText xml:space="preserve"> PAGEREF _Toc240380433 \h </w:instrText>
+        <w:instrText xml:space="preserve"> PAGEREF _Toc240546251 \h </w:instrText>
       </w:r>
       <w:r>
         <w:rPr>
@@ -290,7 +290,7 @@
         <w:rPr>
           <w:noProof/>
         </w:rPr>
-        <w:instrText xml:space="preserve"> PAGEREF _Toc240380434 \h </w:instrText>
+        <w:instrText xml:space="preserve"> PAGEREF _Toc240546252 \h </w:instrText>
       </w:r>
       <w:r>
         <w:rPr>
@@ -351,7 +351,7 @@
         <w:rPr>
           <w:noProof/>
         </w:rPr>
-        <w:instrText xml:space="preserve"> PAGEREF _Toc240380435 \h </w:instrText>
+        <w:instrText xml:space="preserve"> PAGEREF _Toc240546253 \h </w:instrText>
       </w:r>
       <w:r>
         <w:rPr>
@@ -368,7 +368,7 @@
         <w:rPr>
           <w:noProof/>
         </w:rPr>
-        <w:t>21</w:t>
+        <w:t>22</w:t>
       </w:r>
       <w:r>
         <w:rPr>
@@ -412,7 +412,7 @@
         <w:rPr>
           <w:noProof/>
         </w:rPr>
-        <w:instrText xml:space="preserve"> PAGEREF _Toc240380436 \h </w:instrText>
+        <w:instrText xml:space="preserve"> PAGEREF _Toc240546254 \h </w:instrText>
       </w:r>
       <w:r>
         <w:rPr>
@@ -429,7 +429,7 @@
         <w:rPr>
           <w:noProof/>
         </w:rPr>
-        <w:t>22</w:t>
+        <w:t>24</w:t>
       </w:r>
       <w:r>
         <w:rPr>
@@ -473,7 +473,7 @@
         <w:rPr>
           <w:noProof/>
         </w:rPr>
-        <w:instrText xml:space="preserve"> PAGEREF _Toc240380437 \h </w:instrText>
+        <w:instrText xml:space="preserve"> PAGEREF _Toc240546255 \h </w:instrText>
       </w:r>
       <w:r>
         <w:rPr>
@@ -490,7 +490,7 @@
         <w:rPr>
           <w:noProof/>
         </w:rPr>
-        <w:t>23</w:t>
+        <w:t>25</w:t>
       </w:r>
       <w:r>
         <w:rPr>
@@ -534,7 +534,7 @@
         <w:rPr>
           <w:noProof/>
         </w:rPr>
-        <w:instrText xml:space="preserve"> PAGEREF _Toc240380438 \h </w:instrText>
+        <w:instrText xml:space="preserve"> PAGEREF _Toc240546256 \h </w:instrText>
       </w:r>
       <w:r>
         <w:rPr>
@@ -551,7 +551,7 @@
         <w:rPr>
           <w:noProof/>
         </w:rPr>
-        <w:t>25</w:t>
+        <w:t>26</w:t>
       </w:r>
       <w:r>
         <w:rPr>
@@ -595,7 +595,7 @@
         <w:rPr>
           <w:noProof/>
         </w:rPr>
-        <w:instrText xml:space="preserve"> PAGEREF _Toc240380439 \h </w:instrText>
+        <w:instrText xml:space="preserve"> PAGEREF _Toc240546257 \h </w:instrText>
       </w:r>
       <w:r>
         <w:rPr>
@@ -612,7 +612,7 @@
         <w:rPr>
           <w:noProof/>
         </w:rPr>
-        <w:t>25</w:t>
+        <w:t>26</w:t>
       </w:r>
       <w:r>
         <w:rPr>
@@ -656,7 +656,7 @@
         <w:rPr>
           <w:noProof/>
         </w:rPr>
-        <w:instrText xml:space="preserve"> PAGEREF _Toc240380440 \h </w:instrText>
+        <w:instrText xml:space="preserve"> PAGEREF _Toc240546258 \h </w:instrText>
       </w:r>
       <w:r>
         <w:rPr>
@@ -673,7 +673,7 @@
         <w:rPr>
           <w:noProof/>
         </w:rPr>
-        <w:t>25</w:t>
+        <w:t>26</w:t>
       </w:r>
       <w:r>
         <w:rPr>
@@ -717,7 +717,7 @@
         <w:rPr>
           <w:noProof/>
         </w:rPr>
-        <w:instrText xml:space="preserve"> PAGEREF _Toc240380441 \h </w:instrText>
+        <w:instrText xml:space="preserve"> PAGEREF _Toc240546259 \h </w:instrText>
       </w:r>
       <w:r>
         <w:rPr>
@@ -734,7 +734,7 @@
         <w:rPr>
           <w:noProof/>
         </w:rPr>
-        <w:t>25</w:t>
+        <w:t>26</w:t>
       </w:r>
       <w:r>
         <w:rPr>
@@ -778,7 +778,7 @@
         <w:rPr>
           <w:noProof/>
         </w:rPr>
-        <w:instrText xml:space="preserve"> PAGEREF _Toc240380442 \h </w:instrText>
+        <w:instrText xml:space="preserve"> PAGEREF _Toc240546260 \h </w:instrText>
       </w:r>
       <w:r>
         <w:rPr>
@@ -795,7 +795,7 @@
         <w:rPr>
           <w:noProof/>
         </w:rPr>
-        <w:t>26</w:t>
+        <w:t>27</w:t>
       </w:r>
       <w:r>
         <w:rPr>
@@ -839,7 +839,7 @@
         <w:rPr>
           <w:noProof/>
         </w:rPr>
-        <w:instrText xml:space="preserve"> PAGEREF _Toc240380443 \h </w:instrText>
+        <w:instrText xml:space="preserve"> PAGEREF _Toc240546261 \h </w:instrText>
       </w:r>
       <w:r>
         <w:rPr>
@@ -856,7 +856,7 @@
         <w:rPr>
           <w:noProof/>
         </w:rPr>
-        <w:t>27</w:t>
+        <w:t>28</w:t>
       </w:r>
       <w:r>
         <w:rPr>
@@ -900,7 +900,7 @@
         <w:rPr>
           <w:noProof/>
         </w:rPr>
-        <w:instrText xml:space="preserve"> PAGEREF _Toc240380444 \h </w:instrText>
+        <w:instrText xml:space="preserve"> PAGEREF _Toc240546262 \h </w:instrText>
       </w:r>
       <w:r>
         <w:rPr>
@@ -917,7 +917,7 @@
         <w:rPr>
           <w:noProof/>
         </w:rPr>
-        <w:t>29</w:t>
+        <w:t>30</w:t>
       </w:r>
       <w:r>
         <w:rPr>
@@ -961,7 +961,7 @@
         <w:rPr>
           <w:noProof/>
         </w:rPr>
-        <w:instrText xml:space="preserve"> PAGEREF _Toc240380445 \h </w:instrText>
+        <w:instrText xml:space="preserve"> PAGEREF _Toc240546263 \h </w:instrText>
       </w:r>
       <w:r>
         <w:rPr>
@@ -978,7 +978,7 @@
         <w:rPr>
           <w:noProof/>
         </w:rPr>
-        <w:t>30</w:t>
+        <w:t>31</w:t>
       </w:r>
       <w:r>
         <w:rPr>
@@ -1022,7 +1022,7 @@
         <w:rPr>
           <w:noProof/>
         </w:rPr>
-        <w:instrText xml:space="preserve"> PAGEREF _Toc240380446 \h </w:instrText>
+        <w:instrText xml:space="preserve"> PAGEREF _Toc240546264 \h </w:instrText>
       </w:r>
       <w:r>
         <w:rPr>
@@ -1039,7 +1039,7 @@
         <w:rPr>
           <w:noProof/>
         </w:rPr>
-        <w:t>31</w:t>
+        <w:t>32</w:t>
       </w:r>
       <w:r>
         <w:rPr>
@@ -1083,7 +1083,7 @@
         <w:rPr>
           <w:noProof/>
         </w:rPr>
-        <w:instrText xml:space="preserve"> PAGEREF _Toc240380447 \h </w:instrText>
+        <w:instrText xml:space="preserve"> PAGEREF _Toc240546265 \h </w:instrText>
       </w:r>
       <w:r>
         <w:rPr>
@@ -1100,7 +1100,7 @@
         <w:rPr>
           <w:noProof/>
         </w:rPr>
-        <w:t>31</w:t>
+        <w:t>32</w:t>
       </w:r>
       <w:r>
         <w:rPr>
@@ -1144,7 +1144,7 @@
         <w:rPr>
           <w:noProof/>
         </w:rPr>
-        <w:instrText xml:space="preserve"> PAGEREF _Toc240380448 \h </w:instrText>
+        <w:instrText xml:space="preserve"> PAGEREF _Toc240546266 \h </w:instrText>
       </w:r>
       <w:r>
         <w:rPr>
@@ -1161,7 +1161,7 @@
         <w:rPr>
           <w:noProof/>
         </w:rPr>
-        <w:t>32</w:t>
+        <w:t>33</w:t>
       </w:r>
       <w:r>
         <w:rPr>
@@ -1205,7 +1205,7 @@
         <w:rPr>
           <w:noProof/>
         </w:rPr>
-        <w:instrText xml:space="preserve"> PAGEREF _Toc240380449 \h </w:instrText>
+        <w:instrText xml:space="preserve"> PAGEREF _Toc240546267 \h </w:instrText>
       </w:r>
       <w:r>
         <w:rPr>
@@ -1222,7 +1222,7 @@
         <w:rPr>
           <w:noProof/>
         </w:rPr>
-        <w:t>33</w:t>
+        <w:t>34</w:t>
       </w:r>
       <w:r>
         <w:rPr>
@@ -1266,7 +1266,7 @@
         <w:rPr>
           <w:noProof/>
         </w:rPr>
-        <w:instrText xml:space="preserve"> PAGEREF _Toc240380450 \h </w:instrText>
+        <w:instrText xml:space="preserve"> PAGEREF _Toc240546268 \h </w:instrText>
       </w:r>
       <w:r>
         <w:rPr>
@@ -1283,7 +1283,7 @@
         <w:rPr>
           <w:noProof/>
         </w:rPr>
-        <w:t>33</w:t>
+        <w:t>34</w:t>
       </w:r>
       <w:r>
         <w:rPr>
@@ -1327,7 +1327,7 @@
         <w:rPr>
           <w:noProof/>
         </w:rPr>
-        <w:instrText xml:space="preserve"> PAGEREF _Toc240380451 \h </w:instrText>
+        <w:instrText xml:space="preserve"> PAGEREF _Toc240546269 \h </w:instrText>
       </w:r>
       <w:r>
         <w:rPr>
@@ -1344,7 +1344,7 @@
         <w:rPr>
           <w:noProof/>
         </w:rPr>
-        <w:t>35</w:t>
+        <w:t>36</w:t>
       </w:r>
       <w:r>
         <w:rPr>
@@ -1388,7 +1388,7 @@
         <w:rPr>
           <w:noProof/>
         </w:rPr>
-        <w:instrText xml:space="preserve"> PAGEREF _Toc240380452 \h </w:instrText>
+        <w:instrText xml:space="preserve"> PAGEREF _Toc240546270 \h </w:instrText>
       </w:r>
       <w:r>
         <w:rPr>
@@ -1405,7 +1405,7 @@
         <w:rPr>
           <w:noProof/>
         </w:rPr>
-        <w:t>36</w:t>
+        <w:t>37</w:t>
       </w:r>
       <w:r>
         <w:rPr>
@@ -1449,7 +1449,7 @@
         <w:rPr>
           <w:noProof/>
         </w:rPr>
-        <w:instrText xml:space="preserve"> PAGEREF _Toc240380453 \h </w:instrText>
+        <w:instrText xml:space="preserve"> PAGEREF _Toc240546271 \h </w:instrText>
       </w:r>
       <w:r>
         <w:rPr>
@@ -1466,7 +1466,7 @@
         <w:rPr>
           <w:noProof/>
         </w:rPr>
-        <w:t>37</w:t>
+        <w:t>38</w:t>
       </w:r>
       <w:r>
         <w:rPr>
@@ -1510,7 +1510,7 @@
         <w:rPr>
           <w:noProof/>
         </w:rPr>
-        <w:instrText xml:space="preserve"> PAGEREF _Toc240380454 \h </w:instrText>
+        <w:instrText xml:space="preserve"> PAGEREF _Toc240546272 \h </w:instrText>
       </w:r>
       <w:r>
         <w:rPr>
@@ -1527,7 +1527,7 @@
         <w:rPr>
           <w:noProof/>
         </w:rPr>
-        <w:t>38</w:t>
+        <w:t>39</w:t>
       </w:r>
       <w:r>
         <w:rPr>
@@ -1571,7 +1571,7 @@
         <w:rPr>
           <w:noProof/>
         </w:rPr>
-        <w:instrText xml:space="preserve"> PAGEREF _Toc240380455 \h </w:instrText>
+        <w:instrText xml:space="preserve"> PAGEREF _Toc240546273 \h </w:instrText>
       </w:r>
       <w:r>
         <w:rPr>
@@ -1588,7 +1588,7 @@
         <w:rPr>
           <w:noProof/>
         </w:rPr>
-        <w:t>39</w:t>
+        <w:t>40</w:t>
       </w:r>
       <w:r>
         <w:rPr>
@@ -1632,7 +1632,7 @@
         <w:rPr>
           <w:noProof/>
         </w:rPr>
-        <w:instrText xml:space="preserve"> PAGEREF _Toc240380456 \h </w:instrText>
+        <w:instrText xml:space="preserve"> PAGEREF _Toc240546274 \h </w:instrText>
       </w:r>
       <w:r>
         <w:rPr>
@@ -1649,7 +1649,7 @@
         <w:rPr>
           <w:noProof/>
         </w:rPr>
-        <w:t>39</w:t>
+        <w:t>40</w:t>
       </w:r>
       <w:r>
         <w:rPr>
@@ -1693,7 +1693,7 @@
         <w:rPr>
           <w:noProof/>
         </w:rPr>
-        <w:instrText xml:space="preserve"> PAGEREF _Toc240380457 \h </w:instrText>
+        <w:instrText xml:space="preserve"> PAGEREF _Toc240546275 \h </w:instrText>
       </w:r>
       <w:r>
         <w:rPr>
@@ -1710,7 +1710,7 @@
         <w:rPr>
           <w:noProof/>
         </w:rPr>
-        <w:t>42</w:t>
+        <w:t>43</w:t>
       </w:r>
       <w:r>
         <w:rPr>
@@ -1754,7 +1754,7 @@
         <w:rPr>
           <w:noProof/>
         </w:rPr>
-        <w:instrText xml:space="preserve"> PAGEREF _Toc240380458 \h </w:instrText>
+        <w:instrText xml:space="preserve"> PAGEREF _Toc240546276 \h </w:instrText>
       </w:r>
       <w:r>
         <w:rPr>
@@ -1771,7 +1771,7 @@
         <w:rPr>
           <w:noProof/>
         </w:rPr>
-        <w:t>44</w:t>
+        <w:t>45</w:t>
       </w:r>
       <w:r>
         <w:rPr>
@@ -1816,7 +1816,7 @@
         <w:rPr>
           <w:noProof/>
         </w:rPr>
-        <w:instrText xml:space="preserve"> PAGEREF _Toc240380459 \h </w:instrText>
+        <w:instrText xml:space="preserve"> PAGEREF _Toc240546277 \h </w:instrText>
       </w:r>
       <w:r>
         <w:rPr>
@@ -1833,7 +1833,7 @@
         <w:rPr>
           <w:noProof/>
         </w:rPr>
-        <w:t>48</w:t>
+        <w:t>50</w:t>
       </w:r>
       <w:r>
         <w:rPr>
@@ -1877,7 +1877,7 @@
         <w:rPr>
           <w:noProof/>
         </w:rPr>
-        <w:instrText xml:space="preserve"> PAGEREF _Toc240380460 \h </w:instrText>
+        <w:instrText xml:space="preserve"> PAGEREF _Toc240546278 \h </w:instrText>
       </w:r>
       <w:r>
         <w:rPr>
@@ -1894,7 +1894,7 @@
         <w:rPr>
           <w:noProof/>
         </w:rPr>
-        <w:t>52</w:t>
+        <w:t>55</w:t>
       </w:r>
       <w:r>
         <w:rPr>
@@ -1938,7 +1938,7 @@
         <w:rPr>
           <w:noProof/>
         </w:rPr>
-        <w:instrText xml:space="preserve"> PAGEREF _Toc240380461 \h </w:instrText>
+        <w:instrText xml:space="preserve"> PAGEREF _Toc240546279 \h </w:instrText>
       </w:r>
       <w:r>
         <w:rPr>
@@ -1955,7 +1955,7 @@
         <w:rPr>
           <w:noProof/>
         </w:rPr>
-        <w:t>56</w:t>
+        <w:t>58</w:t>
       </w:r>
       <w:r>
         <w:rPr>
@@ -1999,7 +1999,7 @@
         <w:rPr>
           <w:noProof/>
         </w:rPr>
-        <w:instrText xml:space="preserve"> PAGEREF _Toc240380462 \h </w:instrText>
+        <w:instrText xml:space="preserve"> PAGEREF _Toc240546280 \h </w:instrText>
       </w:r>
       <w:r>
         <w:rPr>
@@ -2016,7 +2016,7 @@
         <w:rPr>
           <w:noProof/>
         </w:rPr>
-        <w:t>58</w:t>
+        <w:t>60</w:t>
       </w:r>
       <w:r>
         <w:rPr>
@@ -2060,7 +2060,7 @@
         <w:rPr>
           <w:noProof/>
         </w:rPr>
-        <w:instrText xml:space="preserve"> PAGEREF _Toc240380463 \h </w:instrText>
+        <w:instrText xml:space="preserve"> PAGEREF _Toc240546281 \h </w:instrText>
       </w:r>
       <w:r>
         <w:rPr>
@@ -2077,7 +2077,7 @@
         <w:rPr>
           <w:noProof/>
         </w:rPr>
-        <w:t>60</w:t>
+        <w:t>62</w:t>
       </w:r>
       <w:r>
         <w:rPr>
@@ -2121,7 +2121,7 @@
         <w:rPr>
           <w:noProof/>
         </w:rPr>
-        <w:instrText xml:space="preserve"> PAGEREF _Toc240380464 \h </w:instrText>
+        <w:instrText xml:space="preserve"> PAGEREF _Toc240546282 \h </w:instrText>
       </w:r>
       <w:r>
         <w:rPr>
@@ -2138,7 +2138,7 @@
         <w:rPr>
           <w:noProof/>
         </w:rPr>
-        <w:t>63</w:t>
+        <w:t>65</w:t>
       </w:r>
       <w:r>
         <w:rPr>
@@ -2182,7 +2182,7 @@
         <w:rPr>
           <w:noProof/>
         </w:rPr>
-        <w:instrText xml:space="preserve"> PAGEREF _Toc240380465 \h </w:instrText>
+        <w:instrText xml:space="preserve"> PAGEREF _Toc240546283 \h </w:instrText>
       </w:r>
       <w:r>
         <w:rPr>
@@ -2199,7 +2199,7 @@
         <w:rPr>
           <w:noProof/>
         </w:rPr>
-        <w:t>65</w:t>
+        <w:t>67</w:t>
       </w:r>
       <w:r>
         <w:rPr>
@@ -2243,7 +2243,7 @@
         <w:rPr>
           <w:noProof/>
         </w:rPr>
-        <w:instrText xml:space="preserve"> PAGEREF _Toc240380466 \h </w:instrText>
+        <w:instrText xml:space="preserve"> PAGEREF _Toc240546284 \h </w:instrText>
       </w:r>
       <w:r>
         <w:rPr>
@@ -2260,7 +2260,7 @@
         <w:rPr>
           <w:noProof/>
         </w:rPr>
-        <w:t>67</w:t>
+        <w:t>69</w:t>
       </w:r>
       <w:r>
         <w:rPr>
@@ -2304,7 +2304,7 @@
         <w:rPr>
           <w:noProof/>
         </w:rPr>
-        <w:instrText xml:space="preserve"> PAGEREF _Toc240380467 \h </w:instrText>
+        <w:instrText xml:space="preserve"> PAGEREF _Toc240546285 \h </w:instrText>
       </w:r>
       <w:r>
         <w:rPr>
@@ -2321,7 +2321,7 @@
         <w:rPr>
           <w:noProof/>
         </w:rPr>
-        <w:t>67</w:t>
+        <w:t>69</w:t>
       </w:r>
       <w:r>
         <w:rPr>
@@ -2365,7 +2365,7 @@
         <w:rPr>
           <w:noProof/>
         </w:rPr>
-        <w:instrText xml:space="preserve"> PAGEREF _Toc240380468 \h </w:instrText>
+        <w:instrText xml:space="preserve"> PAGEREF _Toc240546286 \h </w:instrText>
       </w:r>
       <w:r>
         <w:rPr>
@@ -2382,7 +2382,7 @@
         <w:rPr>
           <w:noProof/>
         </w:rPr>
-        <w:t>74</w:t>
+        <w:t>76</w:t>
       </w:r>
       <w:r>
         <w:rPr>
@@ -2426,7 +2426,7 @@
         <w:rPr>
           <w:noProof/>
         </w:rPr>
-        <w:instrText xml:space="preserve"> PAGEREF _Toc240380469 \h </w:instrText>
+        <w:instrText xml:space="preserve"> PAGEREF _Toc240546287 \h </w:instrText>
       </w:r>
       <w:r>
         <w:rPr>
@@ -2443,7 +2443,7 @@
         <w:rPr>
           <w:noProof/>
         </w:rPr>
-        <w:t>79</w:t>
+        <w:t>82</w:t>
       </w:r>
       <w:r>
         <w:rPr>
@@ -2487,7 +2487,7 @@
         <w:rPr>
           <w:noProof/>
         </w:rPr>
-        <w:instrText xml:space="preserve"> PAGEREF _Toc240380470 \h </w:instrText>
+        <w:instrText xml:space="preserve"> PAGEREF _Toc240546288 \h </w:instrText>
       </w:r>
       <w:r>
         <w:rPr>
@@ -2504,7 +2504,7 @@
         <w:rPr>
           <w:noProof/>
         </w:rPr>
-        <w:t>79</w:t>
+        <w:t>82</w:t>
       </w:r>
       <w:r>
         <w:rPr>
@@ -2548,7 +2548,7 @@
         <w:rPr>
           <w:noProof/>
         </w:rPr>
-        <w:instrText xml:space="preserve"> PAGEREF _Toc240380471 \h </w:instrText>
+        <w:instrText xml:space="preserve"> PAGEREF _Toc240546289 \h </w:instrText>
       </w:r>
       <w:r>
         <w:rPr>
@@ -2565,7 +2565,7 @@
         <w:rPr>
           <w:noProof/>
         </w:rPr>
-        <w:t>80</w:t>
+        <w:t>83</w:t>
       </w:r>
       <w:r>
         <w:rPr>
@@ -2609,7 +2609,7 @@
         <w:rPr>
           <w:noProof/>
         </w:rPr>
-        <w:instrText xml:space="preserve"> PAGEREF _Toc240380472 \h </w:instrText>
+        <w:instrText xml:space="preserve"> PAGEREF _Toc240546290 \h </w:instrText>
       </w:r>
       <w:r>
         <w:rPr>
@@ -2626,7 +2626,7 @@
         <w:rPr>
           <w:noProof/>
         </w:rPr>
-        <w:t>80</w:t>
+        <w:t>83</w:t>
       </w:r>
       <w:r>
         <w:rPr>
@@ -2670,7 +2670,7 @@
         <w:rPr>
           <w:noProof/>
         </w:rPr>
-        <w:instrText xml:space="preserve"> PAGEREF _Toc240380473 \h </w:instrText>
+        <w:instrText xml:space="preserve"> PAGEREF _Toc240546291 \h </w:instrText>
       </w:r>
       <w:r>
         <w:rPr>
@@ -2687,7 +2687,7 @@
         <w:rPr>
           <w:noProof/>
         </w:rPr>
-        <w:t>83</w:t>
+        <w:t>86</w:t>
       </w:r>
       <w:r>
         <w:rPr>
@@ -2731,7 +2731,7 @@
         <w:rPr>
           <w:noProof/>
         </w:rPr>
-        <w:instrText xml:space="preserve"> PAGEREF _Toc240380474 \h </w:instrText>
+        <w:instrText xml:space="preserve"> PAGEREF _Toc240546292 \h </w:instrText>
       </w:r>
       <w:r>
         <w:rPr>
@@ -2748,7 +2748,7 @@
         <w:rPr>
           <w:noProof/>
         </w:rPr>
-        <w:t>83</w:t>
+        <w:t>86</w:t>
       </w:r>
       <w:r>
         <w:rPr>
@@ -2792,7 +2792,7 @@
         <w:rPr>
           <w:noProof/>
         </w:rPr>
-        <w:instrText xml:space="preserve"> PAGEREF _Toc240380475 \h </w:instrText>
+        <w:instrText xml:space="preserve"> PAGEREF _Toc240546293 \h </w:instrText>
       </w:r>
       <w:r>
         <w:rPr>
@@ -2809,7 +2809,7 @@
         <w:rPr>
           <w:noProof/>
         </w:rPr>
-        <w:t>85</w:t>
+        <w:t>88</w:t>
       </w:r>
       <w:r>
         <w:rPr>
@@ -2853,7 +2853,7 @@
         <w:rPr>
           <w:noProof/>
         </w:rPr>
-        <w:instrText xml:space="preserve"> PAGEREF _Toc240380476 \h </w:instrText>
+        <w:instrText xml:space="preserve"> PAGEREF _Toc240546294 \h </w:instrText>
       </w:r>
       <w:r>
         <w:rPr>
@@ -2870,7 +2870,7 @@
         <w:rPr>
           <w:noProof/>
         </w:rPr>
-        <w:t>86</w:t>
+        <w:t>89</w:t>
       </w:r>
       <w:r>
         <w:rPr>
@@ -2914,7 +2914,7 @@
         <w:rPr>
           <w:noProof/>
         </w:rPr>
-        <w:instrText xml:space="preserve"> PAGEREF _Toc240380477 \h </w:instrText>
+        <w:instrText xml:space="preserve"> PAGEREF _Toc240546295 \h </w:instrText>
       </w:r>
       <w:r>
         <w:rPr>
@@ -2931,7 +2931,7 @@
         <w:rPr>
           <w:noProof/>
         </w:rPr>
-        <w:t>88</w:t>
+        <w:t>91</w:t>
       </w:r>
       <w:r>
         <w:rPr>
@@ -2975,7 +2975,7 @@
         <w:rPr>
           <w:noProof/>
         </w:rPr>
-        <w:instrText xml:space="preserve"> PAGEREF _Toc240380478 \h </w:instrText>
+        <w:instrText xml:space="preserve"> PAGEREF _Toc240546296 \h </w:instrText>
       </w:r>
       <w:r>
         <w:rPr>
@@ -2992,7 +2992,7 @@
         <w:rPr>
           <w:noProof/>
         </w:rPr>
-        <w:t>91</w:t>
+        <w:t>94</w:t>
       </w:r>
       <w:r>
         <w:rPr>
@@ -3036,7 +3036,7 @@
         <w:rPr>
           <w:noProof/>
         </w:rPr>
-        <w:instrText xml:space="preserve"> PAGEREF _Toc240380479 \h </w:instrText>
+        <w:instrText xml:space="preserve"> PAGEREF _Toc240546297 \h </w:instrText>
       </w:r>
       <w:r>
         <w:rPr>
@@ -3053,7 +3053,7 @@
         <w:rPr>
           <w:noProof/>
         </w:rPr>
-        <w:t>94</w:t>
+        <w:t>97</w:t>
       </w:r>
       <w:r>
         <w:rPr>
@@ -3097,7 +3097,7 @@
         <w:rPr>
           <w:noProof/>
         </w:rPr>
-        <w:instrText xml:space="preserve"> PAGEREF _Toc240380480 \h </w:instrText>
+        <w:instrText xml:space="preserve"> PAGEREF _Toc240546298 \h </w:instrText>
       </w:r>
       <w:r>
         <w:rPr>
@@ -3114,7 +3114,7 @@
         <w:rPr>
           <w:noProof/>
         </w:rPr>
-        <w:t>95</w:t>
+        <w:t>98</w:t>
       </w:r>
       <w:r>
         <w:rPr>
@@ -3140,7 +3140,7 @@
           <w:noProof/>
           <w:color w:val="B91D2E"/>
         </w:rPr>
-        <w:t>6.5 Ambiente de Treino</w:t>
+        <w:t>Aviso automatico de silencio (e-mail e push)</w:t>
       </w:r>
       <w:r>
         <w:rPr>
@@ -3158,7 +3158,7 @@
         <w:rPr>
           <w:noProof/>
         </w:rPr>
-        <w:instrText xml:space="preserve"> PAGEREF _Toc240380481 \h </w:instrText>
+        <w:instrText xml:space="preserve"> PAGEREF _Toc240546299 \h </w:instrText>
       </w:r>
       <w:r>
         <w:rPr>
@@ -3175,7 +3175,7 @@
         <w:rPr>
           <w:noProof/>
         </w:rPr>
-        <w:t>95</w:t>
+        <w:t>99</w:t>
       </w:r>
       <w:r>
         <w:rPr>
@@ -3201,7 +3201,7 @@
           <w:noProof/>
           <w:color w:val="B91D2E"/>
         </w:rPr>
-        <w:t>6.6 Backup automatizado</w:t>
+        <w:t>6.4.4 Meu Painel</w:t>
       </w:r>
       <w:r>
         <w:rPr>
@@ -3219,7 +3219,7 @@
         <w:rPr>
           <w:noProof/>
         </w:rPr>
-        <w:instrText xml:space="preserve"> PAGEREF _Toc240380482 \h </w:instrText>
+        <w:instrText xml:space="preserve"> PAGEREF _Toc240546300 \h </w:instrText>
       </w:r>
       <w:r>
         <w:rPr>
@@ -3236,7 +3236,7 @@
         <w:rPr>
           <w:noProof/>
         </w:rPr>
-        <w:t>96</w:t>
+        <w:t>99</w:t>
       </w:r>
       <w:r>
         <w:rPr>
@@ -3262,6 +3262,190 @@
           <w:noProof/>
           <w:color w:val="B91D2E"/>
         </w:rPr>
+        <w:t>6.4.5 Gestao de Atividades</w:t>
+      </w:r>
+      <w:r>
+        <w:rPr>
+          <w:noProof/>
+        </w:rPr>
+        <w:tab/>
+      </w:r>
+      <w:r>
+        <w:rPr>
+          <w:noProof/>
+        </w:rPr>
+        <w:fldChar w:fldCharType="begin"/>
+      </w:r>
+      <w:r>
+        <w:rPr>
+          <w:noProof/>
+        </w:rPr>
+        <w:instrText xml:space="preserve"> PAGEREF _Toc240546301 \h </w:instrText>
+      </w:r>
+      <w:r>
+        <w:rPr>
+          <w:noProof/>
+        </w:rPr>
+      </w:r>
+      <w:r>
+        <w:rPr>
+          <w:noProof/>
+        </w:rPr>
+        <w:fldChar w:fldCharType="separate"/>
+      </w:r>
+      <w:r>
+        <w:rPr>
+          <w:noProof/>
+        </w:rPr>
+        <w:t>102</w:t>
+      </w:r>
+      <w:r>
+        <w:rPr>
+          <w:noProof/>
+        </w:rPr>
+        <w:fldChar w:fldCharType="end"/>
+      </w:r>
+    </w:p>
+    <w:p>
+      <w:pPr>
+        <w:pStyle w:val="Sumrio2"/>
+        <w:tabs>
+          <w:tab w:val="right" w:leader="dot" w:pos="8828"/>
+        </w:tabs>
+        <w:rPr>
+          <w:noProof/>
+        </w:rPr>
+      </w:pPr>
+      <w:r>
+        <w:rPr>
+          <w:rFonts w:ascii="Montserrat" w:hAnsi="Montserrat"/>
+          <w:b/>
+          <w:noProof/>
+          <w:color w:val="B91D2E"/>
+        </w:rPr>
+        <w:t>6.5 Ambiente de Treino</w:t>
+      </w:r>
+      <w:r>
+        <w:rPr>
+          <w:noProof/>
+        </w:rPr>
+        <w:tab/>
+      </w:r>
+      <w:r>
+        <w:rPr>
+          <w:noProof/>
+        </w:rPr>
+        <w:fldChar w:fldCharType="begin"/>
+      </w:r>
+      <w:r>
+        <w:rPr>
+          <w:noProof/>
+        </w:rPr>
+        <w:instrText xml:space="preserve"> PAGEREF _Toc240546302 \h </w:instrText>
+      </w:r>
+      <w:r>
+        <w:rPr>
+          <w:noProof/>
+        </w:rPr>
+      </w:r>
+      <w:r>
+        <w:rPr>
+          <w:noProof/>
+        </w:rPr>
+        <w:fldChar w:fldCharType="separate"/>
+      </w:r>
+      <w:r>
+        <w:rPr>
+          <w:noProof/>
+        </w:rPr>
+        <w:t>105</w:t>
+      </w:r>
+      <w:r>
+        <w:rPr>
+          <w:noProof/>
+        </w:rPr>
+        <w:fldChar w:fldCharType="end"/>
+      </w:r>
+    </w:p>
+    <w:p>
+      <w:pPr>
+        <w:pStyle w:val="Sumrio2"/>
+        <w:tabs>
+          <w:tab w:val="right" w:leader="dot" w:pos="8828"/>
+        </w:tabs>
+        <w:rPr>
+          <w:noProof/>
+        </w:rPr>
+      </w:pPr>
+      <w:r>
+        <w:rPr>
+          <w:rFonts w:ascii="Montserrat" w:hAnsi="Montserrat"/>
+          <w:b/>
+          <w:noProof/>
+          <w:color w:val="B91D2E"/>
+        </w:rPr>
+        <w:t>6.6 Backup automatizado</w:t>
+      </w:r>
+      <w:r>
+        <w:rPr>
+          <w:noProof/>
+        </w:rPr>
+        <w:tab/>
+      </w:r>
+      <w:r>
+        <w:rPr>
+          <w:noProof/>
+        </w:rPr>
+        <w:fldChar w:fldCharType="begin"/>
+      </w:r>
+      <w:r>
+        <w:rPr>
+          <w:noProof/>
+        </w:rPr>
+        <w:instrText xml:space="preserve"> PAGEREF _Toc240546303 \h </w:instrText>
+      </w:r>
+      <w:r>
+        <w:rPr>
+          <w:noProof/>
+        </w:rPr>
+      </w:r>
+      <w:r>
+        <w:rPr>
+          <w:noProof/>
+        </w:rPr>
+        <w:fldChar w:fldCharType="separate"/>
+      </w:r>
+      <w:r>
+        <w:rPr>
+          <w:noProof/>
+        </w:rPr>
+        <w:t>105</w:t>
+      </w:r>
+      <w:r>
+        <w:rPr>
+          <w:noProof/>
+        </w:rPr>
+        <w:fldChar w:fldCharType="end"/>
+      </w:r>
+    </w:p>
+    <w:p>
+      <w:pPr>
+        <w:pStyle w:val="Sumrio2"/>
+        <w:tabs>
+          <w:tab w:val="right" w:leader="dot" w:pos="8828"/>
+        </w:tabs>
+        <w:rPr>
+          <w:noProof/>
+        </w:rPr>
+      </w:pPr>
+      <w:r>
+        <w:rPr>
+          <w:rFonts w:ascii="Montserrat" w:hAnsi="Montserrat"/>
+          <w:b/>
+          <w:noProof/>
+          <w:color w:val="B91D2E"/>
+        </w:rPr>
+        <w:lastRenderedPageBreak/>
         <w:t>6.7 Relatorio de Resultados</w:t>
       </w:r>
       <w:r>
@@ -3280,7 +3464,7 @@
         <w:rPr>
           <w:noProof/>
         </w:rPr>
-        <w:instrText xml:space="preserve"> PAGEREF _Toc240380483 \h </w:instrText>
+        <w:instrText xml:space="preserve"> PAGEREF _Toc240546304 \h </w:instrText>
       </w:r>
       <w:r>
         <w:rPr>
@@ -3297,7 +3481,7 @@
         <w:rPr>
           <w:noProof/>
         </w:rPr>
-        <w:t>97</w:t>
+        <w:t>107</w:t>
       </w:r>
       <w:r>
         <w:rPr>
@@ -3341,7 +3525,7 @@
         <w:rPr>
           <w:noProof/>
         </w:rPr>
-        <w:instrText xml:space="preserve"> PAGEREF _Toc240380484 \h </w:instrText>
+        <w:instrText xml:space="preserve"> PAGEREF _Toc240546305 \h </w:instrText>
       </w:r>
       <w:r>
         <w:rPr>
@@ -3358,7 +3542,7 @@
         <w:rPr>
           <w:noProof/>
         </w:rPr>
-        <w:t>101</w:t>
+        <w:t>110</w:t>
       </w:r>
       <w:r>
         <w:rPr>
@@ -3402,7 +3586,7 @@
         <w:rPr>
           <w:noProof/>
         </w:rPr>
-        <w:instrText xml:space="preserve"> PAGEREF _Toc240380485 \h </w:instrText>
+        <w:instrText xml:space="preserve"> PAGEREF _Toc240546306 \h </w:instrText>
       </w:r>
       <w:r>
         <w:rPr>
@@ -3419,7 +3603,7 @@
         <w:rPr>
           <w:noProof/>
         </w:rPr>
-        <w:t>102</w:t>
+        <w:t>111</w:t>
       </w:r>
       <w:r>
         <w:rPr>
@@ -3443,7 +3627,6 @@
           <w:color w:val="1A1A1A"/>
           <w:sz w:val="32"/>
         </w:rPr>
-        <w:lastRenderedPageBreak/>
         <w:fldChar w:fldCharType="end"/>
       </w:r>
     </w:p>
@@ -3479,7 +3662,7 @@
           <w:sz w:val="34"/>
         </w:rPr>
       </w:pPr>
-      <w:bookmarkStart w:id="0" w:name="_Toc240380433"/>
+      <w:bookmarkStart w:id="0" w:name="_Toc240546251"/>
       <w:r>
         <w:rPr>
           <w:rFonts w:ascii="Montserrat" w:hAnsi="Montserrat"/>
@@ -3503,7 +3686,7 @@
           <w:sz w:val="27"/>
         </w:rPr>
       </w:pPr>
-      <w:bookmarkStart w:id="1" w:name="_Toc240380434"/>
+      <w:bookmarkStart w:id="1" w:name="_Toc240546252"/>
       <w:r>
         <w:rPr>
           <w:rFonts w:ascii="Montserrat" w:hAnsi="Montserrat"/>
@@ -5115,7 +5298,7 @@
           <w:color w:val="1A1A1A"/>
           <w:sz w:val="22"/>
         </w:rPr>
-        <w:t xml:space="preserve">O manual nao substitui as Diretrizes para a Gestao de Projetos da UNIALFA (documento institucional que define o framework D01 a D07) nem o </w:t>
+        <w:t xml:space="preserve">Esta e a versao 2.81 do manual. Em relacao a versao 2.80 (15/09/2026), foi corrigido um bug critico de mesclagem no Relatorio de Situacao (secao 4.1) e no Relatorio de Entregas (secao 4.2): edicao concorrente em um item sem </w:t>
       </w:r>
       <w:r>
         <w:rPr>
@@ -5124,7 +5307,160 @@
           <w:sz w:val="22"/>
         </w:rPr>
         <w:lastRenderedPageBreak/>
-        <w:t>documento Regras de Acesso e Permissoes (que detalha cada regra de controle de acesso); ele e o guia operacional de como usar cada ferramenta na pratica.</w:t>
+        <w:t>identidade estavel podia colapsar ou duplicar a lista salva. Foi adicionada a nova pagina Meu Painel (secao 6.4.4) - uma 18a pagina em Gestao, sem restricao de papel, reunindo marcos, tarefas, riscos, entradas e entraves/encaminhamentos atribuidos a conta logada, com um botao para concluir cada item direto da lista. De apoio a essa nova pagina, o campo Responsavel (conta) (ja existente no cronograma desde a versao 2.77) foi estendido ao Registro de riscos do TAP (Passo 3), a aba Entradas do Planejamento (Passo 4) e aos Entraves/Encaminhamentos do Relatorio de Situacao (secao 4.1).</w:t>
+      </w:r>
+    </w:p>
+    <w:p>
+      <w:pPr>
+        <w:spacing w:line="280" w:lineRule="auto"/>
+        <w:rPr>
+          <w:rFonts w:ascii="Montserrat" w:hAnsi="Montserrat"/>
+          <w:color w:val="1A1A1A"/>
+          <w:sz w:val="22"/>
+        </w:rPr>
+      </w:pPr>
+      <w:r>
+        <w:rPr>
+          <w:rFonts w:ascii="Montserrat" w:hAnsi="Montserrat"/>
+          <w:color w:val="1A1A1A"/>
+          <w:sz w:val="22"/>
+        </w:rPr>
+        <w:t>Esta e a versao 2.82 do manual. Em relacao a versao 2.81 (15/09/2026), foi adicionada a nova pagina Gestao de Atividades (secao 6.4.5) - uma 19a pagina em Gestao, com acesso configuravel por papel (padrao Admin), que agrega os mesmos itens do Meu Painel por conta responsavel, dando ao PMO uma visao da carga de trabalho de toda a equipe num cartao por pessoa, alem de um indicador dos itens em aberto ainda sem Responsavel (conta) atribuido. De passagem, foi corrigida uma lacuna encontrada na configuracao de acesso do Painel de Prazos (secao 6.4.2): a linha correspondente nunca tinha sido criada na tabela de configuracoes do sistema, entao o Admin nao conseguia de fato salvar pela tela quem mais podia ver aquela pagina, apesar dos campos aparecerem normalmente.</w:t>
+      </w:r>
+    </w:p>
+    <w:p>
+      <w:pPr>
+        <w:spacing w:line="280" w:lineRule="auto"/>
+        <w:rPr>
+          <w:rFonts w:ascii="Montserrat" w:hAnsi="Montserrat"/>
+          <w:color w:val="1A1A1A"/>
+          <w:sz w:val="22"/>
+        </w:rPr>
+      </w:pPr>
+      <w:r>
+        <w:rPr>
+          <w:rFonts w:ascii="Montserrat" w:hAnsi="Montserrat"/>
+          <w:color w:val="1A1A1A"/>
+          <w:sz w:val="22"/>
+        </w:rPr>
+        <w:t>Esta e a versao 2.83 do manual. Em relacao a versao 2.82 (16/09/2026), o campo Responsavel (conta) (cronograma do Planejamento, Registro de riscos do TAP, Entradas do Planejamento e Entraves/Encaminhamentos do Relatorio de Situacao) passou a aceitar mais de uma pessoa por item - um painel com uma caixa de selecao por conta, em vez de um menu de escolha unica - e a mostrar o nome cadastrado de cada conta em vez do e-mail (caindo para o e-mail so quando a conta nao tem nome cadastrado). Foi tambem corrigido um bug que deixava o texto de cada opcao invisivel dentro desse painel (so o quadrado de selecao aparecia) em navegadores reais, causado por uma regra de estilo generica do formulario que forcava a largura do quadrado de selecao.</w:t>
+      </w:r>
+    </w:p>
+    <w:p>
+      <w:pPr>
+        <w:spacing w:line="280" w:lineRule="auto"/>
+        <w:rPr>
+          <w:rFonts w:ascii="Montserrat" w:hAnsi="Montserrat"/>
+          <w:color w:val="1A1A1A"/>
+          <w:sz w:val="22"/>
+        </w:rPr>
+      </w:pPr>
+      <w:r>
+        <w:rPr>
+          <w:rFonts w:ascii="Montserrat" w:hAnsi="Montserrat"/>
+          <w:color w:val="1A1A1A"/>
+          <w:sz w:val="22"/>
+        </w:rPr>
+        <w:t>Esta e a versao 2.84 do manual. Em relacao a versao 2.83 (16/09/2026), o e-mail de aviso automatico de prazo (secao 6.4.3) passou a trazer um link Abrir o Meu Painel, para quem recebe o aviso ja ir direto tratar o item, em vez de precisar abrir o sistema e navegar ate a tela por conta propria.</w:t>
+      </w:r>
+    </w:p>
+    <w:p>
+      <w:pPr>
+        <w:spacing w:line="280" w:lineRule="auto"/>
+        <w:rPr>
+          <w:rFonts w:ascii="Montserrat" w:hAnsi="Montserrat"/>
+          <w:color w:val="1A1A1A"/>
+          <w:sz w:val="22"/>
+        </w:rPr>
+      </w:pPr>
+      <w:r>
+        <w:rPr>
+          <w:rFonts w:ascii="Montserrat" w:hAnsi="Montserrat"/>
+          <w:color w:val="1A1A1A"/>
+          <w:sz w:val="22"/>
+        </w:rPr>
+        <w:t xml:space="preserve">Esta e a versao 2.85 do manual. Em relacao a versao 2.84 (16/09/2026), cada marco do cronograma (Passo 4) ganhou uma coluna Execucao - autorrelato de A iniciar/Em andamento/Atrasado/Concluido, com a data da ultima mudanca gravada automaticamente. Diferente do calculo automatico de atraso (que so olha as datas), e a propria pessoa sinalizando se esta de fato trabalhando no marco - visivel/editavel tambem no Meu Painel (secao 6.4.4) e exibido ao lado de </w:t>
+      </w:r>
+      <w:r>
+        <w:rPr>
+          <w:rFonts w:ascii="Montserrat" w:hAnsi="Montserrat"/>
+          <w:color w:val="1A1A1A"/>
+          <w:sz w:val="22"/>
+        </w:rPr>
+        <w:lastRenderedPageBreak/>
+        <w:t>cada marco atrasado ou vencendo no Painel de Prazos (secao 6.4.2), que passa a destacar os marcos sem nenhuma atualizacao de execucao.</w:t>
+      </w:r>
+    </w:p>
+    <w:p>
+      <w:pPr>
+        <w:spacing w:line="280" w:lineRule="auto"/>
+        <w:rPr>
+          <w:rFonts w:ascii="Montserrat" w:hAnsi="Montserrat"/>
+          <w:color w:val="1A1A1A"/>
+          <w:sz w:val="22"/>
+        </w:rPr>
+      </w:pPr>
+      <w:r>
+        <w:rPr>
+          <w:rFonts w:ascii="Montserrat" w:hAnsi="Montserrat"/>
+          <w:color w:val="1A1A1A"/>
+          <w:sz w:val="22"/>
+        </w:rPr>
+        <w:t>Esta e a versao 2.86 do manual. Em relacao a versao 2.85 (17/09/2026), o aviso automatico de prazo (secao 6.4.3) ganhou um segundo mecanismo, de silencio: quando um marco ja comecou e fica 5 dias ou mais sem nenhuma atualizacao no campo Execucao, um e-mail avisa os mesmos destinatarios do aviso de prazo, repetindo a cada 5 dias enquanto continuar parado. Diferente do aviso de prazo (que so olha a data final), este dispara por causa da inatividade - fecha a lacuna de um marco com vencimento ainda distante que podia ficar semanas parado sem ninguem ser avisado.</w:t>
+      </w:r>
+    </w:p>
+    <w:p>
+      <w:pPr>
+        <w:spacing w:line="280" w:lineRule="auto"/>
+        <w:rPr>
+          <w:rFonts w:ascii="Montserrat" w:hAnsi="Montserrat"/>
+          <w:color w:val="1A1A1A"/>
+          <w:sz w:val="22"/>
+        </w:rPr>
+      </w:pPr>
+      <w:r>
+        <w:rPr>
+          <w:rFonts w:ascii="Montserrat" w:hAnsi="Montserrat"/>
+          <w:color w:val="1A1A1A"/>
+          <w:sz w:val="22"/>
+        </w:rPr>
+        <w:t>Esta e a versao 2.87 do manual. Em relacao a versao 2.86 (17/09/2026), os dias das duas regras do aviso automatico (secao 6.4.3) - janelas do aviso de prazo, repeticao do atrasado, limite e repeticao do aviso de silencio - deixaram de ser fixos no codigo e passaram a ser configuraveis em Administracao &gt; Configuracoes (secao 6.3), num novo bloco Regras de aviso automatico de prazo e execucao, no mesmo padrao ja usado pelas metas do Relatorio de Resultados.</w:t>
+      </w:r>
+    </w:p>
+    <w:p>
+      <w:pPr>
+        <w:spacing w:line="280" w:lineRule="auto"/>
+        <w:rPr>
+          <w:rFonts w:ascii="Montserrat" w:hAnsi="Montserrat"/>
+          <w:color w:val="1A1A1A"/>
+          <w:sz w:val="22"/>
+        </w:rPr>
+      </w:pPr>
+      <w:r>
+        <w:rPr>
+          <w:rFonts w:ascii="Montserrat" w:hAnsi="Montserrat"/>
+          <w:color w:val="1A1A1A"/>
+          <w:sz w:val="22"/>
+        </w:rPr>
+        <w:t>Esta e a versao 2.88 do manual. Em relacao a versao 2.87 (17/09/2026), a Gestao de Atividades (secao 6.4.5) passou a agrupar Marcos, Tarefas, Riscos (TAP) e Entradas (Planejamento) por projeto dentro do cartao de cada pessoa, em vez de listar os itens soltos: cada grupo de projeto mostra a contagem de itens e, em Marcos, quantos estao atrasados, com os grupos de Marcos ordenados pelo mais critico primeiro; cada marco tambem passou a indicar explicitamente o campo da data (Termino previsto). Pessoas com pelo menos um item atrasado agora abrem automaticamente ao carregar a pagina.</w:t>
+      </w:r>
+    </w:p>
+    <w:p>
+      <w:pPr>
+        <w:spacing w:line="280" w:lineRule="auto"/>
+        <w:rPr>
+          <w:rFonts w:ascii="Montserrat" w:hAnsi="Montserrat"/>
+          <w:color w:val="1A1A1A"/>
+          <w:sz w:val="22"/>
+        </w:rPr>
+      </w:pPr>
+      <w:r>
+        <w:rPr>
+          <w:rFonts w:ascii="Montserrat" w:hAnsi="Montserrat"/>
+          <w:color w:val="1A1A1A"/>
+          <w:sz w:val="22"/>
+        </w:rPr>
+        <w:t>O manual nao substitui as Diretrizes para a Gestao de Projetos da UNIALFA (documento institucional que define o framework D01 a D07) nem o documento Regras de Acesso e Permissoes (que detalha cada regra de controle de acesso); ele e o guia operacional de como usar cada ferramenta na pratica.</w:t>
       </w:r>
     </w:p>
     <w:p>
@@ -5138,7 +5474,7 @@
           <w:sz w:val="27"/>
         </w:rPr>
       </w:pPr>
-      <w:bookmarkStart w:id="2" w:name="_Toc240380435"/>
+      <w:bookmarkStart w:id="2" w:name="_Toc240546253"/>
       <w:r>
         <w:rPr>
           <w:rFonts w:ascii="Montserrat" w:hAnsi="Montserrat"/>
@@ -5261,6 +5597,7 @@
           <w:color w:val="1A1A1A"/>
           <w:sz w:val="22"/>
         </w:rPr>
+        <w:lastRenderedPageBreak/>
         <w:t>1 Painel Executivo, tambem restrito a Admin, com a visao agregada de todo o sistema (secao 6.4).</w:t>
       </w:r>
     </w:p>
@@ -5333,18 +5670,17 @@
         <w:rPr>
           <w:noProof/>
         </w:rPr>
-        <w:lastRenderedPageBreak/>
         <w:drawing>
-          <wp:inline distT="0" distB="0" distL="0" distR="0" wp14:anchorId="12C65C24" wp14:editId="5F0D061C">
+          <wp:inline distT="0" distB="0" distL="0" distR="0" wp14:anchorId="33EE0D4A" wp14:editId="20ACB958">
             <wp:extent cx="5303520" cy="4792851"/>
             <wp:effectExtent l="19050" t="19050" r="11430" b="27305"/>
-            <wp:docPr id="2079907011" name="Imagem 1"/>
+            <wp:docPr id="446009559" name="Imagem 1"/>
             <wp:cNvGraphicFramePr/>
             <a:graphic xmlns:a="http://schemas.openxmlformats.org/drawingml/2006/main">
               <a:graphicData uri="http://schemas.openxmlformats.org/drawingml/2006/picture">
                 <pic:pic xmlns:pic="http://schemas.openxmlformats.org/drawingml/2006/picture">
                   <pic:nvPicPr>
-                    <pic:cNvPr id="2079907011" name=""/>
+                    <pic:cNvPr id="446009559" name=""/>
                     <pic:cNvPicPr/>
                   </pic:nvPicPr>
                   <pic:blipFill>
@@ -5412,7 +5748,7 @@
           <w:sz w:val="27"/>
         </w:rPr>
       </w:pPr>
-      <w:bookmarkStart w:id="3" w:name="_Toc240380436"/>
+      <w:bookmarkStart w:id="3" w:name="_Toc240546254"/>
       <w:r>
         <w:rPr>
           <w:rFonts w:ascii="Montserrat" w:hAnsi="Montserrat"/>
@@ -5420,6 +5756,7 @@
           <w:color w:val="B91D2E"/>
           <w:sz w:val="27"/>
         </w:rPr>
+        <w:lastRenderedPageBreak/>
         <w:t>1.3 Como acessar e fazer login</w:t>
       </w:r>
       <w:bookmarkEnd w:id="3"/>
@@ -5451,18 +5788,17 @@
         <w:rPr>
           <w:noProof/>
         </w:rPr>
-        <w:lastRenderedPageBreak/>
         <w:drawing>
-          <wp:inline distT="0" distB="0" distL="0" distR="0" wp14:anchorId="5120E8C1" wp14:editId="58F4DE1F">
+          <wp:inline distT="0" distB="0" distL="0" distR="0" wp14:anchorId="07812315" wp14:editId="43C296C4">
             <wp:extent cx="4206240" cy="3801227"/>
             <wp:effectExtent l="19050" t="19050" r="22860" b="27940"/>
-            <wp:docPr id="1000811117" name="Imagem 2"/>
+            <wp:docPr id="1498070839" name="Imagem 2"/>
             <wp:cNvGraphicFramePr/>
             <a:graphic xmlns:a="http://schemas.openxmlformats.org/drawingml/2006/main">
               <a:graphicData uri="http://schemas.openxmlformats.org/drawingml/2006/picture">
                 <pic:pic xmlns:pic="http://schemas.openxmlformats.org/drawingml/2006/picture">
                   <pic:nvPicPr>
-                    <pic:cNvPr id="1000811117" name=""/>
+                    <pic:cNvPr id="1498070839" name=""/>
                     <pic:cNvPicPr/>
                   </pic:nvPicPr>
                   <pic:blipFill>
@@ -5635,7 +5971,7 @@
           <w:sz w:val="27"/>
         </w:rPr>
       </w:pPr>
-      <w:bookmarkStart w:id="4" w:name="_Toc240380437"/>
+      <w:bookmarkStart w:id="4" w:name="_Toc240546255"/>
       <w:r>
         <w:rPr>
           <w:rFonts w:ascii="Montserrat" w:hAnsi="Montserrat"/>
@@ -5643,6 +5979,7 @@
           <w:color w:val="B91D2E"/>
           <w:sz w:val="27"/>
         </w:rPr>
+        <w:lastRenderedPageBreak/>
         <w:t>1.4 Como a ferramenta se relaciona com as Diretrizes (D01-D07)</w:t>
       </w:r>
       <w:bookmarkEnd w:id="4"/>
@@ -5717,7 +6054,6 @@
                 <w:color w:val="FFFFFF"/>
                 <w:sz w:val="19"/>
               </w:rPr>
-              <w:lastRenderedPageBreak/>
               <w:t>Passo</w:t>
             </w:r>
           </w:p>
@@ -6874,7 +7210,7 @@
           <w:sz w:val="34"/>
         </w:rPr>
       </w:pPr>
-      <w:bookmarkStart w:id="5" w:name="_Toc240380438"/>
+      <w:bookmarkStart w:id="5" w:name="_Toc240546256"/>
       <w:r>
         <w:rPr>
           <w:rFonts w:ascii="Montserrat" w:hAnsi="Montserrat"/>
@@ -6898,7 +7234,7 @@
           <w:sz w:val="27"/>
         </w:rPr>
       </w:pPr>
-      <w:bookmarkStart w:id="6" w:name="_Toc240380439"/>
+      <w:bookmarkStart w:id="6" w:name="_Toc240546257"/>
       <w:r>
         <w:rPr>
           <w:rFonts w:ascii="Montserrat" w:hAnsi="Montserrat"/>
@@ -6939,7 +7275,7 @@
           <w:sz w:val="27"/>
         </w:rPr>
       </w:pPr>
-      <w:bookmarkStart w:id="7" w:name="_Toc240380440"/>
+      <w:bookmarkStart w:id="7" w:name="_Toc240546258"/>
       <w:r>
         <w:rPr>
           <w:rFonts w:ascii="Montserrat" w:hAnsi="Montserrat"/>
@@ -7058,7 +7394,7 @@
           <w:sz w:val="27"/>
         </w:rPr>
       </w:pPr>
-      <w:bookmarkStart w:id="8" w:name="_Toc240380441"/>
+      <w:bookmarkStart w:id="8" w:name="_Toc240546259"/>
       <w:r>
         <w:rPr>
           <w:rFonts w:ascii="Montserrat" w:hAnsi="Montserrat"/>
@@ -7671,7 +8007,7 @@
           <w:sz w:val="27"/>
         </w:rPr>
       </w:pPr>
-      <w:bookmarkStart w:id="9" w:name="_Toc240380442"/>
+      <w:bookmarkStart w:id="9" w:name="_Toc240546260"/>
       <w:r>
         <w:rPr>
           <w:rFonts w:ascii="Montserrat" w:hAnsi="Montserrat"/>
@@ -7760,16 +8096,16 @@
         </w:rPr>
         <w:lastRenderedPageBreak/>
         <w:drawing>
-          <wp:inline distT="0" distB="0" distL="0" distR="0" wp14:anchorId="42092003" wp14:editId="6648FE95">
+          <wp:inline distT="0" distB="0" distL="0" distR="0" wp14:anchorId="27EDF7C8" wp14:editId="1A5CDD2D">
             <wp:extent cx="4937760" cy="4462310"/>
             <wp:effectExtent l="19050" t="19050" r="15240" b="14605"/>
-            <wp:docPr id="686269141" name="Imagem 3"/>
+            <wp:docPr id="1739795154" name="Imagem 3"/>
             <wp:cNvGraphicFramePr/>
             <a:graphic xmlns:a="http://schemas.openxmlformats.org/drawingml/2006/main">
               <a:graphicData uri="http://schemas.openxmlformats.org/drawingml/2006/picture">
                 <pic:pic xmlns:pic="http://schemas.openxmlformats.org/drawingml/2006/picture">
                   <pic:nvPicPr>
-                    <pic:cNvPr id="686269141" name=""/>
+                    <pic:cNvPr id="1739795154" name=""/>
                     <pic:cNvPicPr/>
                   </pic:nvPicPr>
                   <pic:blipFill>
@@ -7837,7 +8173,7 @@
           <w:sz w:val="27"/>
         </w:rPr>
       </w:pPr>
-      <w:bookmarkStart w:id="10" w:name="_Toc240380443"/>
+      <w:bookmarkStart w:id="10" w:name="_Toc240546261"/>
       <w:r>
         <w:rPr>
           <w:rFonts w:ascii="Montserrat" w:hAnsi="Montserrat"/>
@@ -7878,16 +8214,16 @@
         </w:rPr>
         <w:lastRenderedPageBreak/>
         <w:drawing>
-          <wp:inline distT="0" distB="0" distL="0" distR="0" wp14:anchorId="0F3158B4" wp14:editId="13A934BA">
+          <wp:inline distT="0" distB="0" distL="0" distR="0" wp14:anchorId="70E2E7B0" wp14:editId="120FE7DF">
             <wp:extent cx="5120640" cy="4627581"/>
             <wp:effectExtent l="19050" t="19050" r="22860" b="20955"/>
-            <wp:docPr id="218423966" name="Imagem 4"/>
+            <wp:docPr id="169452548" name="Imagem 4"/>
             <wp:cNvGraphicFramePr/>
             <a:graphic xmlns:a="http://schemas.openxmlformats.org/drawingml/2006/main">
               <a:graphicData uri="http://schemas.openxmlformats.org/drawingml/2006/picture">
                 <pic:pic xmlns:pic="http://schemas.openxmlformats.org/drawingml/2006/picture">
                   <pic:nvPicPr>
-                    <pic:cNvPr id="218423966" name=""/>
+                    <pic:cNvPr id="169452548" name=""/>
                     <pic:cNvPicPr/>
                   </pic:nvPicPr>
                   <pic:blipFill>
@@ -8070,7 +8406,7 @@
           <w:sz w:val="27"/>
         </w:rPr>
       </w:pPr>
-      <w:bookmarkStart w:id="11" w:name="_Toc240380444"/>
+      <w:bookmarkStart w:id="11" w:name="_Toc240546262"/>
       <w:r>
         <w:rPr>
           <w:rFonts w:ascii="Montserrat" w:hAnsi="Montserrat"/>
@@ -8110,16 +8446,16 @@
           <w:noProof/>
         </w:rPr>
         <w:drawing>
-          <wp:inline distT="0" distB="0" distL="0" distR="0" wp14:anchorId="5DE7C5FB" wp14:editId="23218B97">
+          <wp:inline distT="0" distB="0" distL="0" distR="0" wp14:anchorId="2F5344CD" wp14:editId="3D3C0CC4">
             <wp:extent cx="4206240" cy="3801227"/>
             <wp:effectExtent l="19050" t="19050" r="22860" b="27940"/>
-            <wp:docPr id="1430500930" name="Imagem 5"/>
+            <wp:docPr id="784193309" name="Imagem 5"/>
             <wp:cNvGraphicFramePr/>
             <a:graphic xmlns:a="http://schemas.openxmlformats.org/drawingml/2006/main">
               <a:graphicData uri="http://schemas.openxmlformats.org/drawingml/2006/picture">
                 <pic:pic xmlns:pic="http://schemas.openxmlformats.org/drawingml/2006/picture">
                   <pic:nvPicPr>
-                    <pic:cNvPr id="1430500930" name=""/>
+                    <pic:cNvPr id="784193309" name=""/>
                     <pic:cNvPicPr/>
                   </pic:nvPicPr>
                   <pic:blipFill>
@@ -8187,16 +8523,16 @@
         </w:rPr>
         <w:lastRenderedPageBreak/>
         <w:drawing>
-          <wp:inline distT="0" distB="0" distL="0" distR="0" wp14:anchorId="6ED10A1A" wp14:editId="7F921AF8">
+          <wp:inline distT="0" distB="0" distL="0" distR="0" wp14:anchorId="03B41FAC" wp14:editId="310F910A">
             <wp:extent cx="4206240" cy="3801227"/>
             <wp:effectExtent l="19050" t="19050" r="22860" b="27940"/>
-            <wp:docPr id="859272112" name="Imagem 6"/>
+            <wp:docPr id="1151458750" name="Imagem 6"/>
             <wp:cNvGraphicFramePr/>
             <a:graphic xmlns:a="http://schemas.openxmlformats.org/drawingml/2006/main">
               <a:graphicData uri="http://schemas.openxmlformats.org/drawingml/2006/picture">
                 <pic:pic xmlns:pic="http://schemas.openxmlformats.org/drawingml/2006/picture">
                   <pic:nvPicPr>
-                    <pic:cNvPr id="859272112" name=""/>
+                    <pic:cNvPr id="1151458750" name=""/>
                     <pic:cNvPicPr/>
                   </pic:nvPicPr>
                   <pic:blipFill>
@@ -8312,7 +8648,7 @@
           <w:sz w:val="27"/>
         </w:rPr>
       </w:pPr>
-      <w:bookmarkStart w:id="12" w:name="_Toc240380445"/>
+      <w:bookmarkStart w:id="12" w:name="_Toc240546263"/>
       <w:r>
         <w:rPr>
           <w:rFonts w:ascii="Montserrat" w:hAnsi="Montserrat"/>
@@ -8380,7 +8716,7 @@
           <w:sz w:val="27"/>
         </w:rPr>
       </w:pPr>
-      <w:bookmarkStart w:id="13" w:name="_Toc240380446"/>
+      <w:bookmarkStart w:id="13" w:name="_Toc240546264"/>
       <w:r>
         <w:rPr>
           <w:rFonts w:ascii="Montserrat" w:hAnsi="Montserrat"/>
@@ -8607,7 +8943,7 @@
           <w:sz w:val="27"/>
         </w:rPr>
       </w:pPr>
-      <w:bookmarkStart w:id="14" w:name="_Toc240380447"/>
+      <w:bookmarkStart w:id="14" w:name="_Toc240546265"/>
       <w:r>
         <w:rPr>
           <w:rFonts w:ascii="Montserrat" w:hAnsi="Montserrat"/>
@@ -8766,7 +9102,7 @@
           <w:sz w:val="27"/>
         </w:rPr>
       </w:pPr>
-      <w:bookmarkStart w:id="15" w:name="_Toc240380448"/>
+      <w:bookmarkStart w:id="15" w:name="_Toc240546266"/>
       <w:r>
         <w:rPr>
           <w:rFonts w:ascii="Montserrat" w:hAnsi="Montserrat"/>
@@ -8958,7 +9294,7 @@
           <w:sz w:val="27"/>
         </w:rPr>
       </w:pPr>
-      <w:bookmarkStart w:id="16" w:name="_Toc240380449"/>
+      <w:bookmarkStart w:id="16" w:name="_Toc240546267"/>
       <w:r>
         <w:rPr>
           <w:rFonts w:ascii="Montserrat" w:hAnsi="Montserrat"/>
@@ -9086,7 +9422,7 @@
           <w:sz w:val="27"/>
         </w:rPr>
       </w:pPr>
-      <w:bookmarkStart w:id="17" w:name="_Toc240380450"/>
+      <w:bookmarkStart w:id="17" w:name="_Toc240546268"/>
       <w:r>
         <w:rPr>
           <w:rFonts w:ascii="Montserrat" w:hAnsi="Montserrat"/>
@@ -9416,7 +9752,7 @@
           <w:sz w:val="27"/>
         </w:rPr>
       </w:pPr>
-      <w:bookmarkStart w:id="18" w:name="_Toc240380451"/>
+      <w:bookmarkStart w:id="18" w:name="_Toc240546269"/>
       <w:r>
         <w:rPr>
           <w:rFonts w:ascii="Montserrat" w:hAnsi="Montserrat"/>
@@ -9553,7 +9889,7 @@
           <w:sz w:val="27"/>
         </w:rPr>
       </w:pPr>
-      <w:bookmarkStart w:id="19" w:name="_Toc240380452"/>
+      <w:bookmarkStart w:id="19" w:name="_Toc240546270"/>
       <w:r>
         <w:rPr>
           <w:rFonts w:ascii="Montserrat" w:hAnsi="Montserrat"/>
@@ -9832,7 +10168,7 @@
           <w:sz w:val="27"/>
         </w:rPr>
       </w:pPr>
-      <w:bookmarkStart w:id="20" w:name="_Toc240380453"/>
+      <w:bookmarkStart w:id="20" w:name="_Toc240546271"/>
       <w:r>
         <w:rPr>
           <w:rFonts w:ascii="Montserrat" w:hAnsi="Montserrat"/>
@@ -10009,7 +10345,7 @@
           <w:sz w:val="27"/>
         </w:rPr>
       </w:pPr>
-      <w:bookmarkStart w:id="21" w:name="_Toc240380454"/>
+      <w:bookmarkStart w:id="21" w:name="_Toc240546272"/>
       <w:r>
         <w:rPr>
           <w:rFonts w:ascii="Montserrat" w:hAnsi="Montserrat"/>
@@ -10123,7 +10459,7 @@
           <w:sz w:val="34"/>
         </w:rPr>
       </w:pPr>
-      <w:bookmarkStart w:id="22" w:name="_Toc240380455"/>
+      <w:bookmarkStart w:id="22" w:name="_Toc240546273"/>
       <w:r>
         <w:rPr>
           <w:rFonts w:ascii="Montserrat" w:hAnsi="Montserrat"/>
@@ -10165,7 +10501,7 @@
           <w:sz w:val="27"/>
         </w:rPr>
       </w:pPr>
-      <w:bookmarkStart w:id="23" w:name="_Toc240380456"/>
+      <w:bookmarkStart w:id="23" w:name="_Toc240546274"/>
       <w:r>
         <w:rPr>
           <w:rFonts w:ascii="Montserrat" w:hAnsi="Montserrat"/>
@@ -11245,16 +11581,16 @@
         </w:rPr>
         <w:lastRenderedPageBreak/>
         <w:drawing>
-          <wp:inline distT="0" distB="0" distL="0" distR="0" wp14:anchorId="504EB201" wp14:editId="0B4BD9FB">
+          <wp:inline distT="0" distB="0" distL="0" distR="0" wp14:anchorId="11F49949" wp14:editId="031FF117">
             <wp:extent cx="5120640" cy="4627581"/>
             <wp:effectExtent l="19050" t="19050" r="22860" b="20955"/>
-            <wp:docPr id="1860767040" name="Imagem 7"/>
+            <wp:docPr id="1487795486" name="Imagem 7"/>
             <wp:cNvGraphicFramePr/>
             <a:graphic xmlns:a="http://schemas.openxmlformats.org/drawingml/2006/main">
               <a:graphicData uri="http://schemas.openxmlformats.org/drawingml/2006/picture">
                 <pic:pic xmlns:pic="http://schemas.openxmlformats.org/drawingml/2006/picture">
                   <pic:nvPicPr>
-                    <pic:cNvPr id="1860767040" name=""/>
+                    <pic:cNvPr id="1487795486" name=""/>
                     <pic:cNvPicPr/>
                   </pic:nvPicPr>
                   <pic:blipFill>
@@ -11322,16 +11658,16 @@
         </w:rPr>
         <w:lastRenderedPageBreak/>
         <w:drawing>
-          <wp:inline distT="0" distB="0" distL="0" distR="0" wp14:anchorId="6330A51D" wp14:editId="70AD165B">
+          <wp:inline distT="0" distB="0" distL="0" distR="0" wp14:anchorId="4BAE089A" wp14:editId="7BF54E12">
             <wp:extent cx="5120640" cy="4627581"/>
             <wp:effectExtent l="19050" t="19050" r="22860" b="20955"/>
-            <wp:docPr id="1255012756" name="Imagem 8"/>
+            <wp:docPr id="957772476" name="Imagem 8"/>
             <wp:cNvGraphicFramePr/>
             <a:graphic xmlns:a="http://schemas.openxmlformats.org/drawingml/2006/main">
               <a:graphicData uri="http://schemas.openxmlformats.org/drawingml/2006/picture">
                 <pic:pic xmlns:pic="http://schemas.openxmlformats.org/drawingml/2006/picture">
                   <pic:nvPicPr>
-                    <pic:cNvPr id="1255012756" name=""/>
+                    <pic:cNvPr id="957772476" name=""/>
                     <pic:cNvPicPr/>
                   </pic:nvPicPr>
                   <pic:blipFill>
@@ -11539,7 +11875,7 @@
           <w:sz w:val="27"/>
         </w:rPr>
       </w:pPr>
-      <w:bookmarkStart w:id="24" w:name="_Toc240380457"/>
+      <w:bookmarkStart w:id="24" w:name="_Toc240546275"/>
       <w:r>
         <w:rPr>
           <w:rFonts w:ascii="Montserrat" w:hAnsi="Montserrat"/>
@@ -12464,16 +12800,16 @@
           <w:noProof/>
         </w:rPr>
         <w:drawing>
-          <wp:inline distT="0" distB="0" distL="0" distR="0" wp14:anchorId="4DCD734B" wp14:editId="42B23E45">
+          <wp:inline distT="0" distB="0" distL="0" distR="0" wp14:anchorId="6621E75F" wp14:editId="3C92042D">
             <wp:extent cx="5120640" cy="4627581"/>
             <wp:effectExtent l="19050" t="19050" r="22860" b="20955"/>
-            <wp:docPr id="148266459" name="Imagem 9"/>
+            <wp:docPr id="923923928" name="Imagem 9"/>
             <wp:cNvGraphicFramePr/>
             <a:graphic xmlns:a="http://schemas.openxmlformats.org/drawingml/2006/main">
               <a:graphicData uri="http://schemas.openxmlformats.org/drawingml/2006/picture">
                 <pic:pic xmlns:pic="http://schemas.openxmlformats.org/drawingml/2006/picture">
                   <pic:nvPicPr>
-                    <pic:cNvPr id="148266459" name=""/>
+                    <pic:cNvPr id="923923928" name=""/>
                     <pic:cNvPicPr/>
                   </pic:nvPicPr>
                   <pic:blipFill>
@@ -12541,16 +12877,16 @@
         </w:rPr>
         <w:lastRenderedPageBreak/>
         <w:drawing>
-          <wp:inline distT="0" distB="0" distL="0" distR="0" wp14:anchorId="3AC8E488" wp14:editId="3F85632A">
+          <wp:inline distT="0" distB="0" distL="0" distR="0" wp14:anchorId="7717F93B" wp14:editId="29BB50B9">
             <wp:extent cx="5120640" cy="4627581"/>
             <wp:effectExtent l="19050" t="19050" r="22860" b="20955"/>
-            <wp:docPr id="1074091812" name="Imagem 10"/>
+            <wp:docPr id="580952051" name="Imagem 10"/>
             <wp:cNvGraphicFramePr/>
             <a:graphic xmlns:a="http://schemas.openxmlformats.org/drawingml/2006/main">
               <a:graphicData uri="http://schemas.openxmlformats.org/drawingml/2006/picture">
                 <pic:pic xmlns:pic="http://schemas.openxmlformats.org/drawingml/2006/picture">
                   <pic:nvPicPr>
-                    <pic:cNvPr id="1074091812" name=""/>
+                    <pic:cNvPr id="580952051" name=""/>
                     <pic:cNvPicPr/>
                   </pic:nvPicPr>
                   <pic:blipFill>
@@ -12684,7 +13020,7 @@
           <w:sz w:val="27"/>
         </w:rPr>
       </w:pPr>
-      <w:bookmarkStart w:id="25" w:name="_Toc240380458"/>
+      <w:bookmarkStart w:id="25" w:name="_Toc240546276"/>
       <w:r>
         <w:rPr>
           <w:rFonts w:ascii="Montserrat" w:hAnsi="Montserrat"/>
@@ -13737,6 +14073,24 @@
           <w:color w:val="1A1A1A"/>
           <w:sz w:val="22"/>
         </w:rPr>
+        <w:t>Responsavel (conta) em cada risco: alem do campo de texto livre Responsavel, cada risco tem um segundo campo opcional, Responsavel (conta) - um botao que abre um painel com uma caixa de selecao para cada conta da equipe do projeto selecionado, permitindo marcar uma ou mais pessoas ao mesmo tempo (mesmo padrao ja usado no cronograma do Planejamento, secao 6.4.4, Meu Painel). A lista mostra o nome cadastrado de cada conta, caindo para o e-mail so quando a conta nao tem nome cadastrado, e o botao resume a escolha (nome de quem foi marcado ou, com mais de uma pessoa, o primeiro nome seguido de +N). Quando preenchido, o risco passa a aparecer no Meu Painel (secao 6.4.4) de cada pessoa marcada, com um botao para encerra-lo (muda o Status para Encerrado) direto de la.</w:t>
+      </w:r>
+    </w:p>
+    <w:p>
+      <w:pPr>
+        <w:spacing w:line="280" w:lineRule="auto"/>
+        <w:rPr>
+          <w:rFonts w:ascii="Montserrat" w:hAnsi="Montserrat"/>
+          <w:color w:val="1A1A1A"/>
+          <w:sz w:val="22"/>
+        </w:rPr>
+      </w:pPr>
+      <w:r>
+        <w:rPr>
+          <w:rFonts w:ascii="Montserrat" w:hAnsi="Montserrat"/>
+          <w:color w:val="1A1A1A"/>
+          <w:sz w:val="22"/>
+        </w:rPr>
         <w:t>Sugestoes de riscos recorrentes: ao selecionar um Projeto vinculado, o formulario analisa automaticamente o campo Entraves de todas as Atas de Reuniao ja registradas para aquele projeto e destaca, logo abaixo da tabela de riscos, qualquer entrave que se repita em 2 ou mais atas diferentes - com a contagem de atas e um botao + Adicionar ao registro que insere a sugestao direto na tabela (status Aberto, revisao com a data de hoje). E uma regra automatica de comparacao de texto, sem chamar nenhuma IA - ela so aproveita entraves ja registrados nas atas, inclusive os que tiverem sido preenchidos via Importar transcricao da reuniao (Passo 6, secao 2.10).</w:t>
       </w:r>
     </w:p>
@@ -13749,17 +14103,18 @@
         <w:rPr>
           <w:noProof/>
         </w:rPr>
+        <w:lastRenderedPageBreak/>
         <w:drawing>
-          <wp:inline distT="0" distB="0" distL="0" distR="0" wp14:anchorId="72B53390" wp14:editId="5E4BD895">
+          <wp:inline distT="0" distB="0" distL="0" distR="0" wp14:anchorId="64A77FF5" wp14:editId="26F6FECB">
             <wp:extent cx="5120640" cy="3338440"/>
             <wp:effectExtent l="19050" t="19050" r="22860" b="14605"/>
-            <wp:docPr id="1561503971" name="Imagem 11"/>
+            <wp:docPr id="1143300345" name="Imagem 11"/>
             <wp:cNvGraphicFramePr/>
             <a:graphic xmlns:a="http://schemas.openxmlformats.org/drawingml/2006/main">
               <a:graphicData uri="http://schemas.openxmlformats.org/drawingml/2006/picture">
                 <pic:pic xmlns:pic="http://schemas.openxmlformats.org/drawingml/2006/picture">
                   <pic:nvPicPr>
-                    <pic:cNvPr id="1561503971" name=""/>
+                    <pic:cNvPr id="1143300345" name=""/>
                     <pic:cNvPicPr/>
                   </pic:nvPicPr>
                   <pic:blipFill>
@@ -13827,16 +14182,16 @@
         </w:rPr>
         <w:lastRenderedPageBreak/>
         <w:drawing>
-          <wp:inline distT="0" distB="0" distL="0" distR="0" wp14:anchorId="0EA863BD" wp14:editId="602E8630">
+          <wp:inline distT="0" distB="0" distL="0" distR="0" wp14:anchorId="02C891ED" wp14:editId="2FDDEBA1">
             <wp:extent cx="5120640" cy="4627581"/>
             <wp:effectExtent l="19050" t="19050" r="22860" b="20955"/>
-            <wp:docPr id="1445437605" name="Imagem 12"/>
+            <wp:docPr id="1593520326" name="Imagem 12"/>
             <wp:cNvGraphicFramePr/>
             <a:graphic xmlns:a="http://schemas.openxmlformats.org/drawingml/2006/main">
               <a:graphicData uri="http://schemas.openxmlformats.org/drawingml/2006/picture">
                 <pic:pic xmlns:pic="http://schemas.openxmlformats.org/drawingml/2006/picture">
                   <pic:nvPicPr>
-                    <pic:cNvPr id="1445437605" name=""/>
+                    <pic:cNvPr id="1593520326" name=""/>
                     <pic:cNvPicPr/>
                   </pic:nvPicPr>
                   <pic:blipFill>
@@ -14040,7 +14395,7 @@
           <w:sz w:val="27"/>
         </w:rPr>
       </w:pPr>
-      <w:bookmarkStart w:id="26" w:name="_Toc240380459"/>
+      <w:bookmarkStart w:id="26" w:name="_Toc240546277"/>
       <w:r>
         <w:rPr>
           <w:rFonts w:ascii="Montserrat" w:hAnsi="Montserrat"/>
@@ -14601,16 +14956,16 @@
           <w:noProof/>
         </w:rPr>
         <w:drawing>
-          <wp:inline distT="0" distB="0" distL="0" distR="0" wp14:anchorId="5524EC36" wp14:editId="14823CEB">
+          <wp:inline distT="0" distB="0" distL="0" distR="0" wp14:anchorId="64C60128" wp14:editId="03A0C32E">
             <wp:extent cx="5120640" cy="4627581"/>
             <wp:effectExtent l="19050" t="19050" r="22860" b="20955"/>
-            <wp:docPr id="2026115166" name="Imagem 13"/>
+            <wp:docPr id="835895128" name="Imagem 13"/>
             <wp:cNvGraphicFramePr/>
             <a:graphic xmlns:a="http://schemas.openxmlformats.org/drawingml/2006/main">
               <a:graphicData uri="http://schemas.openxmlformats.org/drawingml/2006/picture">
                 <pic:pic xmlns:pic="http://schemas.openxmlformats.org/drawingml/2006/picture">
                   <pic:nvPicPr>
-                    <pic:cNvPr id="2026115166" name=""/>
+                    <pic:cNvPr id="835895128" name=""/>
                     <pic:cNvPicPr/>
                   </pic:nvPicPr>
                   <pic:blipFill>
@@ -14678,16 +15033,16 @@
         </w:rPr>
         <w:lastRenderedPageBreak/>
         <w:drawing>
-          <wp:inline distT="0" distB="0" distL="0" distR="0" wp14:anchorId="029342FA" wp14:editId="1E0D6A82">
+          <wp:inline distT="0" distB="0" distL="0" distR="0" wp14:anchorId="4BAF38B1" wp14:editId="0AF1ACEC">
             <wp:extent cx="5120640" cy="4627581"/>
             <wp:effectExtent l="19050" t="19050" r="22860" b="20955"/>
-            <wp:docPr id="1035913325" name="Imagem 14"/>
+            <wp:docPr id="484676004" name="Imagem 14"/>
             <wp:cNvGraphicFramePr/>
             <a:graphic xmlns:a="http://schemas.openxmlformats.org/drawingml/2006/main">
               <a:graphicData uri="http://schemas.openxmlformats.org/drawingml/2006/picture">
                 <pic:pic xmlns:pic="http://schemas.openxmlformats.org/drawingml/2006/picture">
                   <pic:nvPicPr>
-                    <pic:cNvPr id="1035913325" name=""/>
+                    <pic:cNvPr id="484676004" name=""/>
                     <pic:cNvPicPr/>
                   </pic:nvPicPr>
                   <pic:blipFill>
@@ -14900,7 +15255,16 @@
           <w:color w:val="1A1A1A"/>
           <w:sz w:val="22"/>
         </w:rPr>
-        <w:t>Responsavel (conta): alem do campo de texto livre Responsavel, cada marco tem um segundo campo opcional, Responsavel (conta) - um seletor com as contas que fazem parte da equipe do projeto selecionado (secao 2.5). Diferente do texto livre, que e so uma anotacao, esse campo vincula o marco a uma conta de verdade: e a partir dele (mais o papel Gerente de Projetos da equipe do projeto) que o sistema sabe para quem mandar o aviso automatico de prazo (secao 6.4.3) e para popular o Painel de Prazos (secao 6.4.2). Preencher esse campo e opcional - um marco sem Responsavel (conta) continua funcionando normalmente, so nao gera aviso individual.</w:t>
+        <w:t xml:space="preserve">Execucao (autorrelato): cada marco tem uma coluna Execucao - um seletor com A iniciar / Em andamento / Atrasado / Concluido, com a data da ultima mudanca gravada automaticamente (nao editada a mao). E diferente do que o sistema ja calculava sozinho a partir das datas (atrasado ou nao): e a propria pessoa sinalizando se esta de fato trabalhando no marco - o unico jeito de saber isso entre o Inicio previsto e o vencimento, ja que antes so dava pra descobrir que nada andou quando o prazo ja tinha passado. Aparece tambem no Meu Painel (secao 6.4.4, onde o responsavel normalmente atualiza, sem precisar abrir o Planejamento inteiro) e no Painel de Prazos (secao 6.4.2), ao lado de cada </w:t>
+      </w:r>
+      <w:r>
+        <w:rPr>
+          <w:rFonts w:ascii="Montserrat" w:hAnsi="Montserrat"/>
+          <w:color w:val="1A1A1A"/>
+          <w:sz w:val="22"/>
+        </w:rPr>
+        <w:lastRenderedPageBreak/>
+        <w:t>marco atrasado ou vencendo. Escolher Concluido tambem preenche a Conclusao real com a data de hoje, para os dois campos nao ficarem discordando.</w:t>
       </w:r>
     </w:p>
     <w:p>
@@ -14918,7 +15282,60 @@
           <w:color w:val="1A1A1A"/>
           <w:sz w:val="22"/>
         </w:rPr>
-        <w:lastRenderedPageBreak/>
+        <w:t xml:space="preserve">Responsavel (conta): alem do campo de texto livre Responsavel, cada marco tem um segundo campo opcional, Responsavel (conta) - um botao que abre um painel com uma caixa de selecao para cada conta da equipe do projeto selecionado (secao 2.5), permitindo marcar uma ou mais pessoas para o mesmo marco. A lista mostra o nome cadastrado de cada conta (caindo para o e-mail quando nao houver nome), e o botao resume a escolha (nome, ou </w:t>
+      </w:r>
+    </w:p>
+    <w:p>
+      <w:pPr>
+        <w:spacing w:line="280" w:lineRule="auto"/>
+        <w:rPr>
+          <w:rFonts w:ascii="Montserrat" w:hAnsi="Montserrat"/>
+          <w:color w:val="1A1A1A"/>
+          <w:sz w:val="22"/>
+        </w:rPr>
+      </w:pPr>
+      <w:r>
+        <w:rPr>
+          <w:rFonts w:ascii="Montserrat" w:hAnsi="Montserrat"/>
+          <w:color w:val="1A1A1A"/>
+          <w:sz w:val="22"/>
+        </w:rPr>
+        <w:t>ome +N com mais de uma pessoa marcada). Diferente do texto livre, que e so uma anotacao, esse campo vincula o marco a contas de verdade: e a partir dele (mais o papel Gerente de Projetos da equipe do projeto) que o sistema sabe para quem mandar o aviso automatico de prazo (secao 6.4.3), para popular o Painel de Prazos (secao 6.4.2) e para popular o Meu Painel (secao 6.4.4) de cada conta marcada. Preencher esse campo e opcional - um marco sem Responsavel (conta) continua funcionando normalmente, so nao gera aviso individual nem aparece no Meu Painel de ninguem.</w:t>
+      </w:r>
+    </w:p>
+    <w:p>
+      <w:pPr>
+        <w:spacing w:line="280" w:lineRule="auto"/>
+        <w:rPr>
+          <w:rFonts w:ascii="Montserrat" w:hAnsi="Montserrat"/>
+          <w:color w:val="1A1A1A"/>
+          <w:sz w:val="22"/>
+        </w:rPr>
+      </w:pPr>
+      <w:r>
+        <w:rPr>
+          <w:rFonts w:ascii="Montserrat" w:hAnsi="Montserrat"/>
+          <w:color w:val="1A1A1A"/>
+          <w:sz w:val="22"/>
+        </w:rPr>
+        <w:t>Responsavel (conta) nas Entradas (aba 4): no mesmo padrao do cronograma acima, cada linha da aba Entradas tem um botao Responsavel (conta) opcional que abre um painel com uma caixa de selecao por conta da equipe do projeto, permitindo marcar mais de uma pessoa. Quando preenchido, a entrada passa a aparecer no Meu Painel (secao 6.4.4) de cada pessoa marcada, com um botao para conclui-la (muda o Status para OK) direto de la.</w:t>
+      </w:r>
+    </w:p>
+    <w:p>
+      <w:pPr>
+        <w:spacing w:line="280" w:lineRule="auto"/>
+        <w:rPr>
+          <w:rFonts w:ascii="Montserrat" w:hAnsi="Montserrat"/>
+          <w:color w:val="1A1A1A"/>
+          <w:sz w:val="22"/>
+        </w:rPr>
+      </w:pPr>
+      <w:r>
+        <w:rPr>
+          <w:rFonts w:ascii="Montserrat" w:hAnsi="Montserrat"/>
+          <w:color w:val="1A1A1A"/>
+          <w:sz w:val="22"/>
+        </w:rPr>
         <w:t>Tarefas dentro de um marco: quando um marco precisar de mais detalhe, o botao + Tarefas (ultima coluna da tabela) abre uma lista simples logo abaixo da linha - nome da tarefa e uma caixa de concluida, sem data ou responsavel proprios (quem tem isso e o marco). O botao muda para Tarefas (2/3), por exemplo, mostrando quantas ja foram concluidas, e fica com contorno laranja enquanto houver alguma pendente. E totalmente opcional - um marco sem nenhuma tarefa continua funcionando normalmente. Ao lado do botao + Adicionar linha, um resumo mostra o percentual de tarefas concluidas somando todos os marcos do cronograma.</w:t>
       </w:r>
     </w:p>
@@ -14943,7 +15360,16 @@
           <w:color w:val="1A1A1A"/>
           <w:sz w:val="22"/>
         </w:rPr>
-        <w:t>Assistente de preenchimento por IA: apos selecionar o Projeto vinculado, o botao Sugerir com IA le a Solicitacao de Demanda, o TAP, o Canvas e as Atas de Reuniao do projeto e sugere o Solicitante (capa), o preenchimento da aba Pre-projeto (incluindo Macro fases, resumidas dos entregaveis/escopo do TAP), um rascunho inicial do cronograma (aba 3, quando ainda vazio) e a Introducao/Situacao atual/Proposta de mudanca/Beneficios na aba Viabilidade. O campo Negocio (capa) fica de fora, por nao ter fonte confiavel nos documentos (secao 2.12).</w:t>
+        <w:t xml:space="preserve">Assistente de preenchimento por IA: apos selecionar o Projeto vinculado, o botao Sugerir com IA le a Solicitacao de Demanda, o TAP, o Canvas e as Atas de Reuniao do projeto e sugere o Solicitante (capa), o preenchimento da aba Pre-projeto (incluindo Macro fases, resumidas dos entregaveis/escopo do TAP), um rascunho inicial do cronograma (aba 3, quando ainda vazio) e a Introducao/Situacao atual/Proposta de </w:t>
+      </w:r>
+      <w:r>
+        <w:rPr>
+          <w:rFonts w:ascii="Montserrat" w:hAnsi="Montserrat"/>
+          <w:color w:val="1A1A1A"/>
+          <w:sz w:val="22"/>
+        </w:rPr>
+        <w:lastRenderedPageBreak/>
+        <w:t>mudanca/Beneficios na aba Viabilidade. O campo Negocio (capa) fica de fora, por nao ter fonte confiavel nos documentos (secao 2.12).</w:t>
       </w:r>
     </w:p>
     <w:p>
@@ -14957,7 +15383,7 @@
           <w:sz w:val="27"/>
         </w:rPr>
       </w:pPr>
-      <w:bookmarkStart w:id="27" w:name="_Toc240380460"/>
+      <w:bookmarkStart w:id="27" w:name="_Toc240546278"/>
       <w:r>
         <w:rPr>
           <w:rFonts w:ascii="Montserrat" w:hAnsi="Montserrat"/>
@@ -14996,18 +15422,17 @@
         <w:rPr>
           <w:noProof/>
         </w:rPr>
-        <w:lastRenderedPageBreak/>
         <w:drawing>
-          <wp:inline distT="0" distB="0" distL="0" distR="0" wp14:anchorId="42D940AF" wp14:editId="7E4CB01B">
+          <wp:inline distT="0" distB="0" distL="0" distR="0" wp14:anchorId="51235413" wp14:editId="3CA26484">
             <wp:extent cx="5120640" cy="4627581"/>
             <wp:effectExtent l="19050" t="19050" r="22860" b="20955"/>
-            <wp:docPr id="1097857730" name="Imagem 15"/>
+            <wp:docPr id="1352562710" name="Imagem 15"/>
             <wp:cNvGraphicFramePr/>
             <a:graphic xmlns:a="http://schemas.openxmlformats.org/drawingml/2006/main">
               <a:graphicData uri="http://schemas.openxmlformats.org/drawingml/2006/picture">
                 <pic:pic xmlns:pic="http://schemas.openxmlformats.org/drawingml/2006/picture">
                   <pic:nvPicPr>
-                    <pic:cNvPr id="1097857730" name=""/>
+                    <pic:cNvPr id="1352562710" name=""/>
                     <pic:cNvPicPr/>
                   </pic:nvPicPr>
                   <pic:blipFill>
@@ -15075,16 +15500,16 @@
         </w:rPr>
         <w:lastRenderedPageBreak/>
         <w:drawing>
-          <wp:inline distT="0" distB="0" distL="0" distR="0" wp14:anchorId="02DD51E4" wp14:editId="596AABE0">
+          <wp:inline distT="0" distB="0" distL="0" distR="0" wp14:anchorId="08620D4A" wp14:editId="65AC64B8">
             <wp:extent cx="5120640" cy="4627581"/>
             <wp:effectExtent l="19050" t="19050" r="22860" b="20955"/>
-            <wp:docPr id="887060187" name="Imagem 16"/>
+            <wp:docPr id="380833007" name="Imagem 16"/>
             <wp:cNvGraphicFramePr/>
             <a:graphic xmlns:a="http://schemas.openxmlformats.org/drawingml/2006/main">
               <a:graphicData uri="http://schemas.openxmlformats.org/drawingml/2006/picture">
                 <pic:pic xmlns:pic="http://schemas.openxmlformats.org/drawingml/2006/picture">
                   <pic:nvPicPr>
-                    <pic:cNvPr id="887060187" name=""/>
+                    <pic:cNvPr id="380833007" name=""/>
                     <pic:cNvPicPr/>
                   </pic:nvPicPr>
                   <pic:blipFill>
@@ -15248,16 +15673,16 @@
         </w:rPr>
         <w:lastRenderedPageBreak/>
         <w:drawing>
-          <wp:inline distT="0" distB="0" distL="0" distR="0" wp14:anchorId="1125ED91" wp14:editId="2D06DFD1">
+          <wp:inline distT="0" distB="0" distL="0" distR="0" wp14:anchorId="7473A7B4" wp14:editId="3A2B39C1">
             <wp:extent cx="5120640" cy="3282818"/>
             <wp:effectExtent l="19050" t="19050" r="22860" b="13335"/>
-            <wp:docPr id="366344269" name="Imagem 17"/>
+            <wp:docPr id="1451665836" name="Imagem 17"/>
             <wp:cNvGraphicFramePr/>
             <a:graphic xmlns:a="http://schemas.openxmlformats.org/drawingml/2006/main">
               <a:graphicData uri="http://schemas.openxmlformats.org/drawingml/2006/picture">
                 <pic:pic xmlns:pic="http://schemas.openxmlformats.org/drawingml/2006/picture">
                   <pic:nvPicPr>
-                    <pic:cNvPr id="366344269" name=""/>
+                    <pic:cNvPr id="1451665836" name=""/>
                     <pic:cNvPicPr/>
                   </pic:nvPicPr>
                   <pic:blipFill>
@@ -15448,7 +15873,7 @@
           <w:sz w:val="27"/>
         </w:rPr>
       </w:pPr>
-      <w:bookmarkStart w:id="28" w:name="_Toc240380461"/>
+      <w:bookmarkStart w:id="28" w:name="_Toc240546279"/>
       <w:r>
         <w:rPr>
           <w:rFonts w:ascii="Montserrat" w:hAnsi="Montserrat"/>
@@ -15488,16 +15913,16 @@
           <w:noProof/>
         </w:rPr>
         <w:drawing>
-          <wp:inline distT="0" distB="0" distL="0" distR="0" wp14:anchorId="751B1257" wp14:editId="5B5FB233">
+          <wp:inline distT="0" distB="0" distL="0" distR="0" wp14:anchorId="7BCB1728" wp14:editId="72EBAA9C">
             <wp:extent cx="5120640" cy="4627581"/>
             <wp:effectExtent l="19050" t="19050" r="22860" b="20955"/>
-            <wp:docPr id="1808520900" name="Imagem 18"/>
+            <wp:docPr id="450778131" name="Imagem 18"/>
             <wp:cNvGraphicFramePr/>
             <a:graphic xmlns:a="http://schemas.openxmlformats.org/drawingml/2006/main">
               <a:graphicData uri="http://schemas.openxmlformats.org/drawingml/2006/picture">
                 <pic:pic xmlns:pic="http://schemas.openxmlformats.org/drawingml/2006/picture">
                   <pic:nvPicPr>
-                    <pic:cNvPr id="1808520900" name=""/>
+                    <pic:cNvPr id="450778131" name=""/>
                     <pic:cNvPicPr/>
                   </pic:nvPicPr>
                   <pic:blipFill>
@@ -15565,16 +15990,16 @@
         </w:rPr>
         <w:lastRenderedPageBreak/>
         <w:drawing>
-          <wp:inline distT="0" distB="0" distL="0" distR="0" wp14:anchorId="313AC064" wp14:editId="26711270">
+          <wp:inline distT="0" distB="0" distL="0" distR="0" wp14:anchorId="731499A5" wp14:editId="59FF85DD">
             <wp:extent cx="5120640" cy="4627581"/>
             <wp:effectExtent l="19050" t="19050" r="22860" b="20955"/>
-            <wp:docPr id="1541415792" name="Imagem 19"/>
+            <wp:docPr id="2087870827" name="Imagem 19"/>
             <wp:cNvGraphicFramePr/>
             <a:graphic xmlns:a="http://schemas.openxmlformats.org/drawingml/2006/main">
               <a:graphicData uri="http://schemas.openxmlformats.org/drawingml/2006/picture">
                 <pic:pic xmlns:pic="http://schemas.openxmlformats.org/drawingml/2006/picture">
                   <pic:nvPicPr>
-                    <pic:cNvPr id="1541415792" name=""/>
+                    <pic:cNvPr id="2087870827" name=""/>
                     <pic:cNvPicPr/>
                   </pic:nvPicPr>
                   <pic:blipFill>
@@ -15757,7 +16182,7 @@
           <w:sz w:val="27"/>
         </w:rPr>
       </w:pPr>
-      <w:bookmarkStart w:id="29" w:name="_Toc240380462"/>
+      <w:bookmarkStart w:id="29" w:name="_Toc240546280"/>
       <w:r>
         <w:rPr>
           <w:rFonts w:ascii="Montserrat" w:hAnsi="Montserrat"/>
@@ -15797,16 +16222,16 @@
           <w:noProof/>
         </w:rPr>
         <w:drawing>
-          <wp:inline distT="0" distB="0" distL="0" distR="0" wp14:anchorId="23C46875" wp14:editId="79F19689">
+          <wp:inline distT="0" distB="0" distL="0" distR="0" wp14:anchorId="2AF76B0E" wp14:editId="2323AC3D">
             <wp:extent cx="5120640" cy="4627581"/>
             <wp:effectExtent l="19050" t="19050" r="22860" b="20955"/>
-            <wp:docPr id="2107203195" name="Imagem 20"/>
+            <wp:docPr id="1998503427" name="Imagem 20"/>
             <wp:cNvGraphicFramePr/>
             <a:graphic xmlns:a="http://schemas.openxmlformats.org/drawingml/2006/main">
               <a:graphicData uri="http://schemas.openxmlformats.org/drawingml/2006/picture">
                 <pic:pic xmlns:pic="http://schemas.openxmlformats.org/drawingml/2006/picture">
                   <pic:nvPicPr>
-                    <pic:cNvPr id="2107203195" name=""/>
+                    <pic:cNvPr id="1998503427" name=""/>
                     <pic:cNvPicPr/>
                   </pic:nvPicPr>
                   <pic:blipFill>
@@ -15874,16 +16299,16 @@
         </w:rPr>
         <w:lastRenderedPageBreak/>
         <w:drawing>
-          <wp:inline distT="0" distB="0" distL="0" distR="0" wp14:anchorId="7025DF7E" wp14:editId="2054CEEF">
+          <wp:inline distT="0" distB="0" distL="0" distR="0" wp14:anchorId="531BB58B" wp14:editId="1C629C13">
             <wp:extent cx="5120640" cy="4627581"/>
             <wp:effectExtent l="19050" t="19050" r="22860" b="20955"/>
-            <wp:docPr id="1113035097" name="Imagem 21"/>
+            <wp:docPr id="1584854364" name="Imagem 21"/>
             <wp:cNvGraphicFramePr/>
             <a:graphic xmlns:a="http://schemas.openxmlformats.org/drawingml/2006/main">
               <a:graphicData uri="http://schemas.openxmlformats.org/drawingml/2006/picture">
                 <pic:pic xmlns:pic="http://schemas.openxmlformats.org/drawingml/2006/picture">
                   <pic:nvPicPr>
-                    <pic:cNvPr id="1113035097" name=""/>
+                    <pic:cNvPr id="1584854364" name=""/>
                     <pic:cNvPicPr/>
                   </pic:nvPicPr>
                   <pic:blipFill>
@@ -16089,16 +16514,16 @@
           <w:noProof/>
         </w:rPr>
         <w:drawing>
-          <wp:inline distT="0" distB="0" distL="0" distR="0" wp14:anchorId="573630F5" wp14:editId="53972BF9">
+          <wp:inline distT="0" distB="0" distL="0" distR="0" wp14:anchorId="5DF38313" wp14:editId="0BAD8051">
             <wp:extent cx="5120640" cy="1757287"/>
             <wp:effectExtent l="19050" t="19050" r="22860" b="14605"/>
-            <wp:docPr id="765248020" name="Imagem 22"/>
+            <wp:docPr id="1339854765" name="Imagem 22"/>
             <wp:cNvGraphicFramePr/>
             <a:graphic xmlns:a="http://schemas.openxmlformats.org/drawingml/2006/main">
               <a:graphicData uri="http://schemas.openxmlformats.org/drawingml/2006/picture">
                 <pic:pic xmlns:pic="http://schemas.openxmlformats.org/drawingml/2006/picture">
                   <pic:nvPicPr>
-                    <pic:cNvPr id="765248020" name=""/>
+                    <pic:cNvPr id="1339854765" name=""/>
                     <pic:cNvPicPr/>
                   </pic:nvPicPr>
                   <pic:blipFill>
@@ -16211,7 +16636,7 @@
           <w:sz w:val="27"/>
         </w:rPr>
       </w:pPr>
-      <w:bookmarkStart w:id="30" w:name="_Toc240380463"/>
+      <w:bookmarkStart w:id="30" w:name="_Toc240546281"/>
       <w:r>
         <w:rPr>
           <w:rFonts w:ascii="Montserrat" w:hAnsi="Montserrat"/>
@@ -16252,16 +16677,16 @@
         </w:rPr>
         <w:lastRenderedPageBreak/>
         <w:drawing>
-          <wp:inline distT="0" distB="0" distL="0" distR="0" wp14:anchorId="2C5D60D6" wp14:editId="67DC15C2">
+          <wp:inline distT="0" distB="0" distL="0" distR="0" wp14:anchorId="607A62BD" wp14:editId="1AC814FB">
             <wp:extent cx="5120640" cy="4627581"/>
             <wp:effectExtent l="19050" t="19050" r="22860" b="20955"/>
-            <wp:docPr id="630139495" name="Imagem 23"/>
+            <wp:docPr id="1940978289" name="Imagem 23"/>
             <wp:cNvGraphicFramePr/>
             <a:graphic xmlns:a="http://schemas.openxmlformats.org/drawingml/2006/main">
               <a:graphicData uri="http://schemas.openxmlformats.org/drawingml/2006/picture">
                 <pic:pic xmlns:pic="http://schemas.openxmlformats.org/drawingml/2006/picture">
                   <pic:nvPicPr>
-                    <pic:cNvPr id="630139495" name=""/>
+                    <pic:cNvPr id="1940978289" name=""/>
                     <pic:cNvPicPr/>
                   </pic:nvPicPr>
                   <pic:blipFill>
@@ -16329,16 +16754,16 @@
         </w:rPr>
         <w:lastRenderedPageBreak/>
         <w:drawing>
-          <wp:inline distT="0" distB="0" distL="0" distR="0" wp14:anchorId="3888F0CC" wp14:editId="67EF3E6F">
+          <wp:inline distT="0" distB="0" distL="0" distR="0" wp14:anchorId="2DC1E021" wp14:editId="1384061C">
             <wp:extent cx="5120640" cy="4627581"/>
             <wp:effectExtent l="19050" t="19050" r="22860" b="20955"/>
-            <wp:docPr id="74493123" name="Imagem 24"/>
+            <wp:docPr id="1411679356" name="Imagem 24"/>
             <wp:cNvGraphicFramePr/>
             <a:graphic xmlns:a="http://schemas.openxmlformats.org/drawingml/2006/main">
               <a:graphicData uri="http://schemas.openxmlformats.org/drawingml/2006/picture">
                 <pic:pic xmlns:pic="http://schemas.openxmlformats.org/drawingml/2006/picture">
                   <pic:nvPicPr>
-                    <pic:cNvPr id="74493123" name=""/>
+                    <pic:cNvPr id="1411679356" name=""/>
                     <pic:cNvPicPr/>
                   </pic:nvPicPr>
                   <pic:blipFill>
@@ -16575,7 +17000,7 @@
           <w:sz w:val="27"/>
         </w:rPr>
       </w:pPr>
-      <w:bookmarkStart w:id="31" w:name="_Toc240380464"/>
+      <w:bookmarkStart w:id="31" w:name="_Toc240546282"/>
       <w:r>
         <w:rPr>
           <w:rFonts w:ascii="Montserrat" w:hAnsi="Montserrat"/>
@@ -16615,16 +17040,16 @@
           <w:noProof/>
         </w:rPr>
         <w:drawing>
-          <wp:inline distT="0" distB="0" distL="0" distR="0" wp14:anchorId="4DC69448" wp14:editId="6A504D72">
+          <wp:inline distT="0" distB="0" distL="0" distR="0" wp14:anchorId="2487C0EA" wp14:editId="20B43A65">
             <wp:extent cx="5120640" cy="4627581"/>
             <wp:effectExtent l="19050" t="19050" r="22860" b="20955"/>
-            <wp:docPr id="2129032014" name="Imagem 25"/>
+            <wp:docPr id="2009263202" name="Imagem 25"/>
             <wp:cNvGraphicFramePr/>
             <a:graphic xmlns:a="http://schemas.openxmlformats.org/drawingml/2006/main">
               <a:graphicData uri="http://schemas.openxmlformats.org/drawingml/2006/picture">
                 <pic:pic xmlns:pic="http://schemas.openxmlformats.org/drawingml/2006/picture">
                   <pic:nvPicPr>
-                    <pic:cNvPr id="2129032014" name=""/>
+                    <pic:cNvPr id="2009263202" name=""/>
                     <pic:cNvPicPr/>
                   </pic:nvPicPr>
                   <pic:blipFill>
@@ -16692,16 +17117,16 @@
         </w:rPr>
         <w:lastRenderedPageBreak/>
         <w:drawing>
-          <wp:inline distT="0" distB="0" distL="0" distR="0" wp14:anchorId="7B23B25D" wp14:editId="45F24696">
+          <wp:inline distT="0" distB="0" distL="0" distR="0" wp14:anchorId="1813B1A2" wp14:editId="0A82891D">
             <wp:extent cx="5120640" cy="4627581"/>
             <wp:effectExtent l="19050" t="19050" r="22860" b="20955"/>
-            <wp:docPr id="339226396" name="Imagem 26"/>
+            <wp:docPr id="1688474738" name="Imagem 26"/>
             <wp:cNvGraphicFramePr/>
             <a:graphic xmlns:a="http://schemas.openxmlformats.org/drawingml/2006/main">
               <a:graphicData uri="http://schemas.openxmlformats.org/drawingml/2006/picture">
                 <pic:pic xmlns:pic="http://schemas.openxmlformats.org/drawingml/2006/picture">
                   <pic:nvPicPr>
-                    <pic:cNvPr id="339226396" name=""/>
+                    <pic:cNvPr id="1688474738" name=""/>
                     <pic:cNvPicPr/>
                   </pic:nvPicPr>
                   <pic:blipFill>
@@ -16892,7 +17317,7 @@
           <w:sz w:val="27"/>
         </w:rPr>
       </w:pPr>
-      <w:bookmarkStart w:id="32" w:name="_Toc240380465"/>
+      <w:bookmarkStart w:id="32" w:name="_Toc240546283"/>
       <w:r>
         <w:rPr>
           <w:rFonts w:ascii="Montserrat" w:hAnsi="Montserrat"/>
@@ -16932,16 +17357,16 @@
           <w:noProof/>
         </w:rPr>
         <w:drawing>
-          <wp:inline distT="0" distB="0" distL="0" distR="0" wp14:anchorId="069DE373" wp14:editId="58F6651E">
+          <wp:inline distT="0" distB="0" distL="0" distR="0" wp14:anchorId="5A5F1247" wp14:editId="7831FEF9">
             <wp:extent cx="5120640" cy="4000682"/>
             <wp:effectExtent l="19050" t="19050" r="22860" b="19050"/>
-            <wp:docPr id="63825060" name="Imagem 27"/>
+            <wp:docPr id="1740070382" name="Imagem 27"/>
             <wp:cNvGraphicFramePr/>
             <a:graphic xmlns:a="http://schemas.openxmlformats.org/drawingml/2006/main">
               <a:graphicData uri="http://schemas.openxmlformats.org/drawingml/2006/picture">
                 <pic:pic xmlns:pic="http://schemas.openxmlformats.org/drawingml/2006/picture">
                   <pic:nvPicPr>
-                    <pic:cNvPr id="63825060" name=""/>
+                    <pic:cNvPr id="1740070382" name=""/>
                     <pic:cNvPicPr/>
                   </pic:nvPicPr>
                   <pic:blipFill>
@@ -17465,7 +17890,7 @@
           <w:sz w:val="34"/>
         </w:rPr>
       </w:pPr>
-      <w:bookmarkStart w:id="33" w:name="_Toc240380466"/>
+      <w:bookmarkStart w:id="33" w:name="_Toc240546284"/>
       <w:r>
         <w:rPr>
           <w:rFonts w:ascii="Montserrat" w:hAnsi="Montserrat"/>
@@ -17507,7 +17932,7 @@
           <w:sz w:val="27"/>
         </w:rPr>
       </w:pPr>
-      <w:bookmarkStart w:id="34" w:name="_Toc240380467"/>
+      <w:bookmarkStart w:id="34" w:name="_Toc240546285"/>
       <w:r>
         <w:rPr>
           <w:rFonts w:ascii="Montserrat" w:hAnsi="Montserrat"/>
@@ -17547,16 +17972,16 @@
           <w:noProof/>
         </w:rPr>
         <w:drawing>
-          <wp:inline distT="0" distB="0" distL="0" distR="0" wp14:anchorId="100542C5" wp14:editId="1B23EA1D">
+          <wp:inline distT="0" distB="0" distL="0" distR="0" wp14:anchorId="2F533458" wp14:editId="7ADFAAEF">
             <wp:extent cx="5120640" cy="4627581"/>
             <wp:effectExtent l="19050" t="19050" r="22860" b="20955"/>
-            <wp:docPr id="315355636" name="Imagem 28"/>
+            <wp:docPr id="1610380136" name="Imagem 28"/>
             <wp:cNvGraphicFramePr/>
             <a:graphic xmlns:a="http://schemas.openxmlformats.org/drawingml/2006/main">
               <a:graphicData uri="http://schemas.openxmlformats.org/drawingml/2006/picture">
                 <pic:pic xmlns:pic="http://schemas.openxmlformats.org/drawingml/2006/picture">
                   <pic:nvPicPr>
-                    <pic:cNvPr id="315355636" name=""/>
+                    <pic:cNvPr id="1610380136" name=""/>
                     <pic:cNvPicPr/>
                   </pic:nvPicPr>
                   <pic:blipFill>
@@ -17624,16 +18049,16 @@
         </w:rPr>
         <w:lastRenderedPageBreak/>
         <w:drawing>
-          <wp:inline distT="0" distB="0" distL="0" distR="0" wp14:anchorId="1B0D36F1" wp14:editId="07391153">
+          <wp:inline distT="0" distB="0" distL="0" distR="0" wp14:anchorId="7CB0D4E2" wp14:editId="2568655F">
             <wp:extent cx="5120640" cy="4627581"/>
             <wp:effectExtent l="19050" t="19050" r="22860" b="20955"/>
-            <wp:docPr id="967361927" name="Imagem 29"/>
+            <wp:docPr id="288966843" name="Imagem 29"/>
             <wp:cNvGraphicFramePr/>
             <a:graphic xmlns:a="http://schemas.openxmlformats.org/drawingml/2006/main">
               <a:graphicData uri="http://schemas.openxmlformats.org/drawingml/2006/picture">
                 <pic:pic xmlns:pic="http://schemas.openxmlformats.org/drawingml/2006/picture">
                   <pic:nvPicPr>
-                    <pic:cNvPr id="967361927" name=""/>
+                    <pic:cNvPr id="288966843" name=""/>
                     <pic:cNvPicPr/>
                   </pic:nvPicPr>
                   <pic:blipFill>
@@ -17701,16 +18126,16 @@
         </w:rPr>
         <w:lastRenderedPageBreak/>
         <w:drawing>
-          <wp:inline distT="0" distB="0" distL="0" distR="0" wp14:anchorId="65F3FC13" wp14:editId="5B536239">
+          <wp:inline distT="0" distB="0" distL="0" distR="0" wp14:anchorId="77D4252B" wp14:editId="40607615">
             <wp:extent cx="5120640" cy="4627581"/>
             <wp:effectExtent l="19050" t="19050" r="22860" b="20955"/>
-            <wp:docPr id="461695157" name="Imagem 30"/>
+            <wp:docPr id="2060772771" name="Imagem 30"/>
             <wp:cNvGraphicFramePr/>
             <a:graphic xmlns:a="http://schemas.openxmlformats.org/drawingml/2006/main">
               <a:graphicData uri="http://schemas.openxmlformats.org/drawingml/2006/picture">
                 <pic:pic xmlns:pic="http://schemas.openxmlformats.org/drawingml/2006/picture">
                   <pic:nvPicPr>
-                    <pic:cNvPr id="461695157" name=""/>
+                    <pic:cNvPr id="2060772771" name=""/>
                     <pic:cNvPicPr/>
                   </pic:nvPicPr>
                   <pic:blipFill>
@@ -17912,16 +18337,16 @@
           <w:noProof/>
         </w:rPr>
         <w:drawing>
-          <wp:inline distT="0" distB="0" distL="0" distR="0" wp14:anchorId="1382332F" wp14:editId="2A3E9947">
+          <wp:inline distT="0" distB="0" distL="0" distR="0" wp14:anchorId="2FF5C93B" wp14:editId="2B9DB830">
             <wp:extent cx="5120640" cy="1715571"/>
             <wp:effectExtent l="19050" t="19050" r="22860" b="18415"/>
-            <wp:docPr id="935678755" name="Imagem 31"/>
+            <wp:docPr id="443173729" name="Imagem 31"/>
             <wp:cNvGraphicFramePr/>
             <a:graphic xmlns:a="http://schemas.openxmlformats.org/drawingml/2006/main">
               <a:graphicData uri="http://schemas.openxmlformats.org/drawingml/2006/picture">
                 <pic:pic xmlns:pic="http://schemas.openxmlformats.org/drawingml/2006/picture">
                   <pic:nvPicPr>
-                    <pic:cNvPr id="935678755" name=""/>
+                    <pic:cNvPr id="443173729" name=""/>
                     <pic:cNvPicPr/>
                   </pic:nvPicPr>
                   <pic:blipFill>
@@ -18058,16 +18483,16 @@
           <w:noProof/>
         </w:rPr>
         <w:drawing>
-          <wp:inline distT="0" distB="0" distL="0" distR="0" wp14:anchorId="1B963119" wp14:editId="56A3AEB8">
+          <wp:inline distT="0" distB="0" distL="0" distR="0" wp14:anchorId="5AE45FB1" wp14:editId="069C40F5">
             <wp:extent cx="5120640" cy="3282818"/>
             <wp:effectExtent l="19050" t="19050" r="22860" b="13335"/>
-            <wp:docPr id="73316443" name="Imagem 32"/>
+            <wp:docPr id="2098838164" name="Imagem 32"/>
             <wp:cNvGraphicFramePr/>
             <a:graphic xmlns:a="http://schemas.openxmlformats.org/drawingml/2006/main">
               <a:graphicData uri="http://schemas.openxmlformats.org/drawingml/2006/picture">
                 <pic:pic xmlns:pic="http://schemas.openxmlformats.org/drawingml/2006/picture">
                   <pic:nvPicPr>
-                    <pic:cNvPr id="73316443" name=""/>
+                    <pic:cNvPr id="2098838164" name=""/>
                     <pic:cNvPicPr/>
                   </pic:nvPicPr>
                   <pic:blipFill>
@@ -18201,16 +18626,16 @@
           <w:noProof/>
         </w:rPr>
         <w:drawing>
-          <wp:inline distT="0" distB="0" distL="0" distR="0" wp14:anchorId="1B0A397F" wp14:editId="3B909629">
+          <wp:inline distT="0" distB="0" distL="0" distR="0" wp14:anchorId="2EAF2BAD" wp14:editId="2F848C6B">
             <wp:extent cx="5120640" cy="951357"/>
             <wp:effectExtent l="19050" t="19050" r="22860" b="20320"/>
-            <wp:docPr id="1412880203" name="Imagem 33"/>
+            <wp:docPr id="871846251" name="Imagem 33"/>
             <wp:cNvGraphicFramePr/>
             <a:graphic xmlns:a="http://schemas.openxmlformats.org/drawingml/2006/main">
               <a:graphicData uri="http://schemas.openxmlformats.org/drawingml/2006/picture">
                 <pic:pic xmlns:pic="http://schemas.openxmlformats.org/drawingml/2006/picture">
                   <pic:nvPicPr>
-                    <pic:cNvPr id="1412880203" name=""/>
+                    <pic:cNvPr id="871846251" name=""/>
                     <pic:cNvPicPr/>
                   </pic:nvPicPr>
                   <pic:blipFill>
@@ -18309,7 +18734,59 @@
           <w:color w:val="6A6A70"/>
           <w:sz w:val="21"/>
         </w:rPr>
-        <w:t>Gestao de Entraves e Encaminhamentos: entraves sao bloqueios que impedem o avanco do portfolio (ex.: dependencia externa, aprovacao pendente); encaminhamentos sao os proximos passos e decisoes acordadas para desbloquear ou avancar o trabalho. Os dois sao listas simples, independentes dos projetos cadastrados - continuam visiveis no Painel mesmo que nenhum projeto tenha sido informado ainda. No Painel, aparecem lado a lado na secao Entraves e encaminhamentos, com o Status de cada item destacado por selo colorido, e tambem saem no documento exportado. Os campos Por que? (causa do entrave/encaminhamento) e Resultado esperado sao opcionais e nao aparecem no documento exportado deste relatorio - servem de insumo para o Plano de Acao do Relatorio de Resultados (secao 6.7), preenchidos so quando ha algo relevante a registrar.</w:t>
+        <w:t xml:space="preserve">Responsavel (conta): diferente do mesmo campo no cronograma do Planejamento e no Registro de riscos do TAP (que listam so a equipe do projeto), aqui o botao Responsavel (conta) abre um painel com uma caixa de selecao para cada conta do sistema - Entraves e Encaminhamentos nao tem um projeto vinculado unico, entao nao ha uma equipe para restringir a lista - permitindo marcar uma ou mais pessoas. A lista mostra o nome cadastrado de cada conta (caindo para o e-mail quando nao houver nome), e o botao resume a escolha (nome, ou </w:t>
+      </w:r>
+    </w:p>
+    <w:p>
+      <w:pPr>
+        <w:spacing w:before="160" w:after="200"/>
+        <w:ind w:left="283"/>
+        <w:rPr>
+          <w:rFonts w:ascii="Montserrat" w:hAnsi="Montserrat"/>
+          <w:i/>
+          <w:color w:val="6A6A70"/>
+          <w:sz w:val="21"/>
+        </w:rPr>
+      </w:pPr>
+      <w:r>
+        <w:rPr>
+          <w:rFonts w:ascii="Montserrat" w:hAnsi="Montserrat"/>
+          <w:i/>
+          <w:color w:val="6A6A70"/>
+          <w:sz w:val="21"/>
+        </w:rPr>
+        <w:t>ome +N com mais de uma pessoa marcada). Quando preenchido, o item passa a aparecer no Meu Painel (secao 6.4.4) de cada conta marcada, com um botao Resolver que muda o Status para Resolvido direto de la. E opcional.</w:t>
+      </w:r>
+    </w:p>
+    <w:p>
+      <w:pPr>
+        <w:spacing w:before="160" w:after="200"/>
+        <w:ind w:left="283"/>
+        <w:rPr>
+          <w:rFonts w:ascii="Montserrat" w:hAnsi="Montserrat"/>
+          <w:i/>
+          <w:color w:val="6A6A70"/>
+          <w:sz w:val="21"/>
+        </w:rPr>
+      </w:pPr>
+      <w:r>
+        <w:rPr>
+          <w:rFonts w:ascii="Montserrat" w:hAnsi="Montserrat"/>
+          <w:i/>
+          <w:color w:val="6A6A70"/>
+          <w:sz w:val="21"/>
+        </w:rPr>
+        <w:t xml:space="preserve">Gestao de Entraves e Encaminhamentos: entraves sao bloqueios que impedem o avanco do portfolio (ex.: dependencia externa, aprovacao pendente); encaminhamentos sao os proximos passos e decisoes acordadas para desbloquear ou avancar o trabalho. Os dois sao listas simples, independentes dos projetos cadastrados - continuam visiveis no Painel mesmo que nenhum projeto tenha sido informado ainda. No Painel, aparecem lado a lado na secao Entraves e encaminhamentos, com o Status de cada item destacado por selo colorido, e tambem saem no documento exportado. Os campos Por que? (causa do entrave/encaminhamento) e Resultado esperado sao opcionais e nao aparecem no documento exportado deste relatorio - servem de insumo para o </w:t>
+      </w:r>
+      <w:r>
+        <w:rPr>
+          <w:rFonts w:ascii="Montserrat" w:hAnsi="Montserrat"/>
+          <w:i/>
+          <w:color w:val="6A6A70"/>
+          <w:sz w:val="21"/>
+        </w:rPr>
+        <w:lastRenderedPageBreak/>
+        <w:t>Plano de Acao do Relatorio de Resultados (secao 6.7), preenchidos so quando ha algo relevante a registrar.</w:t>
       </w:r>
     </w:p>
     <w:p>
@@ -18322,16 +18799,16 @@
           <w:noProof/>
         </w:rPr>
         <w:drawing>
-          <wp:inline distT="0" distB="0" distL="0" distR="0" wp14:anchorId="693EB1F4" wp14:editId="073CC6C3">
+          <wp:inline distT="0" distB="0" distL="0" distR="0" wp14:anchorId="0C64C23A" wp14:editId="4826962B">
             <wp:extent cx="5120640" cy="1515102"/>
             <wp:effectExtent l="19050" t="19050" r="22860" b="28575"/>
-            <wp:docPr id="1189495919" name="Imagem 34"/>
+            <wp:docPr id="1818792455" name="Imagem 34"/>
             <wp:cNvGraphicFramePr/>
             <a:graphic xmlns:a="http://schemas.openxmlformats.org/drawingml/2006/main">
               <a:graphicData uri="http://schemas.openxmlformats.org/drawingml/2006/picture">
                 <pic:pic xmlns:pic="http://schemas.openxmlformats.org/drawingml/2006/picture">
                   <pic:nvPicPr>
-                    <pic:cNvPr id="1189495919" name=""/>
+                    <pic:cNvPr id="1818792455" name=""/>
                     <pic:cNvPicPr/>
                   </pic:nvPicPr>
                   <pic:blipFill>
@@ -18409,7 +18886,6 @@
           <w:color w:val="1A1A1A"/>
           <w:sz w:val="22"/>
         </w:rPr>
-        <w:lastRenderedPageBreak/>
         <w:t>Ainda em Editar dados, o cartao Resultados alcancados registra o desempenho real do portfolio: Descricao, Tipo (Indicador / Entrega / Beneficio), Planejado e Alcancado.</w:t>
       </w:r>
     </w:p>
@@ -18444,16 +18920,16 @@
           <w:noProof/>
         </w:rPr>
         <w:drawing>
-          <wp:inline distT="0" distB="0" distL="0" distR="0" wp14:anchorId="7D1AF55F" wp14:editId="7FCB041A">
+          <wp:inline distT="0" distB="0" distL="0" distR="0" wp14:anchorId="25C0EC56" wp14:editId="76A3BA77">
             <wp:extent cx="5120640" cy="1391113"/>
             <wp:effectExtent l="19050" t="19050" r="22860" b="19050"/>
-            <wp:docPr id="2070293654" name="Imagem 35"/>
+            <wp:docPr id="1908932749" name="Imagem 35"/>
             <wp:cNvGraphicFramePr/>
             <a:graphic xmlns:a="http://schemas.openxmlformats.org/drawingml/2006/main">
               <a:graphicData uri="http://schemas.openxmlformats.org/drawingml/2006/picture">
                 <pic:pic xmlns:pic="http://schemas.openxmlformats.org/drawingml/2006/picture">
                   <pic:nvPicPr>
-                    <pic:cNvPr id="2070293654" name=""/>
+                    <pic:cNvPr id="1908932749" name=""/>
                     <pic:cNvPicPr/>
                   </pic:nvPicPr>
                   <pic:blipFill>
@@ -18552,7 +19028,17 @@
           <w:color w:val="6A6A70"/>
           <w:sz w:val="21"/>
         </w:rPr>
-        <w:t>Versionamento: toda vez que o relatorio e salvo (Salvar e ver painel), o sistema arquiva uma copia completa dos dados daquele momento, alem de atualizar a versao atual. Isso preserva as referencias mensais anteriores, que antes eram sobrescritas a cada novo salvamento. Ao clicar em Visualizar numa versao antiga, o Painel passa a mostrar aquele instantaneo, com um aviso amarelo no topo (Visualizando versao... - somente leitura) e um botao Voltar a versao atual. Enquanto uma versao antiga esta sendo visualizada, as abas Editar dados e Importar Project ficam bloqueadas - e preciso voltar a versao atual antes de editar.</w:t>
+        <w:t xml:space="preserve">Versionamento: toda vez que o relatorio e salvo (Salvar e ver painel), o sistema arquiva uma copia completa dos dados daquele momento, alem de atualizar a versao atual. Isso preserva as referencias mensais anteriores, que antes eram </w:t>
+      </w:r>
+      <w:r>
+        <w:rPr>
+          <w:rFonts w:ascii="Montserrat" w:hAnsi="Montserrat"/>
+          <w:i/>
+          <w:color w:val="6A6A70"/>
+          <w:sz w:val="21"/>
+        </w:rPr>
+        <w:lastRenderedPageBreak/>
+        <w:t>sobrescritas a cada novo salvamento. Ao clicar em Visualizar numa versao antiga, o Painel passa a mostrar aquele instantaneo, com um aviso amarelo no topo (Visualizando versao... - somente leitura) e um botao Voltar a versao atual. Enquanto uma versao antiga esta sendo visualizada, as abas Editar dados e Importar Project ficam bloqueadas - e preciso voltar a versao atual antes de editar.</w:t>
       </w:r>
     </w:p>
     <w:p>
@@ -18565,16 +19051,16 @@
           <w:noProof/>
         </w:rPr>
         <w:drawing>
-          <wp:inline distT="0" distB="0" distL="0" distR="0" wp14:anchorId="76483244" wp14:editId="77CAA78B">
+          <wp:inline distT="0" distB="0" distL="0" distR="0" wp14:anchorId="0BBBBE99" wp14:editId="767B42C1">
             <wp:extent cx="5120640" cy="1125174"/>
             <wp:effectExtent l="19050" t="19050" r="22860" b="18415"/>
-            <wp:docPr id="2025746683" name="Imagem 36"/>
+            <wp:docPr id="2041216721" name="Imagem 36"/>
             <wp:cNvGraphicFramePr/>
             <a:graphic xmlns:a="http://schemas.openxmlformats.org/drawingml/2006/main">
               <a:graphicData uri="http://schemas.openxmlformats.org/drawingml/2006/picture">
                 <pic:pic xmlns:pic="http://schemas.openxmlformats.org/drawingml/2006/picture">
                   <pic:nvPicPr>
-                    <pic:cNvPr id="2025746683" name=""/>
+                    <pic:cNvPr id="2041216721" name=""/>
                     <pic:cNvPicPr/>
                   </pic:nvPicPr>
                   <pic:blipFill>
@@ -18628,7 +19114,6 @@
           <w:color w:val="6A6A70"/>
           <w:sz w:val="19"/>
         </w:rPr>
-        <w:lastRenderedPageBreak/>
         <w:t>Aviso de versao historica (somente leitura), com o botao para voltar a versao atual.</w:t>
       </w:r>
     </w:p>
@@ -18664,7 +19149,7 @@
           <w:sz w:val="27"/>
         </w:rPr>
       </w:pPr>
-      <w:bookmarkStart w:id="35" w:name="_Toc240380468"/>
+      <w:bookmarkStart w:id="35" w:name="_Toc240546286"/>
       <w:r>
         <w:rPr>
           <w:rFonts w:ascii="Montserrat" w:hAnsi="Montserrat"/>
@@ -18703,17 +19188,18 @@
         <w:rPr>
           <w:noProof/>
         </w:rPr>
+        <w:lastRenderedPageBreak/>
         <w:drawing>
-          <wp:inline distT="0" distB="0" distL="0" distR="0" wp14:anchorId="61EE00AA" wp14:editId="585B8436">
+          <wp:inline distT="0" distB="0" distL="0" distR="0" wp14:anchorId="2851516E" wp14:editId="576568D3">
             <wp:extent cx="5120640" cy="4627581"/>
             <wp:effectExtent l="19050" t="19050" r="22860" b="20955"/>
-            <wp:docPr id="1563376353" name="Imagem 37"/>
+            <wp:docPr id="1663824948" name="Imagem 37"/>
             <wp:cNvGraphicFramePr/>
             <a:graphic xmlns:a="http://schemas.openxmlformats.org/drawingml/2006/main">
               <a:graphicData uri="http://schemas.openxmlformats.org/drawingml/2006/picture">
                 <pic:pic xmlns:pic="http://schemas.openxmlformats.org/drawingml/2006/picture">
                   <pic:nvPicPr>
-                    <pic:cNvPr id="1563376353" name=""/>
+                    <pic:cNvPr id="1663824948" name=""/>
                     <pic:cNvPicPr/>
                   </pic:nvPicPr>
                   <pic:blipFill>
@@ -18781,16 +19267,16 @@
         </w:rPr>
         <w:lastRenderedPageBreak/>
         <w:drawing>
-          <wp:inline distT="0" distB="0" distL="0" distR="0" wp14:anchorId="2134F39C" wp14:editId="31749C93">
+          <wp:inline distT="0" distB="0" distL="0" distR="0" wp14:anchorId="2EAF2FE8" wp14:editId="0B8F78A7">
             <wp:extent cx="5120640" cy="4627581"/>
             <wp:effectExtent l="19050" t="19050" r="22860" b="20955"/>
-            <wp:docPr id="667730684" name="Imagem 38"/>
+            <wp:docPr id="1504627216" name="Imagem 38"/>
             <wp:cNvGraphicFramePr/>
             <a:graphic xmlns:a="http://schemas.openxmlformats.org/drawingml/2006/main">
               <a:graphicData uri="http://schemas.openxmlformats.org/drawingml/2006/picture">
                 <pic:pic xmlns:pic="http://schemas.openxmlformats.org/drawingml/2006/picture">
                   <pic:nvPicPr>
-                    <pic:cNvPr id="667730684" name=""/>
+                    <pic:cNvPr id="1504627216" name=""/>
                     <pic:cNvPicPr/>
                   </pic:nvPicPr>
                   <pic:blipFill>
@@ -18959,16 +19445,16 @@
           <w:noProof/>
         </w:rPr>
         <w:drawing>
-          <wp:inline distT="0" distB="0" distL="0" distR="0" wp14:anchorId="3135B7A5" wp14:editId="6190EF98">
+          <wp:inline distT="0" distB="0" distL="0" distR="0" wp14:anchorId="1036A542" wp14:editId="196ADF9C">
             <wp:extent cx="5120640" cy="2144319"/>
             <wp:effectExtent l="19050" t="19050" r="22860" b="27940"/>
-            <wp:docPr id="921195969" name="Imagem 39"/>
+            <wp:docPr id="1679230096" name="Imagem 39"/>
             <wp:cNvGraphicFramePr/>
             <a:graphic xmlns:a="http://schemas.openxmlformats.org/drawingml/2006/main">
               <a:graphicData uri="http://schemas.openxmlformats.org/drawingml/2006/picture">
                 <pic:pic xmlns:pic="http://schemas.openxmlformats.org/drawingml/2006/picture">
                   <pic:nvPicPr>
-                    <pic:cNvPr id="921195969" name=""/>
+                    <pic:cNvPr id="1679230096" name=""/>
                     <pic:cNvPicPr/>
                   </pic:nvPicPr>
                   <pic:blipFill>
@@ -19056,16 +19542,16 @@
           <w:noProof/>
         </w:rPr>
         <w:drawing>
-          <wp:inline distT="0" distB="0" distL="0" distR="0" wp14:anchorId="2A6F8780" wp14:editId="4C9FC5B3">
+          <wp:inline distT="0" distB="0" distL="0" distR="0" wp14:anchorId="0F40C386" wp14:editId="62ACA5A4">
             <wp:extent cx="5120640" cy="1055647"/>
             <wp:effectExtent l="19050" t="19050" r="22860" b="11430"/>
-            <wp:docPr id="164032817" name="Imagem 40"/>
+            <wp:docPr id="472810088" name="Imagem 40"/>
             <wp:cNvGraphicFramePr/>
             <a:graphic xmlns:a="http://schemas.openxmlformats.org/drawingml/2006/main">
               <a:graphicData uri="http://schemas.openxmlformats.org/drawingml/2006/picture">
                 <pic:pic xmlns:pic="http://schemas.openxmlformats.org/drawingml/2006/picture">
                   <pic:nvPicPr>
-                    <pic:cNvPr id="164032817" name=""/>
+                    <pic:cNvPr id="472810088" name=""/>
                     <pic:cNvPicPr/>
                   </pic:nvPicPr>
                   <pic:blipFill>
@@ -19187,16 +19673,16 @@
           <w:noProof/>
         </w:rPr>
         <w:drawing>
-          <wp:inline distT="0" distB="0" distL="0" distR="0" wp14:anchorId="2A6F5A31" wp14:editId="7A5BDF15">
+          <wp:inline distT="0" distB="0" distL="0" distR="0" wp14:anchorId="0AC57C10" wp14:editId="6E360E62">
             <wp:extent cx="5120640" cy="3282818"/>
             <wp:effectExtent l="19050" t="19050" r="22860" b="13335"/>
-            <wp:docPr id="1974939294" name="Imagem 41"/>
+            <wp:docPr id="4317050" name="Imagem 41"/>
             <wp:cNvGraphicFramePr/>
             <a:graphic xmlns:a="http://schemas.openxmlformats.org/drawingml/2006/main">
               <a:graphicData uri="http://schemas.openxmlformats.org/drawingml/2006/picture">
                 <pic:pic xmlns:pic="http://schemas.openxmlformats.org/drawingml/2006/picture">
                   <pic:nvPicPr>
-                    <pic:cNvPr id="1974939294" name=""/>
+                    <pic:cNvPr id="4317050" name=""/>
                     <pic:cNvPicPr/>
                   </pic:nvPicPr>
                   <pic:blipFill>
@@ -19330,16 +19816,16 @@
         </w:rPr>
         <w:lastRenderedPageBreak/>
         <w:drawing>
-          <wp:inline distT="0" distB="0" distL="0" distR="0" wp14:anchorId="534D1121" wp14:editId="2A20F800">
+          <wp:inline distT="0" distB="0" distL="0" distR="0" wp14:anchorId="23944119" wp14:editId="6EE764B6">
             <wp:extent cx="5120640" cy="1978034"/>
             <wp:effectExtent l="19050" t="19050" r="22860" b="22225"/>
-            <wp:docPr id="1786304607" name="Imagem 42"/>
+            <wp:docPr id="1368932321" name="Imagem 42"/>
             <wp:cNvGraphicFramePr/>
             <a:graphic xmlns:a="http://schemas.openxmlformats.org/drawingml/2006/main">
               <a:graphicData uri="http://schemas.openxmlformats.org/drawingml/2006/picture">
                 <pic:pic xmlns:pic="http://schemas.openxmlformats.org/drawingml/2006/picture">
                   <pic:nvPicPr>
-                    <pic:cNvPr id="1786304607" name=""/>
+                    <pic:cNvPr id="1368932321" name=""/>
                     <pic:cNvPicPr/>
                   </pic:nvPicPr>
                   <pic:blipFill>
@@ -19411,7 +19897,7 @@
           <w:sz w:val="34"/>
         </w:rPr>
       </w:pPr>
-      <w:bookmarkStart w:id="36" w:name="_Toc240380469"/>
+      <w:bookmarkStart w:id="36" w:name="_Toc240546287"/>
       <w:r>
         <w:rPr>
           <w:rFonts w:ascii="Montserrat" w:hAnsi="Montserrat"/>
@@ -19471,7 +19957,7 @@
           <w:sz w:val="27"/>
         </w:rPr>
       </w:pPr>
-      <w:bookmarkStart w:id="37" w:name="_Toc240380470"/>
+      <w:bookmarkStart w:id="37" w:name="_Toc240546288"/>
       <w:r>
         <w:rPr>
           <w:rFonts w:ascii="Montserrat" w:hAnsi="Montserrat"/>
@@ -19511,16 +19997,16 @@
           <w:noProof/>
         </w:rPr>
         <w:drawing>
-          <wp:inline distT="0" distB="0" distL="0" distR="0" wp14:anchorId="3ACFBE61" wp14:editId="08315B73">
+          <wp:inline distT="0" distB="0" distL="0" distR="0" wp14:anchorId="13C666C9" wp14:editId="721DC802">
             <wp:extent cx="5303520" cy="4792851"/>
             <wp:effectExtent l="19050" t="19050" r="11430" b="27305"/>
-            <wp:docPr id="1696660740" name="Imagem 43"/>
+            <wp:docPr id="428689677" name="Imagem 43"/>
             <wp:cNvGraphicFramePr/>
             <a:graphic xmlns:a="http://schemas.openxmlformats.org/drawingml/2006/main">
               <a:graphicData uri="http://schemas.openxmlformats.org/drawingml/2006/picture">
                 <pic:pic xmlns:pic="http://schemas.openxmlformats.org/drawingml/2006/picture">
                   <pic:nvPicPr>
-                    <pic:cNvPr id="1696660740" name=""/>
+                    <pic:cNvPr id="428689677" name=""/>
                     <pic:cNvPicPr/>
                   </pic:nvPicPr>
                   <pic:blipFill>
@@ -19589,7 +20075,7 @@
           <w:sz w:val="27"/>
         </w:rPr>
       </w:pPr>
-      <w:bookmarkStart w:id="38" w:name="_Toc240380471"/>
+      <w:bookmarkStart w:id="38" w:name="_Toc240546289"/>
       <w:r>
         <w:rPr>
           <w:rFonts w:ascii="Montserrat" w:hAnsi="Montserrat"/>
@@ -19629,16 +20115,16 @@
           <w:noProof/>
         </w:rPr>
         <w:drawing>
-          <wp:inline distT="0" distB="0" distL="0" distR="0" wp14:anchorId="7E678724" wp14:editId="09E9C49F">
+          <wp:inline distT="0" distB="0" distL="0" distR="0" wp14:anchorId="3C2EECA1" wp14:editId="0A9346AC">
             <wp:extent cx="5303520" cy="4792851"/>
             <wp:effectExtent l="19050" t="19050" r="11430" b="27305"/>
-            <wp:docPr id="805658408" name="Imagem 44"/>
+            <wp:docPr id="451333402" name="Imagem 44"/>
             <wp:cNvGraphicFramePr/>
             <a:graphic xmlns:a="http://schemas.openxmlformats.org/drawingml/2006/main">
               <a:graphicData uri="http://schemas.openxmlformats.org/drawingml/2006/picture">
                 <pic:pic xmlns:pic="http://schemas.openxmlformats.org/drawingml/2006/picture">
                   <pic:nvPicPr>
-                    <pic:cNvPr id="805658408" name=""/>
+                    <pic:cNvPr id="451333402" name=""/>
                     <pic:cNvPicPr/>
                   </pic:nvPicPr>
                   <pic:blipFill>
@@ -19706,7 +20192,7 @@
           <w:sz w:val="27"/>
         </w:rPr>
       </w:pPr>
-      <w:bookmarkStart w:id="39" w:name="_Toc240380472"/>
+      <w:bookmarkStart w:id="39" w:name="_Toc240546290"/>
       <w:r>
         <w:rPr>
           <w:rFonts w:ascii="Montserrat" w:hAnsi="Montserrat"/>
@@ -19747,16 +20233,16 @@
         </w:rPr>
         <w:lastRenderedPageBreak/>
         <w:drawing>
-          <wp:inline distT="0" distB="0" distL="0" distR="0" wp14:anchorId="35ACBFF0" wp14:editId="587F6A33">
+          <wp:inline distT="0" distB="0" distL="0" distR="0" wp14:anchorId="3BB58F5A" wp14:editId="59207877">
             <wp:extent cx="5303520" cy="4792851"/>
             <wp:effectExtent l="19050" t="19050" r="11430" b="27305"/>
-            <wp:docPr id="1904369266" name="Imagem 45"/>
+            <wp:docPr id="1795705678" name="Imagem 45"/>
             <wp:cNvGraphicFramePr/>
             <a:graphic xmlns:a="http://schemas.openxmlformats.org/drawingml/2006/main">
               <a:graphicData uri="http://schemas.openxmlformats.org/drawingml/2006/picture">
                 <pic:pic xmlns:pic="http://schemas.openxmlformats.org/drawingml/2006/picture">
                   <pic:nvPicPr>
-                    <pic:cNvPr id="1904369266" name=""/>
+                    <pic:cNvPr id="1795705678" name=""/>
                     <pic:cNvPicPr/>
                   </pic:nvPicPr>
                   <pic:blipFill>
@@ -19824,16 +20310,16 @@
         </w:rPr>
         <w:lastRenderedPageBreak/>
         <w:drawing>
-          <wp:inline distT="0" distB="0" distL="0" distR="0" wp14:anchorId="7C4727AD" wp14:editId="22DC77F3">
+          <wp:inline distT="0" distB="0" distL="0" distR="0" wp14:anchorId="1FDC5EA4" wp14:editId="01A96FFD">
             <wp:extent cx="5303520" cy="4792851"/>
             <wp:effectExtent l="19050" t="19050" r="11430" b="27305"/>
-            <wp:docPr id="1670834204" name="Imagem 46"/>
+            <wp:docPr id="662971174" name="Imagem 46"/>
             <wp:cNvGraphicFramePr/>
             <a:graphic xmlns:a="http://schemas.openxmlformats.org/drawingml/2006/main">
               <a:graphicData uri="http://schemas.openxmlformats.org/drawingml/2006/picture">
                 <pic:pic xmlns:pic="http://schemas.openxmlformats.org/drawingml/2006/picture">
                   <pic:nvPicPr>
-                    <pic:cNvPr id="1670834204" name=""/>
+                    <pic:cNvPr id="662971174" name=""/>
                     <pic:cNvPicPr/>
                   </pic:nvPicPr>
                   <pic:blipFill>
@@ -19926,7 +20412,7 @@
           <w:sz w:val="34"/>
         </w:rPr>
       </w:pPr>
-      <w:bookmarkStart w:id="40" w:name="_Toc240380473"/>
+      <w:bookmarkStart w:id="40" w:name="_Toc240546291"/>
       <w:r>
         <w:rPr>
           <w:rFonts w:ascii="Montserrat" w:hAnsi="Montserrat"/>
@@ -19968,7 +20454,7 @@
           <w:sz w:val="27"/>
         </w:rPr>
       </w:pPr>
-      <w:bookmarkStart w:id="41" w:name="_Toc240380474"/>
+      <w:bookmarkStart w:id="41" w:name="_Toc240546292"/>
       <w:r>
         <w:rPr>
           <w:rFonts w:ascii="Montserrat" w:hAnsi="Montserrat"/>
@@ -20008,16 +20494,16 @@
           <w:noProof/>
         </w:rPr>
         <w:drawing>
-          <wp:inline distT="0" distB="0" distL="0" distR="0" wp14:anchorId="48D1B60E" wp14:editId="621C248B">
+          <wp:inline distT="0" distB="0" distL="0" distR="0" wp14:anchorId="64BE1EAD" wp14:editId="0DE07671">
             <wp:extent cx="5303520" cy="4792851"/>
             <wp:effectExtent l="19050" t="19050" r="11430" b="27305"/>
-            <wp:docPr id="1905296836" name="Imagem 47"/>
+            <wp:docPr id="234738610" name="Imagem 47"/>
             <wp:cNvGraphicFramePr/>
             <a:graphic xmlns:a="http://schemas.openxmlformats.org/drawingml/2006/main">
               <a:graphicData uri="http://schemas.openxmlformats.org/drawingml/2006/picture">
                 <pic:pic xmlns:pic="http://schemas.openxmlformats.org/drawingml/2006/picture">
                   <pic:nvPicPr>
-                    <pic:cNvPr id="1905296836" name=""/>
+                    <pic:cNvPr id="234738610" name=""/>
                     <pic:cNvPicPr/>
                   </pic:nvPicPr>
                   <pic:blipFill>
@@ -20272,7 +20758,7 @@
           <w:sz w:val="27"/>
         </w:rPr>
       </w:pPr>
-      <w:bookmarkStart w:id="42" w:name="_Toc240380475"/>
+      <w:bookmarkStart w:id="42" w:name="_Toc240546293"/>
       <w:r>
         <w:rPr>
           <w:rFonts w:ascii="Montserrat" w:hAnsi="Montserrat"/>
@@ -20313,16 +20799,16 @@
         </w:rPr>
         <w:lastRenderedPageBreak/>
         <w:drawing>
-          <wp:inline distT="0" distB="0" distL="0" distR="0" wp14:anchorId="1C9D7386" wp14:editId="77FD3C2D">
+          <wp:inline distT="0" distB="0" distL="0" distR="0" wp14:anchorId="2C51D7E1" wp14:editId="500117F8">
             <wp:extent cx="5303520" cy="4792851"/>
             <wp:effectExtent l="19050" t="19050" r="11430" b="27305"/>
-            <wp:docPr id="673443617" name="Imagem 48"/>
+            <wp:docPr id="230526555" name="Imagem 48"/>
             <wp:cNvGraphicFramePr/>
             <a:graphic xmlns:a="http://schemas.openxmlformats.org/drawingml/2006/main">
               <a:graphicData uri="http://schemas.openxmlformats.org/drawingml/2006/picture">
                 <pic:pic xmlns:pic="http://schemas.openxmlformats.org/drawingml/2006/picture">
                   <pic:nvPicPr>
-                    <pic:cNvPr id="673443617" name=""/>
+                    <pic:cNvPr id="230526555" name=""/>
                     <pic:cNvPicPr/>
                   </pic:nvPicPr>
                   <pic:blipFill>
@@ -20411,7 +20897,7 @@
           <w:sz w:val="27"/>
         </w:rPr>
       </w:pPr>
-      <w:bookmarkStart w:id="43" w:name="_Toc240380476"/>
+      <w:bookmarkStart w:id="43" w:name="_Toc240546294"/>
       <w:r>
         <w:rPr>
           <w:rFonts w:ascii="Montserrat" w:hAnsi="Montserrat"/>
@@ -20452,16 +20938,16 @@
         </w:rPr>
         <w:lastRenderedPageBreak/>
         <w:drawing>
-          <wp:inline distT="0" distB="0" distL="0" distR="0" wp14:anchorId="45979D6B" wp14:editId="7893EF9F">
+          <wp:inline distT="0" distB="0" distL="0" distR="0" wp14:anchorId="35C52297" wp14:editId="14C23DA3">
             <wp:extent cx="5303520" cy="4792851"/>
             <wp:effectExtent l="19050" t="19050" r="11430" b="27305"/>
-            <wp:docPr id="970897584" name="Imagem 49"/>
+            <wp:docPr id="907413152" name="Imagem 49"/>
             <wp:cNvGraphicFramePr/>
             <a:graphic xmlns:a="http://schemas.openxmlformats.org/drawingml/2006/main">
               <a:graphicData uri="http://schemas.openxmlformats.org/drawingml/2006/picture">
                 <pic:pic xmlns:pic="http://schemas.openxmlformats.org/drawingml/2006/picture">
                   <pic:nvPicPr>
-                    <pic:cNvPr id="970897584" name=""/>
+                    <pic:cNvPr id="907413152" name=""/>
                     <pic:cNvPicPr/>
                   </pic:nvPicPr>
                   <pic:blipFill>
@@ -20605,7 +21091,7 @@
           <w:sz w:val="27"/>
         </w:rPr>
       </w:pPr>
-      <w:bookmarkStart w:id="44" w:name="_Toc240380477"/>
+      <w:bookmarkStart w:id="44" w:name="_Toc240546295"/>
       <w:r>
         <w:rPr>
           <w:rFonts w:ascii="Montserrat" w:hAnsi="Montserrat"/>
@@ -20870,16 +21356,16 @@
           <w:noProof/>
         </w:rPr>
         <w:drawing>
-          <wp:inline distT="0" distB="0" distL="0" distR="0" wp14:anchorId="69BCFC5E" wp14:editId="4C7B42B6">
+          <wp:inline distT="0" distB="0" distL="0" distR="0" wp14:anchorId="2C757429" wp14:editId="0813D4E1">
             <wp:extent cx="5303520" cy="4267180"/>
             <wp:effectExtent l="19050" t="19050" r="11430" b="19685"/>
-            <wp:docPr id="207771003" name="Imagem 50"/>
+            <wp:docPr id="2043339307" name="Imagem 50"/>
             <wp:cNvGraphicFramePr/>
             <a:graphic xmlns:a="http://schemas.openxmlformats.org/drawingml/2006/main">
               <a:graphicData uri="http://schemas.openxmlformats.org/drawingml/2006/picture">
                 <pic:pic xmlns:pic="http://schemas.openxmlformats.org/drawingml/2006/picture">
                   <pic:nvPicPr>
-                    <pic:cNvPr id="207771003" name=""/>
+                    <pic:cNvPr id="2043339307" name=""/>
                     <pic:cNvPicPr/>
                   </pic:nvPicPr>
                   <pic:blipFill>
@@ -20947,16 +21433,16 @@
           <w:noProof/>
         </w:rPr>
         <w:drawing>
-          <wp:inline distT="0" distB="0" distL="0" distR="0" wp14:anchorId="36E864A0" wp14:editId="48C36E12">
+          <wp:inline distT="0" distB="0" distL="0" distR="0" wp14:anchorId="2CA38708" wp14:editId="2119F032">
             <wp:extent cx="5303520" cy="3382059"/>
             <wp:effectExtent l="19050" t="19050" r="11430" b="27940"/>
-            <wp:docPr id="2055609732" name="Imagem 51"/>
+            <wp:docPr id="229545680" name="Imagem 51"/>
             <wp:cNvGraphicFramePr/>
             <a:graphic xmlns:a="http://schemas.openxmlformats.org/drawingml/2006/main">
               <a:graphicData uri="http://schemas.openxmlformats.org/drawingml/2006/picture">
                 <pic:pic xmlns:pic="http://schemas.openxmlformats.org/drawingml/2006/picture">
                   <pic:nvPicPr>
-                    <pic:cNvPr id="2055609732" name=""/>
+                    <pic:cNvPr id="229545680" name=""/>
                     <pic:cNvPicPr/>
                   </pic:nvPicPr>
                   <pic:blipFill>
@@ -21024,16 +21510,16 @@
         </w:rPr>
         <w:lastRenderedPageBreak/>
         <w:drawing>
-          <wp:inline distT="0" distB="0" distL="0" distR="0" wp14:anchorId="10C5DB85" wp14:editId="77734B7D">
+          <wp:inline distT="0" distB="0" distL="0" distR="0" wp14:anchorId="69F7358B" wp14:editId="7DE5FD25">
             <wp:extent cx="5303520" cy="4417800"/>
             <wp:effectExtent l="19050" t="19050" r="11430" b="20955"/>
-            <wp:docPr id="1314371141" name="Imagem 52"/>
+            <wp:docPr id="2008063477" name="Imagem 52"/>
             <wp:cNvGraphicFramePr/>
             <a:graphic xmlns:a="http://schemas.openxmlformats.org/drawingml/2006/main">
               <a:graphicData uri="http://schemas.openxmlformats.org/drawingml/2006/picture">
                 <pic:pic xmlns:pic="http://schemas.openxmlformats.org/drawingml/2006/picture">
                   <pic:nvPicPr>
-                    <pic:cNvPr id="1314371141" name=""/>
+                    <pic:cNvPr id="2008063477" name=""/>
                     <pic:cNvPicPr/>
                   </pic:nvPicPr>
                   <pic:blipFill>
@@ -21143,7 +21629,7 @@
           <w:sz w:val="27"/>
         </w:rPr>
       </w:pPr>
-      <w:bookmarkStart w:id="45" w:name="_Toc240380478"/>
+      <w:bookmarkStart w:id="45" w:name="_Toc240546296"/>
       <w:r>
         <w:rPr>
           <w:rFonts w:ascii="Montserrat" w:hAnsi="Montserrat"/>
@@ -21409,16 +21895,16 @@
         </w:rPr>
         <w:lastRenderedPageBreak/>
         <w:drawing>
-          <wp:inline distT="0" distB="0" distL="0" distR="0" wp14:anchorId="029D2B47" wp14:editId="7D7D7D81">
+          <wp:inline distT="0" distB="0" distL="0" distR="0" wp14:anchorId="1F46432D" wp14:editId="4F17E250">
             <wp:extent cx="5303520" cy="7628836"/>
             <wp:effectExtent l="19050" t="19050" r="11430" b="10795"/>
-            <wp:docPr id="376275092" name="Imagem 53"/>
+            <wp:docPr id="1753410516" name="Imagem 53"/>
             <wp:cNvGraphicFramePr/>
             <a:graphic xmlns:a="http://schemas.openxmlformats.org/drawingml/2006/main">
               <a:graphicData uri="http://schemas.openxmlformats.org/drawingml/2006/picture">
                 <pic:pic xmlns:pic="http://schemas.openxmlformats.org/drawingml/2006/picture">
                   <pic:nvPicPr>
-                    <pic:cNvPr id="376275092" name=""/>
+                    <pic:cNvPr id="1753410516" name=""/>
                     <pic:cNvPicPr/>
                   </pic:nvPicPr>
                   <pic:blipFill>
@@ -21550,7 +22036,7 @@
           <w:sz w:val="27"/>
         </w:rPr>
       </w:pPr>
-      <w:bookmarkStart w:id="46" w:name="_Toc240380479"/>
+      <w:bookmarkStart w:id="46" w:name="_Toc240546297"/>
       <w:r>
         <w:rPr>
           <w:rFonts w:ascii="Montserrat" w:hAnsi="Montserrat"/>
@@ -21647,6 +22133,27 @@
           <w:sz w:val="21"/>
         </w:rPr>
         <w:lastRenderedPageBreak/>
+        <w:t>Execucao ao lado de cada marco: alem do prazo, cada marco atrasado ou vencendo mostra o que a pessoa sinalizou no campo Execucao (secao 6.2, Passo 4) e ha quanto tempo - por exemplo Em andamento - atualizado ha 2 dias. Um marco sem nenhuma atualizacao mostra sem atualizacao de execucao em destaque - e o sinal de que ninguem sinalizou estar trabalhando naquilo, util para separar quem esta atrasado mas ativo de quem esta atrasado em silencio.</w:t>
+      </w:r>
+    </w:p>
+    <w:p>
+      <w:pPr>
+        <w:spacing w:before="160" w:after="200"/>
+        <w:ind w:left="283"/>
+        <w:rPr>
+          <w:rFonts w:ascii="Montserrat" w:hAnsi="Montserrat"/>
+          <w:i/>
+          <w:color w:val="6A6A70"/>
+          <w:sz w:val="21"/>
+        </w:rPr>
+      </w:pPr>
+      <w:r>
+        <w:rPr>
+          <w:rFonts w:ascii="Montserrat" w:hAnsi="Montserrat"/>
+          <w:i/>
+          <w:color w:val="6A6A70"/>
+          <w:sz w:val="21"/>
+        </w:rPr>
         <w:t>Este painel so mostra os dados - quem efetivamente recebe um aviso por e-mail/push quando um prazo se aproxima e o mecanismo descrito a seguir, que roda sozinho todo dia sem precisar desta tela aberta.</w:t>
       </w:r>
     </w:p>
@@ -21661,7 +22168,7 @@
           <w:sz w:val="27"/>
         </w:rPr>
       </w:pPr>
-      <w:bookmarkStart w:id="47" w:name="_Toc240380480"/>
+      <w:bookmarkStart w:id="47" w:name="_Toc240546298"/>
       <w:r>
         <w:rPr>
           <w:rFonts w:ascii="Montserrat" w:hAnsi="Montserrat"/>
@@ -21789,24 +22296,6 @@
     </w:p>
     <w:p>
       <w:pPr>
-        <w:spacing w:line="280" w:lineRule="auto"/>
-        <w:rPr>
-          <w:rFonts w:ascii="Montserrat" w:hAnsi="Montserrat"/>
-          <w:color w:val="1A1A1A"/>
-          <w:sz w:val="22"/>
-        </w:rPr>
-      </w:pPr>
-      <w:r>
-        <w:rPr>
-          <w:rFonts w:ascii="Montserrat" w:hAnsi="Montserrat"/>
-          <w:color w:val="1A1A1A"/>
-          <w:sz w:val="22"/>
-        </w:rPr>
-        <w:t>Quem recebe cada aviso: a conta vinculada no novo campo Responsavel (conta) do cronograma (Passo 4, aba 3), quando preenchido, mais toda conta com papel Gerente de Projetos que estiver na equipe daquele projeto (secao 2.5) - nao o campo de texto livre Gerente do cadastro do projeto. Se nenhum dos dois existir para aquele marco, ninguem recebe o aviso automatico, mas o indicador visual no Painel de Prazos continua aparecendo normalmente.</w:t>
-      </w:r>
-    </w:p>
-    <w:p>
-      <w:pPr>
         <w:spacing w:before="160" w:after="200"/>
         <w:ind w:left="283"/>
         <w:rPr>
@@ -21823,7 +22312,68 @@
           <w:color w:val="6A6A70"/>
           <w:sz w:val="21"/>
         </w:rPr>
-        <w:t>O campo Responsavel (conta) e nao a pessoa preenche o texto livre Responsavel ja existente: e um segundo campo, um seletor com as contas que fazem parte da equipe do projeto selecionado. O texto livre Responsavel continua existindo do lado, sem nenhuma mudanca - o campo novo serve so para o sistema saber para qual conta mandar o aviso automatico.</w:t>
+        <w:t>Os numeros acima (5, 2 e 7 dias) sao o padrao de fabrica - o Admin pode altera-los em Administracao &gt; Configuracoes &gt; Regras de aviso automatico de prazo e execucao (secao 6.3), sem mexer em codigo. Um valor em branco ou invalido faz a regra correspondente voltar ao padrao, sem deixar de funcionar.</w:t>
+      </w:r>
+    </w:p>
+    <w:p>
+      <w:pPr>
+        <w:spacing w:line="280" w:lineRule="auto"/>
+        <w:rPr>
+          <w:rFonts w:ascii="Montserrat" w:hAnsi="Montserrat"/>
+          <w:color w:val="1A1A1A"/>
+          <w:sz w:val="22"/>
+        </w:rPr>
+      </w:pPr>
+      <w:r>
+        <w:rPr>
+          <w:rFonts w:ascii="Montserrat" w:hAnsi="Montserrat"/>
+          <w:color w:val="1A1A1A"/>
+          <w:sz w:val="22"/>
+        </w:rPr>
+        <w:t>Quem recebe cada aviso: toda conta vinculada no campo Responsavel (conta) do cronograma (Passo 4, aba 3), quando preenchido - pode ser uma ou mais de uma pessoa -, mais toda conta com papel Gerente de Projetos que estiver na equipe daquele projeto (secao 2.5) - nao o campo de texto livre Gerente do cadastro do projeto. Se nenhuma conta existir para aquele marco (nem Responsavel (conta), nem Gerente de Projetos na equipe), ninguem recebe o aviso automatico, mas o indicador visual no Painel de Prazos continua aparecendo normalmente.</w:t>
+      </w:r>
+    </w:p>
+    <w:p>
+      <w:pPr>
+        <w:spacing w:before="160" w:after="200"/>
+        <w:ind w:left="283"/>
+        <w:rPr>
+          <w:rFonts w:ascii="Montserrat" w:hAnsi="Montserrat"/>
+          <w:i/>
+          <w:color w:val="6A6A70"/>
+          <w:sz w:val="21"/>
+        </w:rPr>
+      </w:pPr>
+      <w:r>
+        <w:rPr>
+          <w:rFonts w:ascii="Montserrat" w:hAnsi="Montserrat"/>
+          <w:i/>
+          <w:color w:val="6A6A70"/>
+          <w:sz w:val="21"/>
+        </w:rPr>
+        <w:t xml:space="preserve">O campo Responsavel (conta) e nao a pessoa preenche o texto livre Responsavel ja existente: e um segundo campo, um botao que abre um painel com uma caixa de selecao por conta da equipe do projeto selecionado, podendo marcar mais de uma pessoa para o mesmo marco. A lista mostra o nome cadastrado de cada conta (caindo para o e-mail quando nao houver nome), e o botao resume a escolha (nome, ou </w:t>
+      </w:r>
+    </w:p>
+    <w:p>
+      <w:pPr>
+        <w:spacing w:before="160" w:after="200"/>
+        <w:ind w:left="283"/>
+        <w:rPr>
+          <w:rFonts w:ascii="Montserrat" w:hAnsi="Montserrat"/>
+          <w:i/>
+          <w:color w:val="6A6A70"/>
+          <w:sz w:val="21"/>
+        </w:rPr>
+      </w:pPr>
+      <w:r>
+        <w:rPr>
+          <w:rFonts w:ascii="Montserrat" w:hAnsi="Montserrat"/>
+          <w:i/>
+          <w:color w:val="6A6A70"/>
+          <w:sz w:val="21"/>
+        </w:rPr>
+        <w:lastRenderedPageBreak/>
+        <w:t>ome +N com mais de uma pessoa marcada). O texto livre Responsavel continua existindo do lado, sem nenhuma mudanca - o campo novo serve so para o sistema saber para quais contas mandar o aviso automatico.</w:t>
       </w:r>
     </w:p>
     <w:p>
@@ -21868,75 +22418,7 @@
           <w:color w:val="1A1A1A"/>
           <w:sz w:val="22"/>
         </w:rPr>
-        <w:t>O e-mail termina indicando a Gerencia de Projetos como alternativa de contato, caso a pessoa prefira ajustar o prazo diretamente em vez de seguir so pelo aviso automatico - o nome do Gerente vem do campo Gerente do projeto do proprio Planejamento (aba 1, capa), nao e fixo; se esse campo estiver vazio no projeto, a frase aparece sem nome.</w:t>
-      </w:r>
-    </w:p>
-    <w:p>
-      <w:pPr>
-        <w:pStyle w:val="Ttulo2"/>
-        <w:spacing w:before="320" w:after="120"/>
-        <w:rPr>
-          <w:rFonts w:ascii="Montserrat" w:hAnsi="Montserrat"/>
-          <w:b/>
-          <w:color w:val="B91D2E"/>
-          <w:sz w:val="27"/>
-        </w:rPr>
-      </w:pPr>
-      <w:bookmarkStart w:id="48" w:name="_Toc240380481"/>
-      <w:r>
-        <w:rPr>
-          <w:rFonts w:ascii="Montserrat" w:hAnsi="Montserrat"/>
-          <w:b/>
-          <w:color w:val="B91D2E"/>
-          <w:sz w:val="27"/>
-        </w:rPr>
-        <w:t>6.5 Ambiente de Treino</w:t>
-      </w:r>
-      <w:bookmarkEnd w:id="48"/>
-    </w:p>
-    <w:p>
-      <w:pPr>
-        <w:spacing w:line="280" w:lineRule="auto"/>
-        <w:rPr>
-          <w:rFonts w:ascii="Montserrat" w:hAnsi="Montserrat"/>
-          <w:color w:val="1A1A1A"/>
-          <w:sz w:val="22"/>
-        </w:rPr>
-      </w:pPr>
-      <w:r>
-        <w:rPr>
-          <w:rFonts w:ascii="Montserrat" w:hAnsi="Montserrat"/>
-          <w:color w:val="1A1A1A"/>
-          <w:sz w:val="22"/>
-        </w:rPr>
-        <w:t xml:space="preserve">O sistema tem um ambiente de treinamento/demonstracao totalmente separado da producao - mesma ferramenta, mesmo schema de dados, mas um banco proprio, populado com 7 projetos ficticios cobrindo o ciclo completo (de </w:t>
-      </w:r>
-      <w:r>
-        <w:rPr>
-          <w:rFonts w:ascii="Montserrat" w:hAnsi="Montserrat"/>
-          <w:color w:val="1A1A1A"/>
-          <w:sz w:val="22"/>
-        </w:rPr>
-        <w:lastRenderedPageBreak/>
-        <w:t>uma Solicitacao de Demanda ainda pendente ate um projeto totalmente encerrado com TEP e RLA). Serve para apresentacoes, estudo e capacitacao sem tocar em nenhum dado real. Veja o roteiro Como rodar o Ambiente de Treinamento para o endereco, as contas de acesso e o passo a passo completo.</w:t>
-      </w:r>
-    </w:p>
-    <w:p>
-      <w:pPr>
-        <w:spacing w:line="280" w:lineRule="auto"/>
-        <w:rPr>
-          <w:rFonts w:ascii="Montserrat" w:hAnsi="Montserrat"/>
-          <w:color w:val="1A1A1A"/>
-          <w:sz w:val="22"/>
-        </w:rPr>
-      </w:pPr>
-      <w:r>
-        <w:rPr>
-          <w:rFonts w:ascii="Montserrat" w:hAnsi="Montserrat"/>
-          <w:color w:val="1A1A1A"/>
-          <w:sz w:val="22"/>
-        </w:rPr>
-        <w:t>Quando a Administracao e acessada em producao, aparece uma quarta aba, Ambiente de Treino, com um unico botao: Resetar ambiente de treinamento. Ao clicar (e confirmar o aviso), o sistema apaga todos os projetos e registros de formulario atualmente no ambiente de treinamento e recria os 7 projetos de exemplo do zero - util para deixar o ambiente limpo antes de uma nova turma, sem precisar rodar nenhum comando manualmente.</w:t>
+        <w:t>O e-mail traz um link Abrir o Meu Painel, para quem recebeu o aviso ja ir direto tratar o item (secao 6.4.4) - e um link generico, sem nada especifico da pessoa; quem clicar precisa estar logado com a propria conta para ver o que esta atribuido a ela.</w:t>
       </w:r>
     </w:p>
     <w:p>
@@ -21960,55 +22442,48 @@
           <w:color w:val="1A1A1A"/>
           <w:sz w:val="22"/>
         </w:rPr>
-        <w:t>A aba so aparece quando a Administracao e acessada pelo endereco de producao - quem acessa a Administracao pelo proprio ambiente de treinamento nao ve essa opcao.</w:t>
-      </w:r>
-    </w:p>
-    <w:p>
-      <w:pPr>
-        <w:pStyle w:val="PargrafodaLista"/>
-        <w:numPr>
-          <w:ilvl w:val="0"/>
-          <w:numId w:val="36"/>
-        </w:numPr>
-        <w:spacing w:after="80" w:line="260" w:lineRule="auto"/>
-        <w:ind w:left="700"/>
-        <w:rPr>
-          <w:rFonts w:ascii="Montserrat" w:hAnsi="Montserrat"/>
-          <w:color w:val="1A1A1A"/>
-          <w:sz w:val="22"/>
-        </w:rPr>
-      </w:pPr>
-      <w:r>
-        <w:rPr>
-          <w:rFonts w:ascii="Montserrat" w:hAnsi="Montserrat"/>
-          <w:color w:val="1A1A1A"/>
-          <w:sz w:val="22"/>
-        </w:rPr>
-        <w:t>Nao afeta nenhum dado de producao em nenhuma hipotese - a acao roda numa Edge Function que so tem permissao de escrita no banco do ambiente de treinamento.</w:t>
-      </w:r>
-    </w:p>
-    <w:p>
-      <w:pPr>
-        <w:pStyle w:val="PargrafodaLista"/>
-        <w:numPr>
-          <w:ilvl w:val="0"/>
-          <w:numId w:val="36"/>
-        </w:numPr>
-        <w:spacing w:after="80" w:line="260" w:lineRule="auto"/>
-        <w:ind w:left="700"/>
-        <w:rPr>
-          <w:rFonts w:ascii="Montserrat" w:hAnsi="Montserrat"/>
-          <w:color w:val="1A1A1A"/>
-          <w:sz w:val="22"/>
-        </w:rPr>
-      </w:pPr>
-      <w:r>
-        <w:rPr>
-          <w:rFonts w:ascii="Montserrat" w:hAnsi="Montserrat"/>
-          <w:color w:val="1A1A1A"/>
-          <w:sz w:val="22"/>
-        </w:rPr>
-        <w:t>As 6 contas fixas de treinamento e as configuracoes do ambiente de treino nao sao apagadas pelo reset - so os projetos e os registros de formulario.</w:t>
+        <w:t>O e-mail termina indicando a Gerencia de Projetos como alternativa de contato, caso a pessoa prefira ajustar o prazo diretamente em vez de seguir so pelo aviso automatico - o nome do Gerente vem do campo Gerente do projeto do proprio Planejamento (aba 1, capa), nao e fixo; se esse campo estiver vazio no projeto, a frase aparece sem nome.</w:t>
+      </w:r>
+    </w:p>
+    <w:p>
+      <w:pPr>
+        <w:pStyle w:val="Ttulo2"/>
+        <w:spacing w:before="320" w:after="120"/>
+        <w:rPr>
+          <w:rFonts w:ascii="Montserrat" w:hAnsi="Montserrat"/>
+          <w:b/>
+          <w:color w:val="B91D2E"/>
+          <w:sz w:val="27"/>
+        </w:rPr>
+      </w:pPr>
+      <w:bookmarkStart w:id="48" w:name="_Toc240546299"/>
+      <w:r>
+        <w:rPr>
+          <w:rFonts w:ascii="Montserrat" w:hAnsi="Montserrat"/>
+          <w:b/>
+          <w:color w:val="B91D2E"/>
+          <w:sz w:val="27"/>
+        </w:rPr>
+        <w:t>Aviso automatico de silencio (e-mail e push)</w:t>
+      </w:r>
+      <w:bookmarkEnd w:id="48"/>
+    </w:p>
+    <w:p>
+      <w:pPr>
+        <w:spacing w:line="280" w:lineRule="auto"/>
+        <w:rPr>
+          <w:rFonts w:ascii="Montserrat" w:hAnsi="Montserrat"/>
+          <w:color w:val="1A1A1A"/>
+          <w:sz w:val="22"/>
+        </w:rPr>
+      </w:pPr>
+      <w:r>
+        <w:rPr>
+          <w:rFonts w:ascii="Montserrat" w:hAnsi="Montserrat"/>
+          <w:color w:val="1A1A1A"/>
+          <w:sz w:val="22"/>
+        </w:rPr>
+        <w:t>Complementa o aviso de prazo acima, mas olha para outra coisa: em vez do vencimento, olha se a pessoa esta de fato sinalizando execucao. O mesmo mecanismo diario dispara um segundo aviso quando um marco ja comecou (Inicio previsto ja chegou) e esta 5 dias ou mais sem nenhuma mudanca no campo Execucao (secao 6.2, Passo 4) - contando a partir da ultima atualizacao, ou do proprio Inicio previsto se o campo nunca foi preenchido. Repete a cada 5 dias enquanto continuar parado, com o mesmo destinatario e o mesmo link para o Meu Painel do aviso de prazo.</w:t>
       </w:r>
     </w:p>
     <w:p>
@@ -22029,7 +22504,7 @@
           <w:color w:val="6A6A70"/>
           <w:sz w:val="21"/>
         </w:rPr>
-        <w:t>Assim como as outras acoes exclusivas de Admin, a Edge Function confere o papel do usuario direto no banco de producao antes de fazer qualquer alteracao - nao basta ver o botao na tela.</w:t>
+        <w:t>Por que existe: o aviso de prazo acima so olha a data final - um marco com o Termino previsto ainda longe (semanas ou meses) podia ficar parado o tempo todo sem ninguem ser avisado, mesmo com o campo Execucao existindo desde a criacao dele. O aviso de silencio fecha essa lacuna, avisando por causa da inatividade, nao do prazo. No mesmo dia em que o aviso de prazo ja foi enviado para um marco, o aviso de silencio nao dispara tambem, para nao mandar dois e-mails de uma vez. Os dois numeros (5 e 5 dias) tambem sao configuraveis em Administracao &gt; Configuracoes (secao 6.3), junto com os do aviso de prazo.</w:t>
       </w:r>
     </w:p>
     <w:p>
@@ -22043,7 +22518,7 @@
           <w:sz w:val="27"/>
         </w:rPr>
       </w:pPr>
-      <w:bookmarkStart w:id="49" w:name="_Toc240380482"/>
+      <w:bookmarkStart w:id="49" w:name="_Toc240546300"/>
       <w:r>
         <w:rPr>
           <w:rFonts w:ascii="Montserrat" w:hAnsi="Montserrat"/>
@@ -22051,7 +22526,7 @@
           <w:color w:val="B91D2E"/>
           <w:sz w:val="27"/>
         </w:rPr>
-        <w:t>6.6 Backup automatizado</w:t>
+        <w:t>6.4.4 Meu Painel</w:t>
       </w:r>
       <w:bookmarkEnd w:id="49"/>
     </w:p>
@@ -22070,7 +22545,806 @@
           <w:color w:val="1A1A1A"/>
           <w:sz w:val="22"/>
         </w:rPr>
-        <w:t>No fim da aba Configuracoes (secao 6.3), um bloco separado deixa o Admin/PMO definir os parametros de uma rotina de backup periodico do sistema inteiro (banco de dados, arquivos anexados e codigo-fonte) para um destino fora do GitHub - complemento operacional a proposta Backup Automatizado entregue separadamente.</w:t>
+        <w:t>Visao pessoal, sem restricao de papel - qualquer usuario autenticado abre esta pagina e ve, reunido numa unica tela, tudo que esta atribuido a sua propria conta em qualquer projeto, com um botao para concluir cada item direto da lista, sem precisar abrir o formulario de origem.</w:t>
+      </w:r>
+    </w:p>
+    <w:tbl>
+      <w:tblPr>
+        <w:tblW w:w="9071" w:type="dxa"/>
+        <w:tblBorders>
+          <w:top w:val="single" w:sz="4" w:space="0" w:color="D1D5DB"/>
+          <w:left w:val="single" w:sz="4" w:space="0" w:color="D1D5DB"/>
+          <w:bottom w:val="single" w:sz="4" w:space="0" w:color="D1D5DB"/>
+          <w:right w:val="single" w:sz="4" w:space="0" w:color="D1D5DB"/>
+          <w:insideH w:val="single" w:sz="4" w:space="0" w:color="D1D5DB"/>
+          <w:insideV w:val="single" w:sz="4" w:space="0" w:color="D1D5DB"/>
+        </w:tblBorders>
+        <w:tblLayout w:type="fixed"/>
+        <w:tblCellMar>
+          <w:left w:w="70" w:type="dxa"/>
+          <w:right w:w="70" w:type="dxa"/>
+        </w:tblCellMar>
+        <w:tblLook w:val="0000" w:firstRow="0" w:lastRow="0" w:firstColumn="0" w:lastColumn="0" w:noHBand="0" w:noVBand="0"/>
+      </w:tblPr>
+      <w:tblGrid>
+        <w:gridCol w:w="2381"/>
+        <w:gridCol w:w="4309"/>
+        <w:gridCol w:w="2381"/>
+      </w:tblGrid>
+      <w:tr>
+        <w:tblPrEx>
+          <w:tblCellMar>
+            <w:top w:w="0" w:type="dxa"/>
+            <w:bottom w:w="0" w:type="dxa"/>
+          </w:tblCellMar>
+        </w:tblPrEx>
+        <w:tc>
+          <w:tcPr>
+            <w:tcW w:w="2381" w:type="dxa"/>
+            <w:shd w:val="clear" w:color="auto" w:fill="1A1A1A"/>
+          </w:tcPr>
+          <w:p>
+            <w:pPr>
+              <w:spacing w:line="280" w:lineRule="auto"/>
+              <w:rPr>
+                <w:rFonts w:ascii="Montserrat" w:hAnsi="Montserrat"/>
+                <w:b/>
+                <w:color w:val="FFFFFF"/>
+                <w:sz w:val="19"/>
+              </w:rPr>
+            </w:pPr>
+            <w:r>
+              <w:rPr>
+                <w:rFonts w:ascii="Montserrat" w:hAnsi="Montserrat"/>
+                <w:b/>
+                <w:color w:val="FFFFFF"/>
+                <w:sz w:val="19"/>
+              </w:rPr>
+              <w:lastRenderedPageBreak/>
+              <w:t>Secao</w:t>
+            </w:r>
+          </w:p>
+        </w:tc>
+        <w:tc>
+          <w:tcPr>
+            <w:tcW w:w="4309" w:type="dxa"/>
+            <w:shd w:val="clear" w:color="auto" w:fill="1A1A1A"/>
+          </w:tcPr>
+          <w:p>
+            <w:pPr>
+              <w:spacing w:line="280" w:lineRule="auto"/>
+              <w:rPr>
+                <w:rFonts w:ascii="Montserrat" w:hAnsi="Montserrat"/>
+                <w:b/>
+                <w:color w:val="FFFFFF"/>
+                <w:sz w:val="19"/>
+              </w:rPr>
+            </w:pPr>
+            <w:r>
+              <w:rPr>
+                <w:rFonts w:ascii="Montserrat" w:hAnsi="Montserrat"/>
+                <w:b/>
+                <w:color w:val="FFFFFF"/>
+                <w:sz w:val="19"/>
+              </w:rPr>
+              <w:t>De onde vem</w:t>
+            </w:r>
+          </w:p>
+        </w:tc>
+        <w:tc>
+          <w:tcPr>
+            <w:tcW w:w="2381" w:type="dxa"/>
+            <w:shd w:val="clear" w:color="auto" w:fill="1A1A1A"/>
+          </w:tcPr>
+          <w:p>
+            <w:pPr>
+              <w:spacing w:line="280" w:lineRule="auto"/>
+              <w:rPr>
+                <w:rFonts w:ascii="Montserrat" w:hAnsi="Montserrat"/>
+                <w:b/>
+                <w:color w:val="FFFFFF"/>
+                <w:sz w:val="19"/>
+              </w:rPr>
+            </w:pPr>
+            <w:r>
+              <w:rPr>
+                <w:rFonts w:ascii="Montserrat" w:hAnsi="Montserrat"/>
+                <w:b/>
+                <w:color w:val="FFFFFF"/>
+                <w:sz w:val="19"/>
+              </w:rPr>
+              <w:t>Botao</w:t>
+            </w:r>
+          </w:p>
+        </w:tc>
+      </w:tr>
+      <w:tr>
+        <w:tblPrEx>
+          <w:tblCellMar>
+            <w:top w:w="0" w:type="dxa"/>
+            <w:bottom w:w="0" w:type="dxa"/>
+          </w:tblCellMar>
+        </w:tblPrEx>
+        <w:tc>
+          <w:tcPr>
+            <w:tcW w:w="2381" w:type="dxa"/>
+          </w:tcPr>
+          <w:p>
+            <w:pPr>
+              <w:spacing w:line="280" w:lineRule="auto"/>
+              <w:rPr>
+                <w:rFonts w:ascii="Montserrat" w:hAnsi="Montserrat"/>
+                <w:color w:val="1A1A1A"/>
+                <w:sz w:val="19"/>
+              </w:rPr>
+            </w:pPr>
+            <w:r>
+              <w:rPr>
+                <w:rFonts w:ascii="Montserrat" w:hAnsi="Montserrat"/>
+                <w:color w:val="1A1A1A"/>
+                <w:sz w:val="19"/>
+              </w:rPr>
+              <w:t>Meus projetos</w:t>
+            </w:r>
+          </w:p>
+        </w:tc>
+        <w:tc>
+          <w:tcPr>
+            <w:tcW w:w="4309" w:type="dxa"/>
+          </w:tcPr>
+          <w:p>
+            <w:pPr>
+              <w:spacing w:line="280" w:lineRule="auto"/>
+              <w:rPr>
+                <w:rFonts w:ascii="Montserrat" w:hAnsi="Montserrat"/>
+                <w:color w:val="1A1A1A"/>
+                <w:sz w:val="19"/>
+              </w:rPr>
+            </w:pPr>
+            <w:r>
+              <w:rPr>
+                <w:rFonts w:ascii="Montserrat" w:hAnsi="Montserrat"/>
+                <w:color w:val="1A1A1A"/>
+                <w:sz w:val="19"/>
+              </w:rPr>
+              <w:t>Projetos em que a conta faz parte da equipe (secao 2.5)</w:t>
+            </w:r>
+          </w:p>
+        </w:tc>
+        <w:tc>
+          <w:tcPr>
+            <w:tcW w:w="2381" w:type="dxa"/>
+          </w:tcPr>
+          <w:p>
+            <w:pPr>
+              <w:spacing w:line="280" w:lineRule="auto"/>
+              <w:rPr>
+                <w:rFonts w:ascii="Montserrat" w:hAnsi="Montserrat"/>
+                <w:color w:val="1A1A1A"/>
+                <w:sz w:val="19"/>
+              </w:rPr>
+            </w:pPr>
+            <w:r>
+              <w:rPr>
+                <w:rFonts w:ascii="Montserrat" w:hAnsi="Montserrat"/>
+                <w:color w:val="1A1A1A"/>
+                <w:sz w:val="19"/>
+              </w:rPr>
+              <w:t>-</w:t>
+            </w:r>
+          </w:p>
+        </w:tc>
+      </w:tr>
+      <w:tr>
+        <w:tblPrEx>
+          <w:tblCellMar>
+            <w:top w:w="0" w:type="dxa"/>
+            <w:bottom w:w="0" w:type="dxa"/>
+          </w:tblCellMar>
+        </w:tblPrEx>
+        <w:tc>
+          <w:tcPr>
+            <w:tcW w:w="2381" w:type="dxa"/>
+          </w:tcPr>
+          <w:p>
+            <w:pPr>
+              <w:spacing w:line="280" w:lineRule="auto"/>
+              <w:rPr>
+                <w:rFonts w:ascii="Montserrat" w:hAnsi="Montserrat"/>
+                <w:color w:val="1A1A1A"/>
+                <w:sz w:val="19"/>
+              </w:rPr>
+            </w:pPr>
+            <w:r>
+              <w:rPr>
+                <w:rFonts w:ascii="Montserrat" w:hAnsi="Montserrat"/>
+                <w:color w:val="1A1A1A"/>
+                <w:sz w:val="19"/>
+              </w:rPr>
+              <w:t>Marcos atribuidos a mim</w:t>
+            </w:r>
+          </w:p>
+        </w:tc>
+        <w:tc>
+          <w:tcPr>
+            <w:tcW w:w="4309" w:type="dxa"/>
+          </w:tcPr>
+          <w:p>
+            <w:pPr>
+              <w:spacing w:line="280" w:lineRule="auto"/>
+              <w:rPr>
+                <w:rFonts w:ascii="Montserrat" w:hAnsi="Montserrat"/>
+                <w:color w:val="1A1A1A"/>
+                <w:sz w:val="19"/>
+              </w:rPr>
+            </w:pPr>
+            <w:r>
+              <w:rPr>
+                <w:rFonts w:ascii="Montserrat" w:hAnsi="Montserrat"/>
+                <w:color w:val="1A1A1A"/>
+                <w:sz w:val="19"/>
+              </w:rPr>
+              <w:t>Cronograma do Planejamento (Passo 4, aba 3), campo Responsavel (conta) do marco</w:t>
+            </w:r>
+          </w:p>
+        </w:tc>
+        <w:tc>
+          <w:tcPr>
+            <w:tcW w:w="2381" w:type="dxa"/>
+          </w:tcPr>
+          <w:p>
+            <w:pPr>
+              <w:spacing w:line="280" w:lineRule="auto"/>
+              <w:rPr>
+                <w:rFonts w:ascii="Montserrat" w:hAnsi="Montserrat"/>
+                <w:color w:val="1A1A1A"/>
+                <w:sz w:val="19"/>
+              </w:rPr>
+            </w:pPr>
+            <w:r>
+              <w:rPr>
+                <w:rFonts w:ascii="Montserrat" w:hAnsi="Montserrat"/>
+                <w:color w:val="1A1A1A"/>
+                <w:sz w:val="19"/>
+              </w:rPr>
+              <w:t>Concluir - grava a Conclusao real com a data de hoje</w:t>
+            </w:r>
+          </w:p>
+        </w:tc>
+      </w:tr>
+      <w:tr>
+        <w:tblPrEx>
+          <w:tblCellMar>
+            <w:top w:w="0" w:type="dxa"/>
+            <w:bottom w:w="0" w:type="dxa"/>
+          </w:tblCellMar>
+        </w:tblPrEx>
+        <w:tc>
+          <w:tcPr>
+            <w:tcW w:w="2381" w:type="dxa"/>
+          </w:tcPr>
+          <w:p>
+            <w:pPr>
+              <w:spacing w:line="280" w:lineRule="auto"/>
+              <w:rPr>
+                <w:rFonts w:ascii="Montserrat" w:hAnsi="Montserrat"/>
+                <w:color w:val="1A1A1A"/>
+                <w:sz w:val="19"/>
+              </w:rPr>
+            </w:pPr>
+            <w:r>
+              <w:rPr>
+                <w:rFonts w:ascii="Montserrat" w:hAnsi="Montserrat"/>
+                <w:color w:val="1A1A1A"/>
+                <w:sz w:val="19"/>
+              </w:rPr>
+              <w:t>Tarefas atribuidas a mim</w:t>
+            </w:r>
+          </w:p>
+        </w:tc>
+        <w:tc>
+          <w:tcPr>
+            <w:tcW w:w="4309" w:type="dxa"/>
+          </w:tcPr>
+          <w:p>
+            <w:pPr>
+              <w:spacing w:line="280" w:lineRule="auto"/>
+              <w:rPr>
+                <w:rFonts w:ascii="Montserrat" w:hAnsi="Montserrat"/>
+                <w:color w:val="1A1A1A"/>
+                <w:sz w:val="19"/>
+              </w:rPr>
+            </w:pPr>
+            <w:r>
+              <w:rPr>
+                <w:rFonts w:ascii="Montserrat" w:hAnsi="Montserrat"/>
+                <w:color w:val="1A1A1A"/>
+                <w:sz w:val="19"/>
+              </w:rPr>
+              <w:t>Tarefas dentro de um marco (Passo 4, aba 3) cujo marco tenha Responsavel (conta)</w:t>
+            </w:r>
+          </w:p>
+        </w:tc>
+        <w:tc>
+          <w:tcPr>
+            <w:tcW w:w="2381" w:type="dxa"/>
+          </w:tcPr>
+          <w:p>
+            <w:pPr>
+              <w:spacing w:line="280" w:lineRule="auto"/>
+              <w:rPr>
+                <w:rFonts w:ascii="Montserrat" w:hAnsi="Montserrat"/>
+                <w:color w:val="1A1A1A"/>
+                <w:sz w:val="19"/>
+              </w:rPr>
+            </w:pPr>
+            <w:r>
+              <w:rPr>
+                <w:rFonts w:ascii="Montserrat" w:hAnsi="Montserrat"/>
+                <w:color w:val="1A1A1A"/>
+                <w:sz w:val="19"/>
+              </w:rPr>
+              <w:t>Concluir - marca a tarefa como concluida</w:t>
+            </w:r>
+          </w:p>
+        </w:tc>
+      </w:tr>
+      <w:tr>
+        <w:tblPrEx>
+          <w:tblCellMar>
+            <w:top w:w="0" w:type="dxa"/>
+            <w:bottom w:w="0" w:type="dxa"/>
+          </w:tblCellMar>
+        </w:tblPrEx>
+        <w:tc>
+          <w:tcPr>
+            <w:tcW w:w="2381" w:type="dxa"/>
+          </w:tcPr>
+          <w:p>
+            <w:pPr>
+              <w:spacing w:line="280" w:lineRule="auto"/>
+              <w:rPr>
+                <w:rFonts w:ascii="Montserrat" w:hAnsi="Montserrat"/>
+                <w:color w:val="1A1A1A"/>
+                <w:sz w:val="19"/>
+              </w:rPr>
+            </w:pPr>
+            <w:r>
+              <w:rPr>
+                <w:rFonts w:ascii="Montserrat" w:hAnsi="Montserrat"/>
+                <w:color w:val="1A1A1A"/>
+                <w:sz w:val="19"/>
+              </w:rPr>
+              <w:t>Riscos atribuidos a mim (TAP)</w:t>
+            </w:r>
+          </w:p>
+        </w:tc>
+        <w:tc>
+          <w:tcPr>
+            <w:tcW w:w="4309" w:type="dxa"/>
+          </w:tcPr>
+          <w:p>
+            <w:pPr>
+              <w:spacing w:line="280" w:lineRule="auto"/>
+              <w:rPr>
+                <w:rFonts w:ascii="Montserrat" w:hAnsi="Montserrat"/>
+                <w:color w:val="1A1A1A"/>
+                <w:sz w:val="19"/>
+              </w:rPr>
+            </w:pPr>
+            <w:r>
+              <w:rPr>
+                <w:rFonts w:ascii="Montserrat" w:hAnsi="Montserrat"/>
+                <w:color w:val="1A1A1A"/>
+                <w:sz w:val="19"/>
+              </w:rPr>
+              <w:t>Registro de riscos do TAP (Passo 3), campo Responsavel (conta) do risco</w:t>
+            </w:r>
+          </w:p>
+        </w:tc>
+        <w:tc>
+          <w:tcPr>
+            <w:tcW w:w="2381" w:type="dxa"/>
+          </w:tcPr>
+          <w:p>
+            <w:pPr>
+              <w:spacing w:line="280" w:lineRule="auto"/>
+              <w:rPr>
+                <w:rFonts w:ascii="Montserrat" w:hAnsi="Montserrat"/>
+                <w:color w:val="1A1A1A"/>
+                <w:sz w:val="19"/>
+              </w:rPr>
+            </w:pPr>
+            <w:r>
+              <w:rPr>
+                <w:rFonts w:ascii="Montserrat" w:hAnsi="Montserrat"/>
+                <w:color w:val="1A1A1A"/>
+                <w:sz w:val="19"/>
+              </w:rPr>
+              <w:t>Encerrar - muda o Status do risco para Encerrado</w:t>
+            </w:r>
+          </w:p>
+        </w:tc>
+      </w:tr>
+      <w:tr>
+        <w:tblPrEx>
+          <w:tblCellMar>
+            <w:top w:w="0" w:type="dxa"/>
+            <w:bottom w:w="0" w:type="dxa"/>
+          </w:tblCellMar>
+        </w:tblPrEx>
+        <w:tc>
+          <w:tcPr>
+            <w:tcW w:w="2381" w:type="dxa"/>
+          </w:tcPr>
+          <w:p>
+            <w:pPr>
+              <w:spacing w:line="280" w:lineRule="auto"/>
+              <w:rPr>
+                <w:rFonts w:ascii="Montserrat" w:hAnsi="Montserrat"/>
+                <w:color w:val="1A1A1A"/>
+                <w:sz w:val="19"/>
+              </w:rPr>
+            </w:pPr>
+            <w:r>
+              <w:rPr>
+                <w:rFonts w:ascii="Montserrat" w:hAnsi="Montserrat"/>
+                <w:color w:val="1A1A1A"/>
+                <w:sz w:val="19"/>
+              </w:rPr>
+              <w:t>Entradas atribuidas a mim (Planejamento)</w:t>
+            </w:r>
+          </w:p>
+        </w:tc>
+        <w:tc>
+          <w:tcPr>
+            <w:tcW w:w="4309" w:type="dxa"/>
+          </w:tcPr>
+          <w:p>
+            <w:pPr>
+              <w:spacing w:line="280" w:lineRule="auto"/>
+              <w:rPr>
+                <w:rFonts w:ascii="Montserrat" w:hAnsi="Montserrat"/>
+                <w:color w:val="1A1A1A"/>
+                <w:sz w:val="19"/>
+              </w:rPr>
+            </w:pPr>
+            <w:r>
+              <w:rPr>
+                <w:rFonts w:ascii="Montserrat" w:hAnsi="Montserrat"/>
+                <w:color w:val="1A1A1A"/>
+                <w:sz w:val="19"/>
+              </w:rPr>
+              <w:t>Aba Entradas do Planejamento (Passo 4, aba 4), campo Responsavel (conta) da linha</w:t>
+            </w:r>
+          </w:p>
+        </w:tc>
+        <w:tc>
+          <w:tcPr>
+            <w:tcW w:w="2381" w:type="dxa"/>
+          </w:tcPr>
+          <w:p>
+            <w:pPr>
+              <w:spacing w:line="280" w:lineRule="auto"/>
+              <w:rPr>
+                <w:rFonts w:ascii="Montserrat" w:hAnsi="Montserrat"/>
+                <w:color w:val="1A1A1A"/>
+                <w:sz w:val="19"/>
+              </w:rPr>
+            </w:pPr>
+            <w:r>
+              <w:rPr>
+                <w:rFonts w:ascii="Montserrat" w:hAnsi="Montserrat"/>
+                <w:color w:val="1A1A1A"/>
+                <w:sz w:val="19"/>
+              </w:rPr>
+              <w:t>Concluir - muda o Status da entrada para OK</w:t>
+            </w:r>
+          </w:p>
+        </w:tc>
+      </w:tr>
+      <w:tr>
+        <w:tblPrEx>
+          <w:tblCellMar>
+            <w:top w:w="0" w:type="dxa"/>
+            <w:bottom w:w="0" w:type="dxa"/>
+          </w:tblCellMar>
+        </w:tblPrEx>
+        <w:tc>
+          <w:tcPr>
+            <w:tcW w:w="2381" w:type="dxa"/>
+          </w:tcPr>
+          <w:p>
+            <w:pPr>
+              <w:spacing w:line="280" w:lineRule="auto"/>
+              <w:rPr>
+                <w:rFonts w:ascii="Montserrat" w:hAnsi="Montserrat"/>
+                <w:color w:val="1A1A1A"/>
+                <w:sz w:val="19"/>
+              </w:rPr>
+            </w:pPr>
+            <w:r>
+              <w:rPr>
+                <w:rFonts w:ascii="Montserrat" w:hAnsi="Montserrat"/>
+                <w:color w:val="1A1A1A"/>
+                <w:sz w:val="19"/>
+              </w:rPr>
+              <w:t>Entraves e encaminhamentos atribuidos a mim</w:t>
+            </w:r>
+          </w:p>
+        </w:tc>
+        <w:tc>
+          <w:tcPr>
+            <w:tcW w:w="4309" w:type="dxa"/>
+          </w:tcPr>
+          <w:p>
+            <w:pPr>
+              <w:spacing w:line="280" w:lineRule="auto"/>
+              <w:rPr>
+                <w:rFonts w:ascii="Montserrat" w:hAnsi="Montserrat"/>
+                <w:color w:val="1A1A1A"/>
+                <w:sz w:val="19"/>
+              </w:rPr>
+            </w:pPr>
+            <w:r>
+              <w:rPr>
+                <w:rFonts w:ascii="Montserrat" w:hAnsi="Montserrat"/>
+                <w:color w:val="1A1A1A"/>
+                <w:sz w:val="19"/>
+              </w:rPr>
+              <w:t>Relatorio de Situacao (secao 4.1), campo Responsavel (conta) - aqui com todas as contas do sistema, nao so a equipe do projeto</w:t>
+            </w:r>
+          </w:p>
+        </w:tc>
+        <w:tc>
+          <w:tcPr>
+            <w:tcW w:w="2381" w:type="dxa"/>
+          </w:tcPr>
+          <w:p>
+            <w:pPr>
+              <w:spacing w:line="280" w:lineRule="auto"/>
+              <w:rPr>
+                <w:rFonts w:ascii="Montserrat" w:hAnsi="Montserrat"/>
+                <w:color w:val="1A1A1A"/>
+                <w:sz w:val="19"/>
+              </w:rPr>
+            </w:pPr>
+            <w:r>
+              <w:rPr>
+                <w:rFonts w:ascii="Montserrat" w:hAnsi="Montserrat"/>
+                <w:color w:val="1A1A1A"/>
+                <w:sz w:val="19"/>
+              </w:rPr>
+              <w:t>Resolver - muda o Status para Resolvido</w:t>
+            </w:r>
+          </w:p>
+        </w:tc>
+      </w:tr>
+    </w:tbl>
+    <w:p>
+      <w:pPr>
+        <w:spacing w:after="200"/>
+      </w:pPr>
+    </w:p>
+    <w:p>
+      <w:pPr>
+        <w:spacing w:before="120" w:after="40"/>
+        <w:jc w:val="center"/>
+      </w:pPr>
+      <w:r>
+        <w:rPr>
+          <w:noProof/>
+        </w:rPr>
+        <w:lastRenderedPageBreak/>
+        <w:drawing>
+          <wp:inline distT="0" distB="0" distL="0" distR="0" wp14:anchorId="462F1515" wp14:editId="6589291D">
+            <wp:extent cx="5120640" cy="6240599"/>
+            <wp:effectExtent l="19050" t="19050" r="22860" b="27305"/>
+            <wp:docPr id="214358685" name="Imagem 54"/>
+            <wp:cNvGraphicFramePr/>
+            <a:graphic xmlns:a="http://schemas.openxmlformats.org/drawingml/2006/main">
+              <a:graphicData uri="http://schemas.openxmlformats.org/drawingml/2006/picture">
+                <pic:pic xmlns:pic="http://schemas.openxmlformats.org/drawingml/2006/picture">
+                  <pic:nvPicPr>
+                    <pic:cNvPr id="214358685" name=""/>
+                    <pic:cNvPicPr/>
+                  </pic:nvPicPr>
+                  <pic:blipFill>
+                    <a:blip r:embed="rId60">
+                      <a:extLst>
+                        <a:ext uri="{28A0092B-C50C-407E-A947-70E740481C1C}">
+                          <a14:useLocalDpi xmlns:a14="http://schemas.microsoft.com/office/drawing/2010/main" val="0"/>
+                        </a:ext>
+                      </a:extLst>
+                    </a:blip>
+                    <a:stretch>
+                      <a:fillRect/>
+                    </a:stretch>
+                  </pic:blipFill>
+                  <pic:spPr>
+                    <a:xfrm>
+                      <a:off x="0" y="0"/>
+                      <a:ext cx="5120640" cy="6240599"/>
+                    </a:xfrm>
+                    <a:prstGeom prst="rect">
+                      <a:avLst/>
+                    </a:prstGeom>
+                    <a:ln w="9525">
+                      <a:solidFill>
+                        <a:srgbClr val="D1D5DB"/>
+                      </a:solidFill>
+                    </a:ln>
+                  </pic:spPr>
+                </pic:pic>
+              </a:graphicData>
+            </a:graphic>
+          </wp:inline>
+        </w:drawing>
+      </w:r>
+    </w:p>
+    <w:p>
+      <w:pPr>
+        <w:spacing w:before="120" w:after="280"/>
+        <w:jc w:val="center"/>
+        <w:rPr>
+          <w:rFonts w:ascii="Montserrat" w:hAnsi="Montserrat"/>
+          <w:i/>
+          <w:color w:val="6A6A70"/>
+          <w:sz w:val="19"/>
+        </w:rPr>
+      </w:pPr>
+      <w:r>
+        <w:rPr>
+          <w:rFonts w:ascii="Montserrat" w:hAnsi="Montserrat"/>
+          <w:i/>
+          <w:color w:val="6A6A70"/>
+          <w:sz w:val="19"/>
+        </w:rPr>
+        <w:t>Meu Painel: marcos, tarefas, riscos, entradas e entraves/encaminhamentos atribuidos a conta logada, cada um com seu botao de conclusao.</w:t>
+      </w:r>
+    </w:p>
+    <w:p>
+      <w:pPr>
+        <w:spacing w:before="160" w:after="200"/>
+        <w:ind w:left="283"/>
+        <w:rPr>
+          <w:rFonts w:ascii="Montserrat" w:hAnsi="Montserrat"/>
+          <w:i/>
+          <w:color w:val="6A6A70"/>
+          <w:sz w:val="21"/>
+        </w:rPr>
+      </w:pPr>
+      <w:r>
+        <w:rPr>
+          <w:rFonts w:ascii="Montserrat" w:hAnsi="Montserrat"/>
+          <w:i/>
+          <w:color w:val="6A6A70"/>
+          <w:sz w:val="21"/>
+        </w:rPr>
+        <w:t>Responsavel (conta) aceita mais de uma pessoa: nas quatro linhas de Marcos/Tarefas, Riscos, Entradas e Entraves/encaminhamentos acima, o campo Responsavel (conta) pode ter uma ou varias contas marcadas ao mesmo tempo - o item aparece no Meu Painel de cada pessoa marcada, nao so de uma, e concluir pelo botao de qualquer uma delas resolve o item para todas.</w:t>
+      </w:r>
+    </w:p>
+    <w:p>
+      <w:pPr>
+        <w:spacing w:before="160" w:after="200"/>
+        <w:ind w:left="283"/>
+        <w:rPr>
+          <w:rFonts w:ascii="Montserrat" w:hAnsi="Montserrat"/>
+          <w:i/>
+          <w:color w:val="6A6A70"/>
+          <w:sz w:val="21"/>
+        </w:rPr>
+      </w:pPr>
+      <w:r>
+        <w:rPr>
+          <w:rFonts w:ascii="Montserrat" w:hAnsi="Montserrat"/>
+          <w:i/>
+          <w:color w:val="6A6A70"/>
+          <w:sz w:val="21"/>
+        </w:rPr>
+        <w:lastRenderedPageBreak/>
+        <w:t>Execucao, ao lado de cada marco: um seletor com A iniciar/Em andamento/Atrasado/Concluido, salvando na hora ao ser alterado (mesmo padrao do botao Concluir) - e aqui, no Meu Painel, que normalmente faz mais sentido atualizar, sem precisar abrir o Planejamento inteiro. Grava tambem a data/hora da ultima mudanca, usada no Painel de Prazos (secao 6.4.2) para mostrar ha quanto tempo aquele marco foi atualizado pela ultima vez.</w:t>
+      </w:r>
+    </w:p>
+    <w:p>
+      <w:pPr>
+        <w:spacing w:before="160" w:after="200"/>
+        <w:ind w:left="283"/>
+        <w:rPr>
+          <w:rFonts w:ascii="Montserrat" w:hAnsi="Montserrat"/>
+          <w:i/>
+          <w:color w:val="6A6A70"/>
+          <w:sz w:val="21"/>
+        </w:rPr>
+      </w:pPr>
+      <w:r>
+        <w:rPr>
+          <w:rFonts w:ascii="Montserrat" w:hAnsi="Montserrat"/>
+          <w:i/>
+          <w:color w:val="6A6A70"/>
+          <w:sz w:val="21"/>
+        </w:rPr>
+        <w:t>A aba Verificacao do Planejamento (aba 6) nao entra no Meu Painel nem tem campo Responsavel (conta) - ficou de fora deliberadamente.</w:t>
+      </w:r>
+    </w:p>
+    <w:p>
+      <w:pPr>
+        <w:spacing w:before="160" w:after="200"/>
+        <w:ind w:left="283"/>
+        <w:rPr>
+          <w:rFonts w:ascii="Montserrat" w:hAnsi="Montserrat"/>
+          <w:i/>
+          <w:color w:val="6A6A70"/>
+          <w:sz w:val="21"/>
+        </w:rPr>
+      </w:pPr>
+      <w:r>
+        <w:rPr>
+          <w:rFonts w:ascii="Montserrat" w:hAnsi="Montserrat"/>
+          <w:i/>
+          <w:color w:val="6A6A70"/>
+          <w:sz w:val="21"/>
+        </w:rPr>
+        <w:t>Concluir um item aqui grava direto no mesmo registro compartilhado do formulario de origem (Planejamento, TAP ou Relatorio de Situacao) - nao e uma copia separada. Se duas pessoas mexerem no mesmo registro ao mesmo tempo (por exemplo, uma concluindo um item pelo Meu Painel enquanto outra edita o formulario de origem), o sistema busca a versao mais recente do registro e tenta gravar de novo automaticamente antes de desistir - mesma logica de edicao simultanea ja usada nos demais formularios (secao 2.14).</w:t>
+      </w:r>
+    </w:p>
+    <w:p>
+      <w:pPr>
+        <w:spacing w:line="280" w:lineRule="auto"/>
+        <w:rPr>
+          <w:rFonts w:ascii="Montserrat" w:hAnsi="Montserrat"/>
+          <w:color w:val="1A1A1A"/>
+          <w:sz w:val="22"/>
+        </w:rPr>
+      </w:pPr>
+      <w:r>
+        <w:rPr>
+          <w:rFonts w:ascii="Montserrat" w:hAnsi="Montserrat"/>
+          <w:color w:val="1A1A1A"/>
+          <w:sz w:val="22"/>
+        </w:rPr>
+        <w:t>O botao Atualizar, no topo da pagina, recarrega a lista sem precisar sair e voltar.</w:t>
+      </w:r>
+    </w:p>
+    <w:p>
+      <w:pPr>
+        <w:pStyle w:val="Ttulo2"/>
+        <w:spacing w:before="320" w:after="120"/>
+        <w:rPr>
+          <w:rFonts w:ascii="Montserrat" w:hAnsi="Montserrat"/>
+          <w:b/>
+          <w:color w:val="B91D2E"/>
+          <w:sz w:val="27"/>
+        </w:rPr>
+      </w:pPr>
+      <w:bookmarkStart w:id="50" w:name="_Toc240546301"/>
+      <w:r>
+        <w:rPr>
+          <w:rFonts w:ascii="Montserrat" w:hAnsi="Montserrat"/>
+          <w:b/>
+          <w:color w:val="B91D2E"/>
+          <w:sz w:val="27"/>
+        </w:rPr>
+        <w:t>6.4.5 Gestao de Atividades</w:t>
+      </w:r>
+      <w:bookmarkEnd w:id="50"/>
+    </w:p>
+    <w:p>
+      <w:pPr>
+        <w:spacing w:line="280" w:lineRule="auto"/>
+        <w:rPr>
+          <w:rFonts w:ascii="Montserrat" w:hAnsi="Montserrat"/>
+          <w:color w:val="1A1A1A"/>
+          <w:sz w:val="22"/>
+        </w:rPr>
+      </w:pPr>
+      <w:r>
+        <w:rPr>
+          <w:rFonts w:ascii="Montserrat" w:hAnsi="Montserrat"/>
+          <w:color w:val="1A1A1A"/>
+          <w:sz w:val="22"/>
+        </w:rPr>
+        <w:t>Visao agregada, para Admin/PMO, da carga de trabalho de toda a equipe: agrupa os mesmos itens do Meu Painel (secao 6.4.4) - marcos e tarefas do cronograma, riscos do TAP, entradas do Planejamento, entraves/encaminhamentos do Relatorio de Situacao - mas por conta responsavel, nao por login individual. Por padrao so o Admin ve esta pagina, mas isso pode ser ampliado para outros papeis em Administracao &gt; Configuracoes (secao 6.3), da mesma forma que o Painel Executivo e o Painel de Prazos.</w:t>
       </w:r>
     </w:p>
     <w:p>
@@ -22094,7 +23368,7 @@
           <w:color w:val="1A1A1A"/>
           <w:sz w:val="22"/>
         </w:rPr>
-        <w:t>Habilitar backup automatizado: interruptor geral da rotina.</w:t>
+        <w:t>Quatro indicadores no topo: quantas pessoas tem pelo menos um item pendente, total de itens em aberto no portfolio, quantos estao atrasados (marcos vencidos sem Conclusao real e entraves/encaminhamentos com prazo vencido) e quantos itens em aberto ainda nao tem nenhuma conta responsavel atribuida.</w:t>
       </w:r>
     </w:p>
     <w:p>
@@ -22118,7 +23392,7 @@
           <w:color w:val="1A1A1A"/>
           <w:sz w:val="22"/>
         </w:rPr>
-        <w:t>Destino: OneDrive/SharePoint institucional, outro armazenamento de nuvem ou servidor da instituicao, mais o caminho/pasta exato onde gravar.</w:t>
+        <w:t>Um cartao por pessoa, com nome, papel e a contagem de itens em cada uma das 5 categorias, mais quantos estao atrasados - clicar no cartao expande a lista detalhada de cada item. Pessoas com pelo menos um item atrasado ja aparecem expandidas ao carregar a pagina, sem precisar clicar. E somente visualizacao: nao ha botao para concluir um item em nome de outra pessoa.</w:t>
       </w:r>
     </w:p>
     <w:p>
@@ -22142,7 +23416,16 @@
           <w:color w:val="1A1A1A"/>
           <w:sz w:val="22"/>
         </w:rPr>
-        <w:t>Frequencia: diaria ou semanal.</w:t>
+        <w:t xml:space="preserve">Marcos, Tarefas, Riscos (TAP) e Entradas (Planejamento) agrupados por projeto: dentro de cada categoria, os itens da pessoa ficam organizados sob o nome do projeto a que pertencem, em vez de soltos numa lista so. </w:t>
+      </w:r>
+      <w:r>
+        <w:rPr>
+          <w:rFonts w:ascii="Montserrat" w:hAnsi="Montserrat"/>
+          <w:color w:val="1A1A1A"/>
+          <w:sz w:val="22"/>
+        </w:rPr>
+        <w:lastRenderedPageBreak/>
+        <w:t>O cabecalho de cada grupo mostra quantos itens tem e, em Marcos, quantos deles estao atrasados. Os grupos de Marcos aparecem ordenados pelo projeto mais critico primeiro (mais itens atrasados, depois o prazo mais proximo); nas demais categorias a ordem e alfabetica pelo nome do projeto. Cada marco mostra explicitamente de qual campo a data e (Termino previsto), o mesmo nome usado na coluna correspondente do cronograma do Planejamento (Passo 4).</w:t>
       </w:r>
     </w:p>
     <w:p>
@@ -22166,172 +23449,7 @@
           <w:color w:val="1A1A1A"/>
           <w:sz w:val="22"/>
         </w:rPr>
-        <w:t>Retencao (dias, opcional): depois de quantos dias os backups antigos podem ser descartados; vazio mantem tudo indefinidamente.</w:t>
-      </w:r>
-    </w:p>
-    <w:p>
-      <w:pPr>
-        <w:pStyle w:val="PargrafodaLista"/>
-        <w:numPr>
-          <w:ilvl w:val="0"/>
-          <w:numId w:val="37"/>
-        </w:numPr>
-        <w:spacing w:after="80" w:line="260" w:lineRule="auto"/>
-        <w:ind w:left="700"/>
-        <w:rPr>
-          <w:rFonts w:ascii="Montserrat" w:hAnsi="Montserrat"/>
-          <w:color w:val="1A1A1A"/>
-          <w:sz w:val="22"/>
-        </w:rPr>
-      </w:pPr>
-      <w:r>
-        <w:rPr>
-          <w:rFonts w:ascii="Montserrat" w:hAnsi="Montserrat"/>
-          <w:color w:val="1A1A1A"/>
-          <w:sz w:val="22"/>
-        </w:rPr>
-        <w:t>E-mail de alerta: para onde avisar automaticamente se uma execucao falhar.</w:t>
-      </w:r>
-    </w:p>
-    <w:p>
-      <w:pPr>
-        <w:pStyle w:val="PargrafodaLista"/>
-        <w:numPr>
-          <w:ilvl w:val="0"/>
-          <w:numId w:val="37"/>
-        </w:numPr>
-        <w:spacing w:after="80" w:line="260" w:lineRule="auto"/>
-        <w:ind w:left="700"/>
-        <w:rPr>
-          <w:rFonts w:ascii="Montserrat" w:hAnsi="Montserrat"/>
-          <w:color w:val="1A1A1A"/>
-          <w:sz w:val="22"/>
-        </w:rPr>
-      </w:pPr>
-      <w:r>
-        <w:rPr>
-          <w:rFonts w:ascii="Montserrat" w:hAnsi="Montserrat"/>
-          <w:color w:val="1A1A1A"/>
-          <w:sz w:val="22"/>
-        </w:rPr>
-        <w:t xml:space="preserve">E-mails com acesso ao destino externo: campo de registro/referencia de quem deveria ter permissao na pasta de destino - conceder esse acesso </w:t>
-      </w:r>
-      <w:r>
-        <w:rPr>
-          <w:rFonts w:ascii="Montserrat" w:hAnsi="Montserrat"/>
-          <w:color w:val="1A1A1A"/>
-          <w:sz w:val="22"/>
-        </w:rPr>
-        <w:lastRenderedPageBreak/>
-        <w:t>de fato continua sendo feito manualmente onde o destino estiver (OneDrive, repositorio etc.).</w:t>
-      </w:r>
-    </w:p>
-    <w:p>
-      <w:pPr>
-        <w:pStyle w:val="PargrafodaLista"/>
-        <w:numPr>
-          <w:ilvl w:val="0"/>
-          <w:numId w:val="37"/>
-        </w:numPr>
-        <w:spacing w:after="80" w:line="260" w:lineRule="auto"/>
-        <w:ind w:left="700"/>
-        <w:rPr>
-          <w:rFonts w:ascii="Montserrat" w:hAnsi="Montserrat"/>
-          <w:color w:val="1A1A1A"/>
-          <w:sz w:val="22"/>
-        </w:rPr>
-      </w:pPr>
-      <w:r>
-        <w:rPr>
-          <w:rFonts w:ascii="Montserrat" w:hAnsi="Montserrat"/>
-          <w:color w:val="1A1A1A"/>
-          <w:sz w:val="22"/>
-        </w:rPr>
-        <w:t>Quem pode gerenciar essas configuracoes: papeis liberados para alterar esta tela, alem do PMO/Admin, que sempre tem acesso.</w:t>
-      </w:r>
-    </w:p>
-    <w:p>
-      <w:pPr>
-        <w:pStyle w:val="PargrafodaLista"/>
-        <w:numPr>
-          <w:ilvl w:val="0"/>
-          <w:numId w:val="37"/>
-        </w:numPr>
-        <w:spacing w:after="80" w:line="260" w:lineRule="auto"/>
-        <w:ind w:left="700"/>
-        <w:rPr>
-          <w:rFonts w:ascii="Montserrat" w:hAnsi="Montserrat"/>
-          <w:color w:val="1A1A1A"/>
-          <w:sz w:val="22"/>
-        </w:rPr>
-      </w:pPr>
-      <w:r>
-        <w:rPr>
-          <w:rFonts w:ascii="Montserrat" w:hAnsi="Montserrat"/>
-          <w:color w:val="1A1A1A"/>
-          <w:sz w:val="22"/>
-        </w:rPr>
-        <w:t>Ultima execucao: data/hora e status (sucesso ou falha) da ultima vez que a rotina automatizada rodou, preenchido por ela mesma.</w:t>
-      </w:r>
-    </w:p>
-    <w:p>
-      <w:pPr>
-        <w:spacing w:before="160" w:after="200"/>
-        <w:ind w:left="283"/>
-        <w:rPr>
-          <w:rFonts w:ascii="Montserrat" w:hAnsi="Montserrat"/>
-          <w:i/>
-          <w:color w:val="6A6A70"/>
-          <w:sz w:val="21"/>
-        </w:rPr>
-      </w:pPr>
-      <w:r>
-        <w:rPr>
-          <w:rFonts w:ascii="Montserrat" w:hAnsi="Montserrat"/>
-          <w:i/>
-          <w:color w:val="6A6A70"/>
-          <w:sz w:val="21"/>
-        </w:rPr>
-        <w:t>Esta tela define os parametros - quem efetivamente le essas configuracoes e executa a copia dos dados e uma rotina agendada fora do sistema (GitHub Actions). Como o agendamento desse tipo de rotina roda em horarios fixos (nao pode ser alterado em tempo real por este formulario), ela e programada para rodar com frequencia maior do que o necessario e, a cada execucao, checar aqui se ja esta na hora de rodar de acordo com a frequencia configurada - na pratica, o efeito para quem usa a tela e o mesmo de definir a frequencia diretamente.</w:t>
-      </w:r>
-    </w:p>
-    <w:p>
-      <w:pPr>
-        <w:spacing w:before="160" w:after="200"/>
-        <w:ind w:left="283"/>
-        <w:rPr>
-          <w:rFonts w:ascii="Montserrat" w:hAnsi="Montserrat"/>
-          <w:i/>
-          <w:color w:val="6A6A70"/>
-          <w:sz w:val="21"/>
-        </w:rPr>
-      </w:pPr>
-      <w:r>
-        <w:rPr>
-          <w:rFonts w:ascii="Montserrat" w:hAnsi="Montserrat"/>
-          <w:i/>
-          <w:color w:val="6A6A70"/>
-          <w:sz w:val="21"/>
-        </w:rPr>
-        <w:t>Destino no SharePoint confirmado: desde 28/08/2026, o envio da copia externa para o SharePoint institucional esta confirmado funcionando de ponta a ponta, com o aplicativo usando apenas a permissao Sites.Selected (acesso restrito a um unico site, o modelo de menor privilegio recomendado desde o inicio) - sem depender de nenhuma permissao ampla sobre todos os sites da instituicao.</w:t>
-      </w:r>
-    </w:p>
-    <w:p>
-      <w:pPr>
-        <w:spacing w:line="280" w:lineRule="auto"/>
-        <w:rPr>
-          <w:rFonts w:ascii="Montserrat" w:hAnsi="Montserrat"/>
-          <w:color w:val="1A1A1A"/>
-          <w:sz w:val="22"/>
-        </w:rPr>
-      </w:pPr>
-      <w:r>
-        <w:rPr>
-          <w:rFonts w:ascii="Montserrat" w:hAnsi="Montserrat"/>
-          <w:color w:val="1A1A1A"/>
-          <w:sz w:val="22"/>
-        </w:rPr>
-        <w:t>Por ultimo, um bloco Metas dos indicadores estrategicos define a meta em % de cada um dos 4 indicadores do Relatorio de Resultados (secao 6.7) - Marcos no prazo, Projetos dentro do orcamento, Entraves resolvidos e Projetos sem risco alto/critico. Enquanto uma meta ficar vazia, o cartao correspondente mostra Meta nao definida em vez de um selo de status.</w:t>
+        <w:t>Itens sem responsavel (conta) atribuido: contagem por categoria dos itens em aberto que so tem o campo de texto livre Responsavel preenchido, sem o seletor de conta - ajuda o PMO a encontrar pendencias sem dono definido antes que virem atraso.</w:t>
       </w:r>
     </w:p>
     <w:p>
@@ -22343,21 +23461,566 @@
         <w:rPr>
           <w:noProof/>
         </w:rPr>
+        <w:lastRenderedPageBreak/>
         <w:drawing>
-          <wp:inline distT="0" distB="0" distL="0" distR="0" wp14:anchorId="545A96DD" wp14:editId="5403143F">
-            <wp:extent cx="5303520" cy="1351384"/>
-            <wp:effectExtent l="19050" t="19050" r="11430" b="20320"/>
-            <wp:docPr id="96952946" name="Imagem 54"/>
+          <wp:inline distT="0" distB="0" distL="0" distR="0" wp14:anchorId="018F628B" wp14:editId="2EAAE100">
+            <wp:extent cx="5120640" cy="6187296"/>
+            <wp:effectExtent l="19050" t="19050" r="22860" b="23495"/>
+            <wp:docPr id="2124818475" name="Imagem 55"/>
             <wp:cNvGraphicFramePr/>
             <a:graphic xmlns:a="http://schemas.openxmlformats.org/drawingml/2006/main">
               <a:graphicData uri="http://schemas.openxmlformats.org/drawingml/2006/picture">
                 <pic:pic xmlns:pic="http://schemas.openxmlformats.org/drawingml/2006/picture">
                   <pic:nvPicPr>
-                    <pic:cNvPr id="96952946" name=""/>
+                    <pic:cNvPr id="2124818475" name=""/>
                     <pic:cNvPicPr/>
                   </pic:nvPicPr>
                   <pic:blipFill>
-                    <a:blip r:embed="rId60">
+                    <a:blip r:embed="rId61">
+                      <a:extLst>
+                        <a:ext uri="{28A0092B-C50C-407E-A947-70E740481C1C}">
+                          <a14:useLocalDpi xmlns:a14="http://schemas.microsoft.com/office/drawing/2010/main" val="0"/>
+                        </a:ext>
+                      </a:extLst>
+                    </a:blip>
+                    <a:stretch>
+                      <a:fillRect/>
+                    </a:stretch>
+                  </pic:blipFill>
+                  <pic:spPr>
+                    <a:xfrm>
+                      <a:off x="0" y="0"/>
+                      <a:ext cx="5120640" cy="6187296"/>
+                    </a:xfrm>
+                    <a:prstGeom prst="rect">
+                      <a:avLst/>
+                    </a:prstGeom>
+                    <a:ln w="9525">
+                      <a:solidFill>
+                        <a:srgbClr val="D1D5DB"/>
+                      </a:solidFill>
+                    </a:ln>
+                  </pic:spPr>
+                </pic:pic>
+              </a:graphicData>
+            </a:graphic>
+          </wp:inline>
+        </w:drawing>
+      </w:r>
+    </w:p>
+    <w:p>
+      <w:pPr>
+        <w:spacing w:before="120" w:after="280"/>
+        <w:jc w:val="center"/>
+        <w:rPr>
+          <w:rFonts w:ascii="Montserrat" w:hAnsi="Montserrat"/>
+          <w:i/>
+          <w:color w:val="6A6A70"/>
+          <w:sz w:val="19"/>
+        </w:rPr>
+      </w:pPr>
+      <w:r>
+        <w:rPr>
+          <w:rFonts w:ascii="Montserrat" w:hAnsi="Montserrat"/>
+          <w:i/>
+          <w:color w:val="6A6A70"/>
+          <w:sz w:val="19"/>
+        </w:rPr>
+        <w:t>Gestao de Atividades: indicadores gerais e um cartao expandido mostrando o detalhamento por categoria de uma pessoa.</w:t>
+      </w:r>
+    </w:p>
+    <w:p>
+      <w:pPr>
+        <w:spacing w:before="160" w:after="200"/>
+        <w:ind w:left="283"/>
+        <w:rPr>
+          <w:rFonts w:ascii="Montserrat" w:hAnsi="Montserrat"/>
+          <w:i/>
+          <w:color w:val="6A6A70"/>
+          <w:sz w:val="21"/>
+        </w:rPr>
+      </w:pPr>
+      <w:r>
+        <w:rPr>
+          <w:rFonts w:ascii="Montserrat" w:hAnsi="Montserrat"/>
+          <w:i/>
+          <w:color w:val="6A6A70"/>
+          <w:sz w:val="21"/>
+        </w:rPr>
+        <w:t>Controle de acesso (Row Level Security no Supabase): diferente das demais listas de papeis da Administracao, a permissao desta pagina tambem libera enxergar nome e papel de todos os usuarios do sistema, nao so abrir a tela - e o dado que a pagina usa para agrupar as pendencias por pessoa. A funcao listar_perfis_gestao_atividades (SECURITY DEFINER) confere essa permissao direto no banco antes de devolver qualquer linha - mesmo alguem tentando contornar a tela nao consegue essa lista sem estar autorizado.</w:t>
+      </w:r>
+    </w:p>
+    <w:p>
+      <w:pPr>
+        <w:pStyle w:val="Ttulo2"/>
+        <w:spacing w:before="320" w:after="120"/>
+        <w:rPr>
+          <w:rFonts w:ascii="Montserrat" w:hAnsi="Montserrat"/>
+          <w:b/>
+          <w:color w:val="B91D2E"/>
+          <w:sz w:val="27"/>
+        </w:rPr>
+      </w:pPr>
+      <w:bookmarkStart w:id="51" w:name="_Toc240546302"/>
+      <w:r>
+        <w:rPr>
+          <w:rFonts w:ascii="Montserrat" w:hAnsi="Montserrat"/>
+          <w:b/>
+          <w:color w:val="B91D2E"/>
+          <w:sz w:val="27"/>
+        </w:rPr>
+        <w:lastRenderedPageBreak/>
+        <w:t>6.5 Ambiente de Treino</w:t>
+      </w:r>
+      <w:bookmarkEnd w:id="51"/>
+    </w:p>
+    <w:p>
+      <w:pPr>
+        <w:spacing w:line="280" w:lineRule="auto"/>
+        <w:rPr>
+          <w:rFonts w:ascii="Montserrat" w:hAnsi="Montserrat"/>
+          <w:color w:val="1A1A1A"/>
+          <w:sz w:val="22"/>
+        </w:rPr>
+      </w:pPr>
+      <w:r>
+        <w:rPr>
+          <w:rFonts w:ascii="Montserrat" w:hAnsi="Montserrat"/>
+          <w:color w:val="1A1A1A"/>
+          <w:sz w:val="22"/>
+        </w:rPr>
+        <w:t>O sistema tem um ambiente de treinamento/demonstracao totalmente separado da producao - mesma ferramenta, mesmo schema de dados, mas um banco proprio, populado com 7 projetos ficticios cobrindo o ciclo completo (de uma Solicitacao de Demanda ainda pendente ate um projeto totalmente encerrado com TEP e RLA). Serve para apresentacoes, estudo e capacitacao sem tocar em nenhum dado real. Veja o roteiro Como rodar o Ambiente de Treinamento para o endereco, as contas de acesso e o passo a passo completo.</w:t>
+      </w:r>
+    </w:p>
+    <w:p>
+      <w:pPr>
+        <w:spacing w:line="280" w:lineRule="auto"/>
+        <w:rPr>
+          <w:rFonts w:ascii="Montserrat" w:hAnsi="Montserrat"/>
+          <w:color w:val="1A1A1A"/>
+          <w:sz w:val="22"/>
+        </w:rPr>
+      </w:pPr>
+      <w:r>
+        <w:rPr>
+          <w:rFonts w:ascii="Montserrat" w:hAnsi="Montserrat"/>
+          <w:color w:val="1A1A1A"/>
+          <w:sz w:val="22"/>
+        </w:rPr>
+        <w:t>Quando a Administracao e acessada em producao, aparece uma quarta aba, Ambiente de Treino, com um unico botao: Resetar ambiente de treinamento. Ao clicar (e confirmar o aviso), o sistema apaga todos os projetos e registros de formulario atualmente no ambiente de treinamento e recria os 7 projetos de exemplo do zero - util para deixar o ambiente limpo antes de uma nova turma, sem precisar rodar nenhum comando manualmente.</w:t>
+      </w:r>
+    </w:p>
+    <w:p>
+      <w:pPr>
+        <w:pStyle w:val="PargrafodaLista"/>
+        <w:numPr>
+          <w:ilvl w:val="0"/>
+          <w:numId w:val="38"/>
+        </w:numPr>
+        <w:spacing w:after="80" w:line="260" w:lineRule="auto"/>
+        <w:ind w:left="700"/>
+        <w:rPr>
+          <w:rFonts w:ascii="Montserrat" w:hAnsi="Montserrat"/>
+          <w:color w:val="1A1A1A"/>
+          <w:sz w:val="22"/>
+        </w:rPr>
+      </w:pPr>
+      <w:r>
+        <w:rPr>
+          <w:rFonts w:ascii="Montserrat" w:hAnsi="Montserrat"/>
+          <w:color w:val="1A1A1A"/>
+          <w:sz w:val="22"/>
+        </w:rPr>
+        <w:t>A aba so aparece quando a Administracao e acessada pelo endereco de producao - quem acessa a Administracao pelo proprio ambiente de treinamento nao ve essa opcao.</w:t>
+      </w:r>
+    </w:p>
+    <w:p>
+      <w:pPr>
+        <w:pStyle w:val="PargrafodaLista"/>
+        <w:numPr>
+          <w:ilvl w:val="0"/>
+          <w:numId w:val="38"/>
+        </w:numPr>
+        <w:spacing w:after="80" w:line="260" w:lineRule="auto"/>
+        <w:ind w:left="700"/>
+        <w:rPr>
+          <w:rFonts w:ascii="Montserrat" w:hAnsi="Montserrat"/>
+          <w:color w:val="1A1A1A"/>
+          <w:sz w:val="22"/>
+        </w:rPr>
+      </w:pPr>
+      <w:r>
+        <w:rPr>
+          <w:rFonts w:ascii="Montserrat" w:hAnsi="Montserrat"/>
+          <w:color w:val="1A1A1A"/>
+          <w:sz w:val="22"/>
+        </w:rPr>
+        <w:t>Nao afeta nenhum dado de producao em nenhuma hipotese - a acao roda numa Edge Function que so tem permissao de escrita no banco do ambiente de treinamento.</w:t>
+      </w:r>
+    </w:p>
+    <w:p>
+      <w:pPr>
+        <w:pStyle w:val="PargrafodaLista"/>
+        <w:numPr>
+          <w:ilvl w:val="0"/>
+          <w:numId w:val="38"/>
+        </w:numPr>
+        <w:spacing w:after="80" w:line="260" w:lineRule="auto"/>
+        <w:ind w:left="700"/>
+        <w:rPr>
+          <w:rFonts w:ascii="Montserrat" w:hAnsi="Montserrat"/>
+          <w:color w:val="1A1A1A"/>
+          <w:sz w:val="22"/>
+        </w:rPr>
+      </w:pPr>
+      <w:r>
+        <w:rPr>
+          <w:rFonts w:ascii="Montserrat" w:hAnsi="Montserrat"/>
+          <w:color w:val="1A1A1A"/>
+          <w:sz w:val="22"/>
+        </w:rPr>
+        <w:t>As 6 contas fixas de treinamento e as configuracoes do ambiente de treino nao sao apagadas pelo reset - so os projetos e os registros de formulario.</w:t>
+      </w:r>
+    </w:p>
+    <w:p>
+      <w:pPr>
+        <w:spacing w:before="160" w:after="200"/>
+        <w:ind w:left="283"/>
+        <w:rPr>
+          <w:rFonts w:ascii="Montserrat" w:hAnsi="Montserrat"/>
+          <w:i/>
+          <w:color w:val="6A6A70"/>
+          <w:sz w:val="21"/>
+        </w:rPr>
+      </w:pPr>
+      <w:r>
+        <w:rPr>
+          <w:rFonts w:ascii="Montserrat" w:hAnsi="Montserrat"/>
+          <w:i/>
+          <w:color w:val="6A6A70"/>
+          <w:sz w:val="21"/>
+        </w:rPr>
+        <w:t>Assim como as outras acoes exclusivas de Admin, a Edge Function confere o papel do usuario direto no banco de producao antes de fazer qualquer alteracao - nao basta ver o botao na tela.</w:t>
+      </w:r>
+    </w:p>
+    <w:p>
+      <w:pPr>
+        <w:pStyle w:val="Ttulo2"/>
+        <w:spacing w:before="320" w:after="120"/>
+        <w:rPr>
+          <w:rFonts w:ascii="Montserrat" w:hAnsi="Montserrat"/>
+          <w:b/>
+          <w:color w:val="B91D2E"/>
+          <w:sz w:val="27"/>
+        </w:rPr>
+      </w:pPr>
+      <w:bookmarkStart w:id="52" w:name="_Toc240546303"/>
+      <w:r>
+        <w:rPr>
+          <w:rFonts w:ascii="Montserrat" w:hAnsi="Montserrat"/>
+          <w:b/>
+          <w:color w:val="B91D2E"/>
+          <w:sz w:val="27"/>
+        </w:rPr>
+        <w:t>6.6 Backup automatizado</w:t>
+      </w:r>
+      <w:bookmarkEnd w:id="52"/>
+    </w:p>
+    <w:p>
+      <w:pPr>
+        <w:spacing w:line="280" w:lineRule="auto"/>
+        <w:rPr>
+          <w:rFonts w:ascii="Montserrat" w:hAnsi="Montserrat"/>
+          <w:color w:val="1A1A1A"/>
+          <w:sz w:val="22"/>
+        </w:rPr>
+      </w:pPr>
+      <w:r>
+        <w:rPr>
+          <w:rFonts w:ascii="Montserrat" w:hAnsi="Montserrat"/>
+          <w:color w:val="1A1A1A"/>
+          <w:sz w:val="22"/>
+        </w:rPr>
+        <w:t>No fim da aba Configuracoes (secao 6.3), um bloco separado deixa o Admin/PMO definir os parametros de uma rotina de backup periodico do sistema inteiro (banco de dados, arquivos anexados e codigo-fonte) para um destino fora do GitHub - complemento operacional a proposta Backup Automatizado entregue separadamente.</w:t>
+      </w:r>
+    </w:p>
+    <w:p>
+      <w:pPr>
+        <w:pStyle w:val="PargrafodaLista"/>
+        <w:numPr>
+          <w:ilvl w:val="0"/>
+          <w:numId w:val="39"/>
+        </w:numPr>
+        <w:spacing w:after="80" w:line="260" w:lineRule="auto"/>
+        <w:ind w:left="700"/>
+        <w:rPr>
+          <w:rFonts w:ascii="Montserrat" w:hAnsi="Montserrat"/>
+          <w:color w:val="1A1A1A"/>
+          <w:sz w:val="22"/>
+        </w:rPr>
+      </w:pPr>
+      <w:r>
+        <w:rPr>
+          <w:rFonts w:ascii="Montserrat" w:hAnsi="Montserrat"/>
+          <w:color w:val="1A1A1A"/>
+          <w:sz w:val="22"/>
+        </w:rPr>
+        <w:t>Habilitar backup automatizado: interruptor geral da rotina.</w:t>
+      </w:r>
+    </w:p>
+    <w:p>
+      <w:pPr>
+        <w:pStyle w:val="PargrafodaLista"/>
+        <w:numPr>
+          <w:ilvl w:val="0"/>
+          <w:numId w:val="39"/>
+        </w:numPr>
+        <w:spacing w:after="80" w:line="260" w:lineRule="auto"/>
+        <w:ind w:left="700"/>
+        <w:rPr>
+          <w:rFonts w:ascii="Montserrat" w:hAnsi="Montserrat"/>
+          <w:color w:val="1A1A1A"/>
+          <w:sz w:val="22"/>
+        </w:rPr>
+      </w:pPr>
+      <w:r>
+        <w:rPr>
+          <w:rFonts w:ascii="Montserrat" w:hAnsi="Montserrat"/>
+          <w:color w:val="1A1A1A"/>
+          <w:sz w:val="22"/>
+        </w:rPr>
+        <w:t>Destino: OneDrive/SharePoint institucional, outro armazenamento de nuvem ou servidor da instituicao, mais o caminho/pasta exato onde gravar.</w:t>
+      </w:r>
+    </w:p>
+    <w:p>
+      <w:pPr>
+        <w:pStyle w:val="PargrafodaLista"/>
+        <w:numPr>
+          <w:ilvl w:val="0"/>
+          <w:numId w:val="39"/>
+        </w:numPr>
+        <w:spacing w:after="80" w:line="260" w:lineRule="auto"/>
+        <w:ind w:left="700"/>
+        <w:rPr>
+          <w:rFonts w:ascii="Montserrat" w:hAnsi="Montserrat"/>
+          <w:color w:val="1A1A1A"/>
+          <w:sz w:val="22"/>
+        </w:rPr>
+      </w:pPr>
+      <w:r>
+        <w:rPr>
+          <w:rFonts w:ascii="Montserrat" w:hAnsi="Montserrat"/>
+          <w:color w:val="1A1A1A"/>
+          <w:sz w:val="22"/>
+        </w:rPr>
+        <w:t>Frequencia: diaria ou semanal.</w:t>
+      </w:r>
+    </w:p>
+    <w:p>
+      <w:pPr>
+        <w:pStyle w:val="PargrafodaLista"/>
+        <w:numPr>
+          <w:ilvl w:val="0"/>
+          <w:numId w:val="39"/>
+        </w:numPr>
+        <w:spacing w:after="80" w:line="260" w:lineRule="auto"/>
+        <w:ind w:left="700"/>
+        <w:rPr>
+          <w:rFonts w:ascii="Montserrat" w:hAnsi="Montserrat"/>
+          <w:color w:val="1A1A1A"/>
+          <w:sz w:val="22"/>
+        </w:rPr>
+      </w:pPr>
+      <w:r>
+        <w:rPr>
+          <w:rFonts w:ascii="Montserrat" w:hAnsi="Montserrat"/>
+          <w:color w:val="1A1A1A"/>
+          <w:sz w:val="22"/>
+        </w:rPr>
+        <w:lastRenderedPageBreak/>
+        <w:t>Retencao (dias, opcional): depois de quantos dias os backups antigos podem ser descartados; vazio mantem tudo indefinidamente.</w:t>
+      </w:r>
+    </w:p>
+    <w:p>
+      <w:pPr>
+        <w:pStyle w:val="PargrafodaLista"/>
+        <w:numPr>
+          <w:ilvl w:val="0"/>
+          <w:numId w:val="39"/>
+        </w:numPr>
+        <w:spacing w:after="80" w:line="260" w:lineRule="auto"/>
+        <w:ind w:left="700"/>
+        <w:rPr>
+          <w:rFonts w:ascii="Montserrat" w:hAnsi="Montserrat"/>
+          <w:color w:val="1A1A1A"/>
+          <w:sz w:val="22"/>
+        </w:rPr>
+      </w:pPr>
+      <w:r>
+        <w:rPr>
+          <w:rFonts w:ascii="Montserrat" w:hAnsi="Montserrat"/>
+          <w:color w:val="1A1A1A"/>
+          <w:sz w:val="22"/>
+        </w:rPr>
+        <w:t>E-mail de alerta: para onde avisar automaticamente se uma execucao falhar.</w:t>
+      </w:r>
+    </w:p>
+    <w:p>
+      <w:pPr>
+        <w:pStyle w:val="PargrafodaLista"/>
+        <w:numPr>
+          <w:ilvl w:val="0"/>
+          <w:numId w:val="39"/>
+        </w:numPr>
+        <w:spacing w:after="80" w:line="260" w:lineRule="auto"/>
+        <w:ind w:left="700"/>
+        <w:rPr>
+          <w:rFonts w:ascii="Montserrat" w:hAnsi="Montserrat"/>
+          <w:color w:val="1A1A1A"/>
+          <w:sz w:val="22"/>
+        </w:rPr>
+      </w:pPr>
+      <w:r>
+        <w:rPr>
+          <w:rFonts w:ascii="Montserrat" w:hAnsi="Montserrat"/>
+          <w:color w:val="1A1A1A"/>
+          <w:sz w:val="22"/>
+        </w:rPr>
+        <w:t>E-mails com acesso ao destino externo: campo de registro/referencia de quem deveria ter permissao na pasta de destino - conceder esse acesso de fato continua sendo feito manualmente onde o destino estiver (OneDrive, repositorio etc.).</w:t>
+      </w:r>
+    </w:p>
+    <w:p>
+      <w:pPr>
+        <w:pStyle w:val="PargrafodaLista"/>
+        <w:numPr>
+          <w:ilvl w:val="0"/>
+          <w:numId w:val="39"/>
+        </w:numPr>
+        <w:spacing w:after="80" w:line="260" w:lineRule="auto"/>
+        <w:ind w:left="700"/>
+        <w:rPr>
+          <w:rFonts w:ascii="Montserrat" w:hAnsi="Montserrat"/>
+          <w:color w:val="1A1A1A"/>
+          <w:sz w:val="22"/>
+        </w:rPr>
+      </w:pPr>
+      <w:r>
+        <w:rPr>
+          <w:rFonts w:ascii="Montserrat" w:hAnsi="Montserrat"/>
+          <w:color w:val="1A1A1A"/>
+          <w:sz w:val="22"/>
+        </w:rPr>
+        <w:t>Quem pode gerenciar essas configuracoes: papeis liberados para alterar esta tela, alem do PMO/Admin, que sempre tem acesso.</w:t>
+      </w:r>
+    </w:p>
+    <w:p>
+      <w:pPr>
+        <w:pStyle w:val="PargrafodaLista"/>
+        <w:numPr>
+          <w:ilvl w:val="0"/>
+          <w:numId w:val="39"/>
+        </w:numPr>
+        <w:spacing w:after="80" w:line="260" w:lineRule="auto"/>
+        <w:ind w:left="700"/>
+        <w:rPr>
+          <w:rFonts w:ascii="Montserrat" w:hAnsi="Montserrat"/>
+          <w:color w:val="1A1A1A"/>
+          <w:sz w:val="22"/>
+        </w:rPr>
+      </w:pPr>
+      <w:r>
+        <w:rPr>
+          <w:rFonts w:ascii="Montserrat" w:hAnsi="Montserrat"/>
+          <w:color w:val="1A1A1A"/>
+          <w:sz w:val="22"/>
+        </w:rPr>
+        <w:t>Ultima execucao: data/hora e status (sucesso ou falha) da ultima vez que a rotina automatizada rodou, preenchido por ela mesma.</w:t>
+      </w:r>
+    </w:p>
+    <w:p>
+      <w:pPr>
+        <w:spacing w:before="160" w:after="200"/>
+        <w:ind w:left="283"/>
+        <w:rPr>
+          <w:rFonts w:ascii="Montserrat" w:hAnsi="Montserrat"/>
+          <w:i/>
+          <w:color w:val="6A6A70"/>
+          <w:sz w:val="21"/>
+        </w:rPr>
+      </w:pPr>
+      <w:r>
+        <w:rPr>
+          <w:rFonts w:ascii="Montserrat" w:hAnsi="Montserrat"/>
+          <w:i/>
+          <w:color w:val="6A6A70"/>
+          <w:sz w:val="21"/>
+        </w:rPr>
+        <w:t>Esta tela define os parametros - quem efetivamente le essas configuracoes e executa a copia dos dados e uma rotina agendada fora do sistema (GitHub Actions). Como o agendamento desse tipo de rotina roda em horarios fixos (nao pode ser alterado em tempo real por este formulario), ela e programada para rodar com frequencia maior do que o necessario e, a cada execucao, checar aqui se ja esta na hora de rodar de acordo com a frequencia configurada - na pratica, o efeito para quem usa a tela e o mesmo de definir a frequencia diretamente.</w:t>
+      </w:r>
+    </w:p>
+    <w:p>
+      <w:pPr>
+        <w:spacing w:before="160" w:after="200"/>
+        <w:ind w:left="283"/>
+        <w:rPr>
+          <w:rFonts w:ascii="Montserrat" w:hAnsi="Montserrat"/>
+          <w:i/>
+          <w:color w:val="6A6A70"/>
+          <w:sz w:val="21"/>
+        </w:rPr>
+      </w:pPr>
+      <w:r>
+        <w:rPr>
+          <w:rFonts w:ascii="Montserrat" w:hAnsi="Montserrat"/>
+          <w:i/>
+          <w:color w:val="6A6A70"/>
+          <w:sz w:val="21"/>
+        </w:rPr>
+        <w:t>Destino no SharePoint confirmado: desde 28/08/2026, o envio da copia externa para o SharePoint institucional esta confirmado funcionando de ponta a ponta, com o aplicativo usando apenas a permissao Sites.Selected (acesso restrito a um unico site, o modelo de menor privilegio recomendado desde o inicio) - sem depender de nenhuma permissao ampla sobre todos os sites da instituicao.</w:t>
+      </w:r>
+    </w:p>
+    <w:p>
+      <w:pPr>
+        <w:spacing w:line="280" w:lineRule="auto"/>
+        <w:rPr>
+          <w:rFonts w:ascii="Montserrat" w:hAnsi="Montserrat"/>
+          <w:color w:val="1A1A1A"/>
+          <w:sz w:val="22"/>
+        </w:rPr>
+      </w:pPr>
+      <w:r>
+        <w:rPr>
+          <w:rFonts w:ascii="Montserrat" w:hAnsi="Montserrat"/>
+          <w:color w:val="1A1A1A"/>
+          <w:sz w:val="22"/>
+        </w:rPr>
+        <w:t>Por ultimo, um bloco Metas dos indicadores estrategicos define a meta em % de cada um dos 4 indicadores do Relatorio de Resultados (secao 6.7) - Marcos no prazo, Projetos dentro do orcamento, Entraves resolvidos e Projetos sem risco alto/critico. Enquanto uma meta ficar vazia, o cartao correspondente mostra Meta nao definida em vez de um selo de status.</w:t>
+      </w:r>
+    </w:p>
+    <w:p>
+      <w:pPr>
+        <w:spacing w:before="120" w:after="40"/>
+        <w:jc w:val="center"/>
+      </w:pPr>
+      <w:r>
+        <w:rPr>
+          <w:noProof/>
+        </w:rPr>
+        <w:drawing>
+          <wp:inline distT="0" distB="0" distL="0" distR="0" wp14:anchorId="467430F6" wp14:editId="13235DAC">
+            <wp:extent cx="5303520" cy="1351384"/>
+            <wp:effectExtent l="19050" t="19050" r="11430" b="20320"/>
+            <wp:docPr id="2098326095" name="Imagem 56"/>
+            <wp:cNvGraphicFramePr/>
+            <a:graphic xmlns:a="http://schemas.openxmlformats.org/drawingml/2006/main">
+              <a:graphicData uri="http://schemas.openxmlformats.org/drawingml/2006/picture">
+                <pic:pic xmlns:pic="http://schemas.openxmlformats.org/drawingml/2006/picture">
+                  <pic:nvPicPr>
+                    <pic:cNvPr id="2098326095" name=""/>
+                    <pic:cNvPicPr/>
+                  </pic:nvPicPr>
+                  <pic:blipFill>
+                    <a:blip r:embed="rId62">
                       <a:extLst>
                         <a:ext uri="{28A0092B-C50C-407E-A947-70E740481C1C}">
                           <a14:useLocalDpi xmlns:a14="http://schemas.microsoft.com/office/drawing/2010/main" val="0"/>
@@ -22412,6 +24075,25 @@
     </w:p>
     <w:p>
       <w:pPr>
+        <w:spacing w:line="280" w:lineRule="auto"/>
+        <w:rPr>
+          <w:rFonts w:ascii="Montserrat" w:hAnsi="Montserrat"/>
+          <w:color w:val="1A1A1A"/>
+          <w:sz w:val="22"/>
+        </w:rPr>
+      </w:pPr>
+      <w:r>
+        <w:rPr>
+          <w:rFonts w:ascii="Montserrat" w:hAnsi="Montserrat"/>
+          <w:color w:val="1A1A1A"/>
+          <w:sz w:val="22"/>
+        </w:rPr>
+        <w:lastRenderedPageBreak/>
+        <w:t>Um ultimo bloco, Regras de aviso automatico de prazo e execucao, define em dias as duas regras do mecanismo diario descrito na secao 6.4.3: quantos dias antes do Termino previsto cada janela do aviso de prazo comeca (padrao 5 e 2), a cada quantos dias o aviso de atrasado se repete (padrao 7), apos quantos dias sem atualizar Execucao o aviso de silencio dispara (padrao 5) e a cada quantos dias ele se repete (padrao 5). Um campo em branco ou com valor invalido faz a regra correspondente usar o padrao de fabrica, sem deixar de funcionar.</w:t>
+      </w:r>
+    </w:p>
+    <w:p>
+      <w:pPr>
         <w:pStyle w:val="Ttulo2"/>
         <w:spacing w:before="320" w:after="120"/>
         <w:rPr>
@@ -22421,7 +24103,7 @@
           <w:sz w:val="27"/>
         </w:rPr>
       </w:pPr>
-      <w:bookmarkStart w:id="50" w:name="_Toc240380483"/>
+      <w:bookmarkStart w:id="53" w:name="_Toc240546304"/>
       <w:r>
         <w:rPr>
           <w:rFonts w:ascii="Montserrat" w:hAnsi="Montserrat"/>
@@ -22431,7 +24113,7 @@
         </w:rPr>
         <w:t>6.7 Relatorio de Resultados</w:t>
       </w:r>
-      <w:bookmarkEnd w:id="50"/>
+      <w:bookmarkEnd w:id="53"/>
     </w:p>
     <w:p>
       <w:pPr>
@@ -22456,7 +24138,7 @@
         <w:pStyle w:val="PargrafodaLista"/>
         <w:numPr>
           <w:ilvl w:val="0"/>
-          <w:numId w:val="38"/>
+          <w:numId w:val="40"/>
         </w:numPr>
         <w:spacing w:after="80" w:line="260" w:lineRule="auto"/>
         <w:ind w:left="700"/>
@@ -22472,7 +24154,6 @@
           <w:color w:val="1A1A1A"/>
           <w:sz w:val="22"/>
         </w:rPr>
-        <w:lastRenderedPageBreak/>
         <w:t>Marcos no prazo: % dos marcos de projetos ainda ativos no Relatorio de Situacao (secao 4.1) que NAO estao atrasados - a data-alvo (do cronograma do Planejamento) ainda nao passou, o marco ja tem Conclusao real preenchida no Planejamento, ou o marco esta marcado como Concluido/Cancelado.</w:t>
       </w:r>
     </w:p>
@@ -22481,7 +24162,7 @@
         <w:pStyle w:val="PargrafodaLista"/>
         <w:numPr>
           <w:ilvl w:val="0"/>
-          <w:numId w:val="38"/>
+          <w:numId w:val="40"/>
         </w:numPr>
         <w:spacing w:after="80" w:line="260" w:lineRule="auto"/>
         <w:ind w:left="700"/>
@@ -22505,7 +24186,7 @@
         <w:pStyle w:val="PargrafodaLista"/>
         <w:numPr>
           <w:ilvl w:val="0"/>
-          <w:numId w:val="38"/>
+          <w:numId w:val="40"/>
         </w:numPr>
         <w:spacing w:after="80" w:line="260" w:lineRule="auto"/>
         <w:ind w:left="700"/>
@@ -22529,7 +24210,7 @@
         <w:pStyle w:val="PargrafodaLista"/>
         <w:numPr>
           <w:ilvl w:val="0"/>
-          <w:numId w:val="38"/>
+          <w:numId w:val="40"/>
         </w:numPr>
         <w:spacing w:after="80" w:line="260" w:lineRule="auto"/>
         <w:ind w:left="700"/>
@@ -22558,20 +24239,20 @@
           <w:noProof/>
         </w:rPr>
         <w:drawing>
-          <wp:inline distT="0" distB="0" distL="0" distR="0" wp14:anchorId="5AE96467" wp14:editId="7C785BF1">
+          <wp:inline distT="0" distB="0" distL="0" distR="0" wp14:anchorId="39488995" wp14:editId="0126253C">
             <wp:extent cx="5303520" cy="1422793"/>
             <wp:effectExtent l="19050" t="19050" r="11430" b="25400"/>
-            <wp:docPr id="741149052" name="Imagem 55"/>
+            <wp:docPr id="79552153" name="Imagem 57"/>
             <wp:cNvGraphicFramePr/>
             <a:graphic xmlns:a="http://schemas.openxmlformats.org/drawingml/2006/main">
               <a:graphicData uri="http://schemas.openxmlformats.org/drawingml/2006/picture">
                 <pic:pic xmlns:pic="http://schemas.openxmlformats.org/drawingml/2006/picture">
                   <pic:nvPicPr>
-                    <pic:cNvPr id="741149052" name=""/>
+                    <pic:cNvPr id="79552153" name=""/>
                     <pic:cNvPicPr/>
                   </pic:nvPicPr>
                   <pic:blipFill>
-                    <a:blip r:embed="rId61">
+                    <a:blip r:embed="rId63">
                       <a:extLst>
                         <a:ext uri="{28A0092B-C50C-407E-A947-70E740481C1C}">
                           <a14:useLocalDpi xmlns:a14="http://schemas.microsoft.com/office/drawing/2010/main" val="0"/>
@@ -22642,6 +24323,7 @@
           <w:color w:val="6A6A70"/>
           <w:sz w:val="21"/>
         </w:rPr>
+        <w:lastRenderedPageBreak/>
         <w:t>Meta e selo de status (Normal/Atencao/Critico): cada indicador compara o realizado com a meta definida pelo Admin (secao 6.3). Sem meta definida, o cartao mostra Meta nao definida em vez de um selo - nunca inventa um status. Com meta definida: Normal na meta ou acima; Atencao ate 15 pontos percentuais abaixo da meta; Critico alem disso.</w:t>
       </w:r>
     </w:p>
@@ -22684,17 +24366,7 @@
           <w:color w:val="6A6A70"/>
           <w:sz w:val="21"/>
         </w:rPr>
-        <w:t xml:space="preserve">O Planejamento guarda tanto a data-alvo (Termino previsto) quanto a Conclusao real de cada marco, entao o indicador ja distingue um marco que </w:t>
-      </w:r>
-      <w:r>
-        <w:rPr>
-          <w:rFonts w:ascii="Montserrat" w:hAnsi="Montserrat"/>
-          <w:i/>
-          <w:color w:val="6A6A70"/>
-          <w:sz w:val="21"/>
-        </w:rPr>
-        <w:lastRenderedPageBreak/>
-        <w:t>terminou no prazo de um que so ainda nao venceu. Projetos dentro do orcamento e Entraves resolvidos continuam aparecendo como travessao (-) quando nao ha dado suficiente para calcular, em vez de mostrar um numero sem base.</w:t>
+        <w:t>O Planejamento guarda tanto a data-alvo (Termino previsto) quanto a Conclusao real de cada marco, entao o indicador ja distingue um marco que terminou no prazo de um que so ainda nao venceu. Projetos dentro do orcamento e Entraves resolvidos continuam aparecendo como travessao (-) quando nao ha dado suficiente para calcular, em vez de mostrar um numero sem base.</w:t>
       </w:r>
     </w:p>
     <w:p>
@@ -22702,7 +24374,7 @@
         <w:pStyle w:val="PargrafodaLista"/>
         <w:numPr>
           <w:ilvl w:val="0"/>
-          <w:numId w:val="39"/>
+          <w:numId w:val="41"/>
         </w:numPr>
         <w:spacing w:after="80" w:line="260" w:lineRule="auto"/>
         <w:ind w:left="700"/>
@@ -22731,20 +24403,20 @@
           <w:noProof/>
         </w:rPr>
         <w:drawing>
-          <wp:inline distT="0" distB="0" distL="0" distR="0" wp14:anchorId="26409316" wp14:editId="545141B1">
+          <wp:inline distT="0" distB="0" distL="0" distR="0" wp14:anchorId="3AAB5B80" wp14:editId="470BD42C">
             <wp:extent cx="5303520" cy="1841050"/>
             <wp:effectExtent l="19050" t="19050" r="11430" b="26035"/>
-            <wp:docPr id="572202021" name="Imagem 56"/>
+            <wp:docPr id="1704633885" name="Imagem 58"/>
             <wp:cNvGraphicFramePr/>
             <a:graphic xmlns:a="http://schemas.openxmlformats.org/drawingml/2006/main">
               <a:graphicData uri="http://schemas.openxmlformats.org/drawingml/2006/picture">
                 <pic:pic xmlns:pic="http://schemas.openxmlformats.org/drawingml/2006/picture">
                   <pic:nvPicPr>
-                    <pic:cNvPr id="572202021" name=""/>
+                    <pic:cNvPr id="1704633885" name=""/>
                     <pic:cNvPicPr/>
                   </pic:nvPicPr>
                   <pic:blipFill>
-                    <a:blip r:embed="rId62">
+                    <a:blip r:embed="rId64">
                       <a:extLst>
                         <a:ext uri="{28A0092B-C50C-407E-A947-70E740481C1C}">
                           <a14:useLocalDpi xmlns:a14="http://schemas.microsoft.com/office/drawing/2010/main" val="0"/>
@@ -22841,7 +24513,7 @@
         <w:pStyle w:val="PargrafodaLista"/>
         <w:numPr>
           <w:ilvl w:val="0"/>
-          <w:numId w:val="39"/>
+          <w:numId w:val="41"/>
         </w:numPr>
         <w:spacing w:after="80" w:line="260" w:lineRule="auto"/>
         <w:ind w:left="700"/>
@@ -22857,6 +24529,7 @@
           <w:color w:val="1A1A1A"/>
           <w:sz w:val="22"/>
         </w:rPr>
+        <w:lastRenderedPageBreak/>
         <w:t>Exportar PDF: abre a caixa de impressao do navegador com o conteudo da pagina pronto para salvar como PDF - mesmo mecanismo Imprimir ja usado nos demais relatorios (esconde a barra de autenticacao e os botoes antes de imprimir).</w:t>
       </w:r>
     </w:p>
@@ -22865,7 +24538,7 @@
         <w:pStyle w:val="PargrafodaLista"/>
         <w:numPr>
           <w:ilvl w:val="0"/>
-          <w:numId w:val="39"/>
+          <w:numId w:val="41"/>
         </w:numPr>
         <w:spacing w:after="80" w:line="260" w:lineRule="auto"/>
         <w:ind w:left="700"/>
@@ -22894,20 +24567,20 @@
           <w:noProof/>
         </w:rPr>
         <w:drawing>
-          <wp:inline distT="0" distB="0" distL="0" distR="0" wp14:anchorId="1D517339" wp14:editId="571A720D">
+          <wp:inline distT="0" distB="0" distL="0" distR="0" wp14:anchorId="54D753D3" wp14:editId="76CA9D25">
             <wp:extent cx="5303520" cy="303041"/>
             <wp:effectExtent l="19050" t="19050" r="11430" b="20955"/>
-            <wp:docPr id="556075123" name="Imagem 57"/>
+            <wp:docPr id="1937202799" name="Imagem 59"/>
             <wp:cNvGraphicFramePr/>
             <a:graphic xmlns:a="http://schemas.openxmlformats.org/drawingml/2006/main">
               <a:graphicData uri="http://schemas.openxmlformats.org/drawingml/2006/picture">
                 <pic:pic xmlns:pic="http://schemas.openxmlformats.org/drawingml/2006/picture">
                   <pic:nvPicPr>
-                    <pic:cNvPr id="556075123" name=""/>
+                    <pic:cNvPr id="1937202799" name=""/>
                     <pic:cNvPicPr/>
                   </pic:nvPicPr>
                   <pic:blipFill>
-                    <a:blip r:embed="rId63">
+                    <a:blip r:embed="rId65">
                       <a:extLst>
                         <a:ext uri="{28A0092B-C50C-407E-A947-70E740481C1C}">
                           <a14:useLocalDpi xmlns:a14="http://schemas.microsoft.com/office/drawing/2010/main" val="0"/>
@@ -22969,22 +24642,21 @@
         <w:rPr>
           <w:noProof/>
         </w:rPr>
-        <w:lastRenderedPageBreak/>
         <w:drawing>
-          <wp:inline distT="0" distB="0" distL="0" distR="0" wp14:anchorId="41ABA874" wp14:editId="5CAFA268">
+          <wp:inline distT="0" distB="0" distL="0" distR="0" wp14:anchorId="0ED02094" wp14:editId="5DF0C13C">
             <wp:extent cx="5303520" cy="2983005"/>
             <wp:effectExtent l="19050" t="19050" r="11430" b="27305"/>
-            <wp:docPr id="415459839" name="Imagem 58"/>
+            <wp:docPr id="1510267185" name="Imagem 60"/>
             <wp:cNvGraphicFramePr/>
             <a:graphic xmlns:a="http://schemas.openxmlformats.org/drawingml/2006/main">
               <a:graphicData uri="http://schemas.openxmlformats.org/drawingml/2006/picture">
                 <pic:pic xmlns:pic="http://schemas.openxmlformats.org/drawingml/2006/picture">
                   <pic:nvPicPr>
-                    <pic:cNvPr id="415459839" name=""/>
+                    <pic:cNvPr id="1510267185" name=""/>
                     <pic:cNvPicPr/>
                   </pic:nvPicPr>
                   <pic:blipFill>
-                    <a:blip r:embed="rId64" cstate="print">
+                    <a:blip r:embed="rId66" cstate="print">
                       <a:extLst>
                         <a:ext uri="{28A0092B-C50C-407E-A947-70E740481C1C}">
                           <a14:useLocalDpi xmlns:a14="http://schemas.microsoft.com/office/drawing/2010/main" val="0"/>
@@ -23052,7 +24724,7 @@
           <w:sz w:val="34"/>
         </w:rPr>
       </w:pPr>
-      <w:bookmarkStart w:id="51" w:name="_Toc240380484"/>
+      <w:bookmarkStart w:id="54" w:name="_Toc240546305"/>
       <w:r>
         <w:rPr>
           <w:rFonts w:ascii="Montserrat" w:hAnsi="Montserrat"/>
@@ -23063,7 +24735,7 @@
         <w:lastRenderedPageBreak/>
         <w:t>7. Perguntas frequentes</w:t>
       </w:r>
-      <w:bookmarkEnd w:id="51"/>
+      <w:bookmarkEnd w:id="54"/>
     </w:p>
     <w:p>
       <w:pPr>
@@ -23296,7 +24968,7 @@
           <w:sz w:val="34"/>
         </w:rPr>
       </w:pPr>
-      <w:bookmarkStart w:id="52" w:name="_Toc240380485"/>
+      <w:bookmarkStart w:id="55" w:name="_Toc240546306"/>
       <w:r>
         <w:rPr>
           <w:rFonts w:ascii="Montserrat" w:hAnsi="Montserrat"/>
@@ -23307,7 +24979,7 @@
         <w:lastRenderedPageBreak/>
         <w:t>8. Anexo - Tabela de artefatos</w:t>
       </w:r>
-      <w:bookmarkEnd w:id="52"/>
+      <w:bookmarkEnd w:id="55"/>
     </w:p>
     <w:tbl>
       <w:tblPr>
@@ -24920,12 +26592,12 @@
       </w:pPr>
     </w:p>
     <w:sectPr>
-      <w:headerReference w:type="even" r:id="rId65"/>
-      <w:headerReference w:type="default" r:id="rId66"/>
-      <w:footerReference w:type="even" r:id="rId67"/>
-      <w:footerReference w:type="default" r:id="rId68"/>
-      <w:headerReference w:type="first" r:id="rId69"/>
-      <w:footerReference w:type="first" r:id="rId70"/>
+      <w:headerReference w:type="even" r:id="rId67"/>
+      <w:headerReference w:type="default" r:id="rId68"/>
+      <w:footerReference w:type="even" r:id="rId69"/>
+      <w:footerReference w:type="default" r:id="rId70"/>
+      <w:headerReference w:type="first" r:id="rId71"/>
+      <w:footerReference w:type="first" r:id="rId72"/>
       <w:pgSz w:w="12240" w:h="15840"/>
       <w:pgMar w:top="1417" w:right="1701" w:bottom="1417" w:left="1701" w:header="708" w:footer="708" w:gutter="0"/>
       <w:cols w:space="708"/>
@@ -25084,7 +26756,7 @@
 <file path=word/numbering.xml><?xml version="1.0" encoding="utf-8"?>
 <w:numbering xmlns:wpc="http://schemas.microsoft.com/office/word/2010/wordprocessingCanvas" xmlns:cx="http://schemas.microsoft.com/office/drawing/2014/chartex" xmlns:cx1="http://schemas.microsoft.com/office/drawing/2015/9/8/chartex" xmlns:cx2="http://schemas.microsoft.com/office/drawing/2015/10/21/chartex" xmlns:cx3="http://schemas.microsoft.com/office/drawing/2016/5/9/chartex" xmlns:cx4="http://schemas.microsoft.com/office/drawing/2016/5/10/chartex" xmlns:cx5="http://schemas.microsoft.com/office/drawing/2016/5/11/chartex" xmlns:cx6="http://schemas.microsoft.com/office/drawing/2016/5/12/chartex" xmlns:cx7="http://schemas.microsoft.com/office/drawing/2016/5/13/chartex" xmlns:cx8="http://schemas.microsoft.com/office/drawing/2016/5/14/chartex" xmlns:mc="http://schemas.openxmlformats.org/markup-compatibility/2006" xmlns:aink="http://schemas.microsoft.com/office/drawing/2016/ink" xmlns:am3d="http://schemas.microsoft.com/office/drawing/2017/model3d" xmlns:o="urn:schemas-microsoft-com:office:office" xmlns:oel="http://schemas.microsoft.com/office/2019/extlst" xmlns:r="http://schemas.openxmlformats.org/officeDocument/2006/relationships" xmlns:m="http://schemas.openxmlformats.org/officeDocument/2006/math" xmlns:v="urn:schemas-microsoft-com:vml" xmlns:wp14="http://schemas.microsoft.com/office/word/2010/wordprocessingDrawing" xmlns:wp="http://schemas.openxmlformats.org/drawingml/2006/wordprocessingDrawing" xmlns:w10="urn:schemas-microsoft-com:office:word" xmlns:w="http://schemas.openxmlformats.org/wordprocessingml/2006/main" xmlns:w14="http://schemas.microsoft.com/office/word/2010/wordml" xmlns:w15="http://schemas.microsoft.com/office/word/2012/wordml" xmlns:w16cex="http://schemas.microsoft.com/office/word/2018/wordml/cex" xmlns:w16cid="http://schemas.microsoft.com/office/word/2016/wordml/cid" xmlns:w16="http://schemas.microsoft.com/office/word/2018/wordml" xmlns:w16du="http://schemas.microsoft.com/office/word/2023/wordml/word16du" xmlns:w16sdtdh="http://schemas.microsoft.com/office/word/2020/wordml/sdtdatahash" xmlns:w16sdtfl="http://schemas.microsoft.com/office/word/2024/wordml/sdtformatlock" xmlns:w16se="http://schemas.microsoft.com/office/word/2015/wordml/symex" xmlns:wpg="http://schemas.microsoft.com/office/word/2010/wordprocessingGroup" xmlns:wpi="http://schemas.microsoft.com/office/word/2010/wordprocessingInk" xmlns:wne="http://schemas.microsoft.com/office/word/2006/wordml" xmlns:wps="http://schemas.microsoft.com/office/word/2010/wordprocessingShape" mc:Ignorable="w14 w15 w16se w16cid w16 w16cex w16sdtdh w16sdtfl w16du wp14">
   <w:abstractNum w:abstractNumId="0" w15:restartNumberingAfterBreak="0">
-    <w:nsid w:val="0D31452D"/>
+    <w:nsid w:val="007C331F"/>
     <w:multiLevelType w:val="singleLevel"/>
     <w:tmpl w:val="04160001"/>
     <w:lvl w:ilvl="0">
@@ -25101,7 +26773,7 @@
     </w:lvl>
   </w:abstractNum>
   <w:abstractNum w:abstractNumId="1" w15:restartNumberingAfterBreak="0">
-    <w:nsid w:val="0F54377C"/>
+    <w:nsid w:val="05E13A90"/>
     <w:multiLevelType w:val="singleLevel"/>
     <w:tmpl w:val="04160001"/>
     <w:lvl w:ilvl="0">
@@ -25118,7 +26790,7 @@
     </w:lvl>
   </w:abstractNum>
   <w:abstractNum w:abstractNumId="2" w15:restartNumberingAfterBreak="0">
-    <w:nsid w:val="1218491D"/>
+    <w:nsid w:val="080F6276"/>
     <w:multiLevelType w:val="singleLevel"/>
     <w:tmpl w:val="04160001"/>
     <w:lvl w:ilvl="0">
@@ -25135,7 +26807,7 @@
     </w:lvl>
   </w:abstractNum>
   <w:abstractNum w:abstractNumId="3" w15:restartNumberingAfterBreak="0">
-    <w:nsid w:val="15D07B21"/>
+    <w:nsid w:val="09104EED"/>
     <w:multiLevelType w:val="singleLevel"/>
     <w:tmpl w:val="04160001"/>
     <w:lvl w:ilvl="0">
@@ -25152,7 +26824,7 @@
     </w:lvl>
   </w:abstractNum>
   <w:abstractNum w:abstractNumId="4" w15:restartNumberingAfterBreak="0">
-    <w:nsid w:val="16766F35"/>
+    <w:nsid w:val="0A337432"/>
     <w:multiLevelType w:val="singleLevel"/>
     <w:tmpl w:val="04160001"/>
     <w:lvl w:ilvl="0">
@@ -25169,7 +26841,7 @@
     </w:lvl>
   </w:abstractNum>
   <w:abstractNum w:abstractNumId="5" w15:restartNumberingAfterBreak="0">
-    <w:nsid w:val="1CF51F45"/>
+    <w:nsid w:val="11A631D1"/>
     <w:multiLevelType w:val="singleLevel"/>
     <w:tmpl w:val="04160001"/>
     <w:lvl w:ilvl="0">
@@ -25186,7 +26858,7 @@
     </w:lvl>
   </w:abstractNum>
   <w:abstractNum w:abstractNumId="6" w15:restartNumberingAfterBreak="0">
-    <w:nsid w:val="1EB23B9E"/>
+    <w:nsid w:val="18383F7B"/>
     <w:multiLevelType w:val="singleLevel"/>
     <w:tmpl w:val="04160001"/>
     <w:lvl w:ilvl="0">
@@ -25203,7 +26875,7 @@
     </w:lvl>
   </w:abstractNum>
   <w:abstractNum w:abstractNumId="7" w15:restartNumberingAfterBreak="0">
-    <w:nsid w:val="1F5404CE"/>
+    <w:nsid w:val="1A7F30AC"/>
     <w:multiLevelType w:val="singleLevel"/>
     <w:tmpl w:val="04160001"/>
     <w:lvl w:ilvl="0">
@@ -25220,7 +26892,7 @@
     </w:lvl>
   </w:abstractNum>
   <w:abstractNum w:abstractNumId="8" w15:restartNumberingAfterBreak="0">
-    <w:nsid w:val="2B0E6F4C"/>
+    <w:nsid w:val="1F8A1E50"/>
     <w:multiLevelType w:val="singleLevel"/>
     <w:tmpl w:val="04160001"/>
     <w:lvl w:ilvl="0">
@@ -25237,7 +26909,7 @@
     </w:lvl>
   </w:abstractNum>
   <w:abstractNum w:abstractNumId="9" w15:restartNumberingAfterBreak="0">
-    <w:nsid w:val="2BD701F7"/>
+    <w:nsid w:val="2A8C03E0"/>
     <w:multiLevelType w:val="singleLevel"/>
     <w:tmpl w:val="04160001"/>
     <w:lvl w:ilvl="0">
@@ -25254,7 +26926,7 @@
     </w:lvl>
   </w:abstractNum>
   <w:abstractNum w:abstractNumId="10" w15:restartNumberingAfterBreak="0">
-    <w:nsid w:val="2CE75B6C"/>
+    <w:nsid w:val="2AE12367"/>
     <w:multiLevelType w:val="singleLevel"/>
     <w:tmpl w:val="04160001"/>
     <w:lvl w:ilvl="0">
@@ -25271,7 +26943,7 @@
     </w:lvl>
   </w:abstractNum>
   <w:abstractNum w:abstractNumId="11" w15:restartNumberingAfterBreak="0">
-    <w:nsid w:val="307C52C2"/>
+    <w:nsid w:val="2F632D91"/>
     <w:multiLevelType w:val="singleLevel"/>
     <w:tmpl w:val="04160001"/>
     <w:lvl w:ilvl="0">
@@ -25288,7 +26960,7 @@
     </w:lvl>
   </w:abstractNum>
   <w:abstractNum w:abstractNumId="12" w15:restartNumberingAfterBreak="0">
-    <w:nsid w:val="313D1EF4"/>
+    <w:nsid w:val="316111DB"/>
     <w:multiLevelType w:val="singleLevel"/>
     <w:tmpl w:val="04160001"/>
     <w:lvl w:ilvl="0">
@@ -25305,7 +26977,7 @@
     </w:lvl>
   </w:abstractNum>
   <w:abstractNum w:abstractNumId="13" w15:restartNumberingAfterBreak="0">
-    <w:nsid w:val="327F68AB"/>
+    <w:nsid w:val="32AC3B18"/>
     <w:multiLevelType w:val="singleLevel"/>
     <w:tmpl w:val="04160001"/>
     <w:lvl w:ilvl="0">
@@ -25322,7 +26994,7 @@
     </w:lvl>
   </w:abstractNum>
   <w:abstractNum w:abstractNumId="14" w15:restartNumberingAfterBreak="0">
-    <w:nsid w:val="3C984ADD"/>
+    <w:nsid w:val="3BF13B30"/>
     <w:multiLevelType w:val="singleLevel"/>
     <w:tmpl w:val="04160001"/>
     <w:lvl w:ilvl="0">
@@ -25339,7 +27011,7 @@
     </w:lvl>
   </w:abstractNum>
   <w:abstractNum w:abstractNumId="15" w15:restartNumberingAfterBreak="0">
-    <w:nsid w:val="41AC235E"/>
+    <w:nsid w:val="3CAA0C42"/>
     <w:multiLevelType w:val="singleLevel"/>
     <w:tmpl w:val="04160001"/>
     <w:lvl w:ilvl="0">
@@ -25356,7 +27028,7 @@
     </w:lvl>
   </w:abstractNum>
   <w:abstractNum w:abstractNumId="16" w15:restartNumberingAfterBreak="0">
-    <w:nsid w:val="42CD7B70"/>
+    <w:nsid w:val="3EBE4680"/>
     <w:multiLevelType w:val="singleLevel"/>
     <w:tmpl w:val="04160001"/>
     <w:lvl w:ilvl="0">
@@ -25373,7 +27045,7 @@
     </w:lvl>
   </w:abstractNum>
   <w:abstractNum w:abstractNumId="17" w15:restartNumberingAfterBreak="0">
-    <w:nsid w:val="47BF2FD4"/>
+    <w:nsid w:val="42FF6561"/>
     <w:multiLevelType w:val="singleLevel"/>
     <w:tmpl w:val="04160001"/>
     <w:lvl w:ilvl="0">
@@ -25390,7 +27062,7 @@
     </w:lvl>
   </w:abstractNum>
   <w:abstractNum w:abstractNumId="18" w15:restartNumberingAfterBreak="0">
-    <w:nsid w:val="4AFD7F88"/>
+    <w:nsid w:val="4429197D"/>
     <w:multiLevelType w:val="singleLevel"/>
     <w:tmpl w:val="04160001"/>
     <w:lvl w:ilvl="0">
@@ -25407,7 +27079,7 @@
     </w:lvl>
   </w:abstractNum>
   <w:abstractNum w:abstractNumId="19" w15:restartNumberingAfterBreak="0">
-    <w:nsid w:val="4B693B62"/>
+    <w:nsid w:val="465743E6"/>
     <w:multiLevelType w:val="singleLevel"/>
     <w:tmpl w:val="04160001"/>
     <w:lvl w:ilvl="0">
@@ -25424,7 +27096,7 @@
     </w:lvl>
   </w:abstractNum>
   <w:abstractNum w:abstractNumId="20" w15:restartNumberingAfterBreak="0">
-    <w:nsid w:val="4CBB78C0"/>
+    <w:nsid w:val="486F0FA3"/>
     <w:multiLevelType w:val="singleLevel"/>
     <w:tmpl w:val="04160001"/>
     <w:lvl w:ilvl="0">
@@ -25441,7 +27113,7 @@
     </w:lvl>
   </w:abstractNum>
   <w:abstractNum w:abstractNumId="21" w15:restartNumberingAfterBreak="0">
-    <w:nsid w:val="4EFA0322"/>
+    <w:nsid w:val="498E1CA2"/>
     <w:multiLevelType w:val="singleLevel"/>
     <w:tmpl w:val="04160001"/>
     <w:lvl w:ilvl="0">
@@ -25458,7 +27130,7 @@
     </w:lvl>
   </w:abstractNum>
   <w:abstractNum w:abstractNumId="22" w15:restartNumberingAfterBreak="0">
-    <w:nsid w:val="506910EC"/>
+    <w:nsid w:val="549E7A8F"/>
     <w:multiLevelType w:val="singleLevel"/>
     <w:tmpl w:val="04160001"/>
     <w:lvl w:ilvl="0">
@@ -25475,7 +27147,7 @@
     </w:lvl>
   </w:abstractNum>
   <w:abstractNum w:abstractNumId="23" w15:restartNumberingAfterBreak="0">
-    <w:nsid w:val="50FC081D"/>
+    <w:nsid w:val="56887292"/>
     <w:multiLevelType w:val="singleLevel"/>
     <w:tmpl w:val="04160001"/>
     <w:lvl w:ilvl="0">
@@ -25492,7 +27164,7 @@
     </w:lvl>
   </w:abstractNum>
   <w:abstractNum w:abstractNumId="24" w15:restartNumberingAfterBreak="0">
-    <w:nsid w:val="53C2744F"/>
+    <w:nsid w:val="56FA7640"/>
     <w:multiLevelType w:val="singleLevel"/>
     <w:tmpl w:val="04160001"/>
     <w:lvl w:ilvl="0">
@@ -25509,7 +27181,7 @@
     </w:lvl>
   </w:abstractNum>
   <w:abstractNum w:abstractNumId="25" w15:restartNumberingAfterBreak="0">
-    <w:nsid w:val="5711618A"/>
+    <w:nsid w:val="58AC7E4B"/>
     <w:multiLevelType w:val="singleLevel"/>
     <w:tmpl w:val="04160001"/>
     <w:lvl w:ilvl="0">
@@ -25526,7 +27198,7 @@
     </w:lvl>
   </w:abstractNum>
   <w:abstractNum w:abstractNumId="26" w15:restartNumberingAfterBreak="0">
-    <w:nsid w:val="588F3E26"/>
+    <w:nsid w:val="5E4F5077"/>
     <w:multiLevelType w:val="singleLevel"/>
     <w:tmpl w:val="04160001"/>
     <w:lvl w:ilvl="0">
@@ -25543,7 +27215,7 @@
     </w:lvl>
   </w:abstractNum>
   <w:abstractNum w:abstractNumId="27" w15:restartNumberingAfterBreak="0">
-    <w:nsid w:val="5B1171D4"/>
+    <w:nsid w:val="699E24E1"/>
     <w:multiLevelType w:val="singleLevel"/>
     <w:tmpl w:val="04160001"/>
     <w:lvl w:ilvl="0">
@@ -25560,7 +27232,7 @@
     </w:lvl>
   </w:abstractNum>
   <w:abstractNum w:abstractNumId="28" w15:restartNumberingAfterBreak="0">
-    <w:nsid w:val="5BFA3F9D"/>
+    <w:nsid w:val="6A7D05C0"/>
     <w:multiLevelType w:val="singleLevel"/>
     <w:tmpl w:val="04160001"/>
     <w:lvl w:ilvl="0">
@@ -25577,7 +27249,7 @@
     </w:lvl>
   </w:abstractNum>
   <w:abstractNum w:abstractNumId="29" w15:restartNumberingAfterBreak="0">
-    <w:nsid w:val="5F146028"/>
+    <w:nsid w:val="6A8F329A"/>
     <w:multiLevelType w:val="singleLevel"/>
     <w:tmpl w:val="04160001"/>
     <w:lvl w:ilvl="0">
@@ -25594,7 +27266,7 @@
     </w:lvl>
   </w:abstractNum>
   <w:abstractNum w:abstractNumId="30" w15:restartNumberingAfterBreak="0">
-    <w:nsid w:val="609F03A6"/>
+    <w:nsid w:val="6AC14E0A"/>
     <w:multiLevelType w:val="singleLevel"/>
     <w:tmpl w:val="04160001"/>
     <w:lvl w:ilvl="0">
@@ -25611,7 +27283,7 @@
     </w:lvl>
   </w:abstractNum>
   <w:abstractNum w:abstractNumId="31" w15:restartNumberingAfterBreak="0">
-    <w:nsid w:val="64B257E4"/>
+    <w:nsid w:val="7122024C"/>
     <w:multiLevelType w:val="singleLevel"/>
     <w:tmpl w:val="04160001"/>
     <w:lvl w:ilvl="0">
@@ -25628,7 +27300,7 @@
     </w:lvl>
   </w:abstractNum>
   <w:abstractNum w:abstractNumId="32" w15:restartNumberingAfterBreak="0">
-    <w:nsid w:val="659E2DD0"/>
+    <w:nsid w:val="718E2689"/>
     <w:multiLevelType w:val="singleLevel"/>
     <w:tmpl w:val="04160001"/>
     <w:lvl w:ilvl="0">
@@ -25645,7 +27317,7 @@
     </w:lvl>
   </w:abstractNum>
   <w:abstractNum w:abstractNumId="33" w15:restartNumberingAfterBreak="0">
-    <w:nsid w:val="6E1B5D24"/>
+    <w:nsid w:val="72113C22"/>
     <w:multiLevelType w:val="singleLevel"/>
     <w:tmpl w:val="04160001"/>
     <w:lvl w:ilvl="0">
@@ -25662,7 +27334,7 @@
     </w:lvl>
   </w:abstractNum>
   <w:abstractNum w:abstractNumId="34" w15:restartNumberingAfterBreak="0">
-    <w:nsid w:val="6EB61B87"/>
+    <w:nsid w:val="733C1196"/>
     <w:multiLevelType w:val="singleLevel"/>
     <w:tmpl w:val="04160001"/>
     <w:lvl w:ilvl="0">
@@ -25679,7 +27351,7 @@
     </w:lvl>
   </w:abstractNum>
   <w:abstractNum w:abstractNumId="35" w15:restartNumberingAfterBreak="0">
-    <w:nsid w:val="77927C39"/>
+    <w:nsid w:val="762A71FB"/>
     <w:multiLevelType w:val="singleLevel"/>
     <w:tmpl w:val="04160001"/>
     <w:lvl w:ilvl="0">
@@ -25696,7 +27368,7 @@
     </w:lvl>
   </w:abstractNum>
   <w:abstractNum w:abstractNumId="36" w15:restartNumberingAfterBreak="0">
-    <w:nsid w:val="79450FD6"/>
+    <w:nsid w:val="76F72F30"/>
     <w:multiLevelType w:val="singleLevel"/>
     <w:tmpl w:val="04160001"/>
     <w:lvl w:ilvl="0">
@@ -25713,7 +27385,7 @@
     </w:lvl>
   </w:abstractNum>
   <w:abstractNum w:abstractNumId="37" w15:restartNumberingAfterBreak="0">
-    <w:nsid w:val="7E8B66F5"/>
+    <w:nsid w:val="77873666"/>
     <w:multiLevelType w:val="singleLevel"/>
     <w:tmpl w:val="04160001"/>
     <w:lvl w:ilvl="0">
@@ -25730,7 +27402,7 @@
     </w:lvl>
   </w:abstractNum>
   <w:abstractNum w:abstractNumId="38" w15:restartNumberingAfterBreak="0">
-    <w:nsid w:val="7EBF3BDF"/>
+    <w:nsid w:val="79CB2F4C"/>
     <w:multiLevelType w:val="singleLevel"/>
     <w:tmpl w:val="04160001"/>
     <w:lvl w:ilvl="0">
@@ -25746,122 +27418,162 @@
       </w:rPr>
     </w:lvl>
   </w:abstractNum>
-  <w:num w:numId="1" w16cid:durableId="1102266749">
+  <w:abstractNum w:abstractNumId="39" w15:restartNumberingAfterBreak="0">
+    <w:nsid w:val="7B734A13"/>
+    <w:multiLevelType w:val="singleLevel"/>
+    <w:tmpl w:val="04160001"/>
+    <w:lvl w:ilvl="0">
+      <w:start w:val="1"/>
+      <w:numFmt w:val="bullet"/>
+      <w:lvlText w:val=""/>
+      <w:lvlJc w:val="left"/>
+      <w:pPr>
+        <w:ind w:left="720" w:hanging="360"/>
+      </w:pPr>
+      <w:rPr>
+        <w:rFonts w:ascii="Symbol" w:hAnsi="Symbol" w:hint="default"/>
+      </w:rPr>
+    </w:lvl>
+  </w:abstractNum>
+  <w:abstractNum w:abstractNumId="40" w15:restartNumberingAfterBreak="0">
+    <w:nsid w:val="7ECE0191"/>
+    <w:multiLevelType w:val="singleLevel"/>
+    <w:tmpl w:val="04160001"/>
+    <w:lvl w:ilvl="0">
+      <w:start w:val="1"/>
+      <w:numFmt w:val="bullet"/>
+      <w:lvlText w:val=""/>
+      <w:lvlJc w:val="left"/>
+      <w:pPr>
+        <w:ind w:left="720" w:hanging="360"/>
+      </w:pPr>
+      <w:rPr>
+        <w:rFonts w:ascii="Symbol" w:hAnsi="Symbol" w:hint="default"/>
+      </w:rPr>
+    </w:lvl>
+  </w:abstractNum>
+  <w:num w:numId="1" w16cid:durableId="1642492011">
+    <w:abstractNumId w:val="3"/>
+  </w:num>
+  <w:num w:numId="2" w16cid:durableId="746922348">
+    <w:abstractNumId w:val="26"/>
+  </w:num>
+  <w:num w:numId="3" w16cid:durableId="1662780355">
+    <w:abstractNumId w:val="35"/>
+  </w:num>
+  <w:num w:numId="4" w16cid:durableId="2058115699">
+    <w:abstractNumId w:val="13"/>
+  </w:num>
+  <w:num w:numId="5" w16cid:durableId="699277715">
+    <w:abstractNumId w:val="16"/>
+  </w:num>
+  <w:num w:numId="6" w16cid:durableId="1953783837">
+    <w:abstractNumId w:val="36"/>
+  </w:num>
+  <w:num w:numId="7" w16cid:durableId="2059936955">
+    <w:abstractNumId w:val="24"/>
+  </w:num>
+  <w:num w:numId="8" w16cid:durableId="1054503446">
+    <w:abstractNumId w:val="40"/>
+  </w:num>
+  <w:num w:numId="9" w16cid:durableId="1606041416">
+    <w:abstractNumId w:val="34"/>
+  </w:num>
+  <w:num w:numId="10" w16cid:durableId="611471735">
+    <w:abstractNumId w:val="38"/>
+  </w:num>
+  <w:num w:numId="11" w16cid:durableId="1556702484">
+    <w:abstractNumId w:val="27"/>
+  </w:num>
+  <w:num w:numId="12" w16cid:durableId="832836251">
+    <w:abstractNumId w:val="30"/>
+  </w:num>
+  <w:num w:numId="13" w16cid:durableId="346641190">
+    <w:abstractNumId w:val="7"/>
+  </w:num>
+  <w:num w:numId="14" w16cid:durableId="1408918824">
+    <w:abstractNumId w:val="0"/>
+  </w:num>
+  <w:num w:numId="15" w16cid:durableId="1209075318">
+    <w:abstractNumId w:val="6"/>
+  </w:num>
+  <w:num w:numId="16" w16cid:durableId="1626497863">
+    <w:abstractNumId w:val="31"/>
+  </w:num>
+  <w:num w:numId="17" w16cid:durableId="109323280">
+    <w:abstractNumId w:val="18"/>
+  </w:num>
+  <w:num w:numId="18" w16cid:durableId="85000878">
+    <w:abstractNumId w:val="32"/>
+  </w:num>
+  <w:num w:numId="19" w16cid:durableId="780106916">
+    <w:abstractNumId w:val="1"/>
+  </w:num>
+  <w:num w:numId="20" w16cid:durableId="610212969">
+    <w:abstractNumId w:val="10"/>
+  </w:num>
+  <w:num w:numId="21" w16cid:durableId="1017121529">
+    <w:abstractNumId w:val="12"/>
+  </w:num>
+  <w:num w:numId="22" w16cid:durableId="277836723">
+    <w:abstractNumId w:val="25"/>
+  </w:num>
+  <w:num w:numId="23" w16cid:durableId="1855420436">
+    <w:abstractNumId w:val="28"/>
+  </w:num>
+  <w:num w:numId="24" w16cid:durableId="731470018">
+    <w:abstractNumId w:val="17"/>
+  </w:num>
+  <w:num w:numId="25" w16cid:durableId="1150436832">
+    <w:abstractNumId w:val="33"/>
+  </w:num>
+  <w:num w:numId="26" w16cid:durableId="825318607">
+    <w:abstractNumId w:val="20"/>
+  </w:num>
+  <w:num w:numId="27" w16cid:durableId="252129267">
+    <w:abstractNumId w:val="21"/>
+  </w:num>
+  <w:num w:numId="28" w16cid:durableId="607739264">
+    <w:abstractNumId w:val="11"/>
+  </w:num>
+  <w:num w:numId="29" w16cid:durableId="558789069">
     <w:abstractNumId w:val="4"/>
   </w:num>
-  <w:num w:numId="2" w16cid:durableId="2086798866">
-    <w:abstractNumId w:val="1"/>
+  <w:num w:numId="30" w16cid:durableId="1677657947">
+    <w:abstractNumId w:val="22"/>
   </w:num>
-  <w:num w:numId="3" w16cid:durableId="1327711452">
-    <w:abstractNumId w:val="34"/>
+  <w:num w:numId="31" w16cid:durableId="1271356922">
+    <w:abstractNumId w:val="2"/>
   </w:num>
-  <w:num w:numId="4" w16cid:durableId="839348370">
-    <w:abstractNumId w:val="26"/>
+  <w:num w:numId="32" w16cid:durableId="1888297694">
+    <w:abstractNumId w:val="19"/>
   </w:num>
-  <w:num w:numId="5" w16cid:durableId="489758190">
-    <w:abstractNumId w:val="32"/>
+  <w:num w:numId="33" w16cid:durableId="1433010279">
+    <w:abstractNumId w:val="9"/>
   </w:num>
-  <w:num w:numId="6" w16cid:durableId="1308239552">
-    <w:abstractNumId w:val="15"/>
+  <w:num w:numId="34" w16cid:durableId="1113403025">
+    <w:abstractNumId w:val="14"/>
   </w:num>
-  <w:num w:numId="7" w16cid:durableId="1105883858">
-    <w:abstractNumId w:val="11"/>
+  <w:num w:numId="35" w16cid:durableId="1920676883">
+    <w:abstractNumId w:val="29"/>
   </w:num>
-  <w:num w:numId="8" w16cid:durableId="1015496884">
-    <w:abstractNumId w:val="0"/>
+  <w:num w:numId="36" w16cid:durableId="1066685994">
+    <w:abstractNumId w:val="23"/>
   </w:num>
-  <w:num w:numId="9" w16cid:durableId="1406224081">
-    <w:abstractNumId w:val="38"/>
+  <w:num w:numId="37" w16cid:durableId="1525442540">
+    <w:abstractNumId w:val="5"/>
   </w:num>
-  <w:num w:numId="10" w16cid:durableId="1764838427">
+  <w:num w:numId="38" w16cid:durableId="2006935769">
+    <w:abstractNumId w:val="8"/>
+  </w:num>
+  <w:num w:numId="39" w16cid:durableId="73211775">
+    <w:abstractNumId w:val="39"/>
+  </w:num>
+  <w:num w:numId="40" w16cid:durableId="1865900988">
     <w:abstractNumId w:val="37"/>
   </w:num>
-  <w:num w:numId="11" w16cid:durableId="1523351524">
-    <w:abstractNumId w:val="7"/>
-  </w:num>
-  <w:num w:numId="12" w16cid:durableId="1686832286">
-    <w:abstractNumId w:val="16"/>
-  </w:num>
-  <w:num w:numId="13" w16cid:durableId="1129282114">
-    <w:abstractNumId w:val="2"/>
-  </w:num>
-  <w:num w:numId="14" w16cid:durableId="164712331">
-    <w:abstractNumId w:val="25"/>
-  </w:num>
-  <w:num w:numId="15" w16cid:durableId="1317732362">
-    <w:abstractNumId w:val="9"/>
-  </w:num>
-  <w:num w:numId="16" w16cid:durableId="2007827500">
-    <w:abstractNumId w:val="19"/>
-  </w:num>
-  <w:num w:numId="17" w16cid:durableId="1218664812">
-    <w:abstractNumId w:val="23"/>
-  </w:num>
-  <w:num w:numId="18" w16cid:durableId="1391001611">
-    <w:abstractNumId w:val="29"/>
-  </w:num>
-  <w:num w:numId="19" w16cid:durableId="412317928">
-    <w:abstractNumId w:val="13"/>
-  </w:num>
-  <w:num w:numId="20" w16cid:durableId="1725177439">
-    <w:abstractNumId w:val="30"/>
-  </w:num>
-  <w:num w:numId="21" w16cid:durableId="684332448">
-    <w:abstractNumId w:val="20"/>
-  </w:num>
-  <w:num w:numId="22" w16cid:durableId="464588343">
-    <w:abstractNumId w:val="3"/>
-  </w:num>
-  <w:num w:numId="23" w16cid:durableId="1189946721">
-    <w:abstractNumId w:val="14"/>
-  </w:num>
-  <w:num w:numId="24" w16cid:durableId="1398287554">
-    <w:abstractNumId w:val="28"/>
-  </w:num>
-  <w:num w:numId="25" w16cid:durableId="1840343350">
-    <w:abstractNumId w:val="36"/>
-  </w:num>
-  <w:num w:numId="26" w16cid:durableId="774715397">
-    <w:abstractNumId w:val="27"/>
-  </w:num>
-  <w:num w:numId="27" w16cid:durableId="1399670532">
-    <w:abstractNumId w:val="8"/>
-  </w:num>
-  <w:num w:numId="28" w16cid:durableId="1453355257">
-    <w:abstractNumId w:val="17"/>
-  </w:num>
-  <w:num w:numId="29" w16cid:durableId="61369100">
-    <w:abstractNumId w:val="35"/>
-  </w:num>
-  <w:num w:numId="30" w16cid:durableId="1344939051">
-    <w:abstractNumId w:val="10"/>
-  </w:num>
-  <w:num w:numId="31" w16cid:durableId="363790796">
-    <w:abstractNumId w:val="6"/>
-  </w:num>
-  <w:num w:numId="32" w16cid:durableId="634141975">
-    <w:abstractNumId w:val="33"/>
-  </w:num>
-  <w:num w:numId="33" w16cid:durableId="1393845321">
-    <w:abstractNumId w:val="5"/>
-  </w:num>
-  <w:num w:numId="34" w16cid:durableId="338852830">
-    <w:abstractNumId w:val="21"/>
-  </w:num>
-  <w:num w:numId="35" w16cid:durableId="1371153291">
-    <w:abstractNumId w:val="12"/>
-  </w:num>
-  <w:num w:numId="36" w16cid:durableId="524444540">
-    <w:abstractNumId w:val="24"/>
-  </w:num>
-  <w:num w:numId="37" w16cid:durableId="1714379917">
-    <w:abstractNumId w:val="31"/>
-  </w:num>
-  <w:num w:numId="38" w16cid:durableId="207840287">
-    <w:abstractNumId w:val="18"/>
-  </w:num>
-  <w:num w:numId="39" w16cid:durableId="837160625">
-    <w:abstractNumId w:val="22"/>
+  <w:num w:numId="41" w16cid:durableId="1406876186">
+    <w:abstractNumId w:val="15"/>
   </w:num>
 </w:numbering>
 </file>
@@ -26274,7 +27986,7 @@
     <w:link w:val="Ttulo1Char"/>
     <w:uiPriority w:val="9"/>
     <w:qFormat/>
-    <w:rsid w:val="00B101D3"/>
+    <w:rsid w:val="0092479A"/>
     <w:pPr>
       <w:keepNext/>
       <w:keepLines/>
@@ -26296,7 +28008,7 @@
     <w:uiPriority w:val="9"/>
     <w:unhideWhenUsed/>
     <w:qFormat/>
-    <w:rsid w:val="00B101D3"/>
+    <w:rsid w:val="0092479A"/>
     <w:pPr>
       <w:keepNext/>
       <w:keepLines/>
@@ -26319,7 +28031,7 @@
     <w:semiHidden/>
     <w:unhideWhenUsed/>
     <w:qFormat/>
-    <w:rsid w:val="00B101D3"/>
+    <w:rsid w:val="0092479A"/>
     <w:pPr>
       <w:keepNext/>
       <w:keepLines/>
@@ -26342,7 +28054,7 @@
     <w:semiHidden/>
     <w:unhideWhenUsed/>
     <w:qFormat/>
-    <w:rsid w:val="00B101D3"/>
+    <w:rsid w:val="0092479A"/>
     <w:pPr>
       <w:keepNext/>
       <w:keepLines/>
@@ -26365,7 +28077,7 @@
     <w:semiHidden/>
     <w:unhideWhenUsed/>
     <w:qFormat/>
-    <w:rsid w:val="00B101D3"/>
+    <w:rsid w:val="0092479A"/>
     <w:pPr>
       <w:keepNext/>
       <w:keepLines/>
@@ -26386,7 +28098,7 @@
     <w:semiHidden/>
     <w:unhideWhenUsed/>
     <w:qFormat/>
-    <w:rsid w:val="00B101D3"/>
+    <w:rsid w:val="0092479A"/>
     <w:pPr>
       <w:keepNext/>
       <w:keepLines/>
@@ -26409,7 +28121,7 @@
     <w:semiHidden/>
     <w:unhideWhenUsed/>
     <w:qFormat/>
-    <w:rsid w:val="00B101D3"/>
+    <w:rsid w:val="0092479A"/>
     <w:pPr>
       <w:keepNext/>
       <w:keepLines/>
@@ -26430,7 +28142,7 @@
     <w:semiHidden/>
     <w:unhideWhenUsed/>
     <w:qFormat/>
-    <w:rsid w:val="00B101D3"/>
+    <w:rsid w:val="0092479A"/>
     <w:pPr>
       <w:keepNext/>
       <w:keepLines/>
@@ -26453,7 +28165,7 @@
     <w:semiHidden/>
     <w:unhideWhenUsed/>
     <w:qFormat/>
-    <w:rsid w:val="00B101D3"/>
+    <w:rsid w:val="0092479A"/>
     <w:pPr>
       <w:keepNext/>
       <w:keepLines/>
@@ -26497,7 +28209,7 @@
     <w:basedOn w:val="Fontepargpadro"/>
     <w:link w:val="Ttulo1"/>
     <w:uiPriority w:val="9"/>
-    <w:rsid w:val="00B101D3"/>
+    <w:rsid w:val="0092479A"/>
     <w:rPr>
       <w:rFonts w:asciiTheme="majorHAnsi" w:eastAsiaTheme="majorEastAsia" w:hAnsiTheme="majorHAnsi" w:cstheme="majorBidi"/>
       <w:color w:val="0F4761" w:themeColor="accent1" w:themeShade="BF"/>
@@ -26510,7 +28222,7 @@
     <w:basedOn w:val="Fontepargpadro"/>
     <w:link w:val="Ttulo2"/>
     <w:uiPriority w:val="9"/>
-    <w:rsid w:val="00B101D3"/>
+    <w:rsid w:val="0092479A"/>
     <w:rPr>
       <w:rFonts w:asciiTheme="majorHAnsi" w:eastAsiaTheme="majorEastAsia" w:hAnsiTheme="majorHAnsi" w:cstheme="majorBidi"/>
       <w:color w:val="0F4761" w:themeColor="accent1" w:themeShade="BF"/>
@@ -26524,7 +28236,7 @@
     <w:link w:val="Ttulo3"/>
     <w:uiPriority w:val="9"/>
     <w:semiHidden/>
-    <w:rsid w:val="00B101D3"/>
+    <w:rsid w:val="0092479A"/>
     <w:rPr>
       <w:rFonts w:eastAsiaTheme="majorEastAsia" w:cstheme="majorBidi"/>
       <w:color w:val="0F4761" w:themeColor="accent1" w:themeShade="BF"/>
@@ -26538,7 +28250,7 @@
     <w:link w:val="Ttulo4"/>
     <w:uiPriority w:val="9"/>
     <w:semiHidden/>
-    <w:rsid w:val="00B101D3"/>
+    <w:rsid w:val="0092479A"/>
     <w:rPr>
       <w:rFonts w:eastAsiaTheme="majorEastAsia" w:cstheme="majorBidi"/>
       <w:i/>
@@ -26552,7 +28264,7 @@
     <w:link w:val="Ttulo5"/>
     <w:uiPriority w:val="9"/>
     <w:semiHidden/>
-    <w:rsid w:val="00B101D3"/>
+    <w:rsid w:val="0092479A"/>
     <w:rPr>
       <w:rFonts w:eastAsiaTheme="majorEastAsia" w:cstheme="majorBidi"/>
       <w:color w:val="0F4761" w:themeColor="accent1" w:themeShade="BF"/>
@@ -26564,7 +28276,7 @@
     <w:link w:val="Ttulo6"/>
     <w:uiPriority w:val="9"/>
     <w:semiHidden/>
-    <w:rsid w:val="00B101D3"/>
+    <w:rsid w:val="0092479A"/>
     <w:rPr>
       <w:rFonts w:eastAsiaTheme="majorEastAsia" w:cstheme="majorBidi"/>
       <w:i/>
@@ -26578,7 +28290,7 @@
     <w:link w:val="Ttulo7"/>
     <w:uiPriority w:val="9"/>
     <w:semiHidden/>
-    <w:rsid w:val="00B101D3"/>
+    <w:rsid w:val="0092479A"/>
     <w:rPr>
       <w:rFonts w:eastAsiaTheme="majorEastAsia" w:cstheme="majorBidi"/>
       <w:color w:val="595959" w:themeColor="text1" w:themeTint="A6"/>
@@ -26590,7 +28302,7 @@
     <w:link w:val="Ttulo8"/>
     <w:uiPriority w:val="9"/>
     <w:semiHidden/>
-    <w:rsid w:val="00B101D3"/>
+    <w:rsid w:val="0092479A"/>
     <w:rPr>
       <w:rFonts w:eastAsiaTheme="majorEastAsia" w:cstheme="majorBidi"/>
       <w:i/>
@@ -26604,7 +28316,7 @@
     <w:link w:val="Ttulo9"/>
     <w:uiPriority w:val="9"/>
     <w:semiHidden/>
-    <w:rsid w:val="00B101D3"/>
+    <w:rsid w:val="0092479A"/>
     <w:rPr>
       <w:rFonts w:eastAsiaTheme="majorEastAsia" w:cstheme="majorBidi"/>
       <w:color w:val="272727" w:themeColor="text1" w:themeTint="D8"/>
@@ -26617,7 +28329,7 @@
     <w:link w:val="TtuloChar"/>
     <w:uiPriority w:val="10"/>
     <w:qFormat/>
-    <w:rsid w:val="00B101D3"/>
+    <w:rsid w:val="0092479A"/>
     <w:pPr>
       <w:spacing w:after="80" w:line="240" w:lineRule="auto"/>
       <w:contextualSpacing/>
@@ -26635,7 +28347,7 @@
     <w:basedOn w:val="Fontepargpadro"/>
     <w:link w:val="Ttulo"/>
     <w:uiPriority w:val="10"/>
-    <w:rsid w:val="00B101D3"/>
+    <w:rsid w:val="0092479A"/>
     <w:rPr>
       <w:rFonts w:asciiTheme="majorHAnsi" w:eastAsiaTheme="majorEastAsia" w:hAnsiTheme="majorHAnsi" w:cstheme="majorBidi"/>
       <w:spacing w:val="-10"/>
@@ -26651,7 +28363,7 @@
     <w:link w:val="SubttuloChar"/>
     <w:uiPriority w:val="11"/>
     <w:qFormat/>
-    <w:rsid w:val="00B101D3"/>
+    <w:rsid w:val="0092479A"/>
     <w:pPr>
       <w:numPr>
         <w:ilvl w:val="1"/>
@@ -26670,7 +28382,7 @@
     <w:basedOn w:val="Fontepargpadro"/>
     <w:link w:val="Subttulo"/>
     <w:uiPriority w:val="11"/>
-    <w:rsid w:val="00B101D3"/>
+    <w:rsid w:val="0092479A"/>
     <w:rPr>
       <w:rFonts w:eastAsiaTheme="majorEastAsia" w:cstheme="majorBidi"/>
       <w:color w:val="595959" w:themeColor="text1" w:themeTint="A6"/>
@@ -26686,7 +28398,7 @@
     <w:link w:val="CitaoChar"/>
     <w:uiPriority w:val="29"/>
     <w:qFormat/>
-    <w:rsid w:val="00B101D3"/>
+    <w:rsid w:val="0092479A"/>
     <w:pPr>
       <w:spacing w:before="160"/>
       <w:jc w:val="center"/>
@@ -26702,7 +28414,7 @@
     <w:basedOn w:val="Fontepargpadro"/>
     <w:link w:val="Citao"/>
     <w:uiPriority w:val="29"/>
-    <w:rsid w:val="00B101D3"/>
+    <w:rsid w:val="0092479A"/>
     <w:rPr>
       <w:i/>
       <w:iCs/>
@@ -26714,7 +28426,7 @@
     <w:basedOn w:val="Normal"/>
     <w:uiPriority w:val="34"/>
     <w:qFormat/>
-    <w:rsid w:val="00B101D3"/>
+    <w:rsid w:val="0092479A"/>
     <w:pPr>
       <w:ind w:left="720"/>
       <w:contextualSpacing/>
@@ -26725,7 +28437,7 @@
     <w:basedOn w:val="Fontepargpadro"/>
     <w:uiPriority w:val="21"/>
     <w:qFormat/>
-    <w:rsid w:val="00B101D3"/>
+    <w:rsid w:val="0092479A"/>
     <w:rPr>
       <w:i/>
       <w:iCs/>
@@ -26739,7 +28451,7 @@
     <w:link w:val="CitaoIntensaChar"/>
     <w:uiPriority w:val="30"/>
     <w:qFormat/>
-    <w:rsid w:val="00B101D3"/>
+    <w:rsid w:val="0092479A"/>
     <w:pPr>
       <w:pBdr>
         <w:top w:val="single" w:sz="4" w:space="10" w:color="0F4761" w:themeColor="accent1" w:themeShade="BF"/>
@@ -26760,7 +28472,7 @@
     <w:basedOn w:val="Fontepargpadro"/>
     <w:link w:val="CitaoIntensa"/>
     <w:uiPriority w:val="30"/>
-    <w:rsid w:val="00B101D3"/>
+    <w:rsid w:val="0092479A"/>
     <w:rPr>
       <w:i/>
       <w:iCs/>
@@ -26772,7 +28484,7 @@
     <w:basedOn w:val="Fontepargpadro"/>
     <w:uiPriority w:val="32"/>
     <w:qFormat/>
-    <w:rsid w:val="00B101D3"/>
+    <w:rsid w:val="0092479A"/>
     <w:rPr>
       <w:b/>
       <w:bCs/>
@@ -26787,7 +28499,7 @@
     <w:link w:val="CabealhoChar"/>
     <w:uiPriority w:val="99"/>
     <w:unhideWhenUsed/>
-    <w:rsid w:val="00B101D3"/>
+    <w:rsid w:val="0092479A"/>
     <w:pPr>
       <w:tabs>
         <w:tab w:val="center" w:pos="4252"/>
@@ -26801,7 +28513,7 @@
     <w:basedOn w:val="Fontepargpadro"/>
     <w:link w:val="Cabealho"/>
     <w:uiPriority w:val="99"/>
-    <w:rsid w:val="00B101D3"/>
+    <w:rsid w:val="0092479A"/>
   </w:style>
   <w:style w:type="paragraph" w:styleId="Rodap">
     <w:name w:val="footer"/>
@@ -26809,7 +28521,7 @@
     <w:link w:val="RodapChar"/>
     <w:uiPriority w:val="99"/>
     <w:unhideWhenUsed/>
-    <w:rsid w:val="00B101D3"/>
+    <w:rsid w:val="0092479A"/>
     <w:pPr>
       <w:tabs>
         <w:tab w:val="center" w:pos="4252"/>
@@ -26823,7 +28535,7 @@
     <w:basedOn w:val="Fontepargpadro"/>
     <w:link w:val="Rodap"/>
     <w:uiPriority w:val="99"/>
-    <w:rsid w:val="00B101D3"/>
+    <w:rsid w:val="0092479A"/>
   </w:style>
   <w:style w:type="paragraph" w:styleId="Sumrio1">
     <w:name w:val="toc 1"/>
@@ -26832,7 +28544,7 @@
     <w:autoRedefine/>
     <w:uiPriority w:val="39"/>
     <w:unhideWhenUsed/>
-    <w:rsid w:val="00B101D3"/>
+    <w:rsid w:val="0092479A"/>
     <w:pPr>
       <w:spacing w:after="100"/>
     </w:pPr>
@@ -26844,7 +28556,7 @@
     <w:autoRedefine/>
     <w:uiPriority w:val="39"/>
     <w:unhideWhenUsed/>
-    <w:rsid w:val="00B101D3"/>
+    <w:rsid w:val="0092479A"/>
     <w:pPr>
       <w:spacing w:after="100"/>
       <w:ind w:left="240"/>
